--- a/output/papers/Round 3/manuscript-brief-clean.docx
+++ b/output/papers/Round 3/manuscript-brief-clean.docx
@@ -1,6 +1,6 @@
 
 <file path=word/document.xml><?xml version="1.0" encoding="utf-8"?>
-<w:document xmlns:wpc="http://schemas.microsoft.com/office/word/2010/wordprocessingCanvas" xmlns:cx="http://schemas.microsoft.com/office/drawing/2014/chartex" xmlns:cx1="http://schemas.microsoft.com/office/drawing/2015/9/8/chartex" xmlns:cx2="http://schemas.microsoft.com/office/drawing/2015/10/21/chartex" xmlns:cx3="http://schemas.microsoft.com/office/drawing/2016/5/9/chartex" xmlns:cx4="http://schemas.microsoft.com/office/drawing/2016/5/10/chartex" xmlns:cx5="http://schemas.microsoft.com/office/drawing/2016/5/11/chartex" xmlns:cx6="http://schemas.microsoft.com/office/drawing/2016/5/12/chartex" xmlns:cx7="http://schemas.microsoft.com/office/drawing/2016/5/13/chartex" xmlns:cx8="http://schemas.microsoft.com/office/drawing/2016/5/14/chartex" xmlns:mc="http://schemas.openxmlformats.org/markup-compatibility/2006" xmlns:aink="http://schemas.microsoft.com/office/drawing/2016/ink" xmlns:am3d="http://schemas.microsoft.com/office/drawing/2017/model3d" xmlns:o="urn:schemas-microsoft-com:office:office" xmlns:oel="http://schemas.microsoft.com/office/2019/extlst" xmlns:r="http://schemas.openxmlformats.org/officeDocument/2006/relationships" xmlns:m="http://schemas.openxmlformats.org/officeDocument/2006/math" xmlns:v="urn:schemas-microsoft-com:vml" xmlns:wp14="http://schemas.microsoft.com/office/word/2010/wordprocessingDrawing" xmlns:wp="http://schemas.openxmlformats.org/drawingml/2006/wordprocessingDrawing" xmlns:w10="urn:schemas-microsoft-com:office:word" xmlns:w="http://schemas.openxmlformats.org/wordprocessingml/2006/main" xmlns:w14="http://schemas.microsoft.com/office/word/2010/wordml" xmlns:w15="http://schemas.microsoft.com/office/word/2012/wordml" xmlns:w16cex="http://schemas.microsoft.com/office/word/2018/wordml/cex" xmlns:w16cid="http://schemas.microsoft.com/office/word/2016/wordml/cid" xmlns:w16="http://schemas.microsoft.com/office/word/2018/wordml" xmlns:w16du="http://schemas.microsoft.com/office/word/2023/wordml/word16du" xmlns:w16sdtdh="http://schemas.microsoft.com/office/word/2020/wordml/sdtdatahash" xmlns:w16se="http://schemas.microsoft.com/office/word/2015/wordml/symex" xmlns:wpg="http://schemas.microsoft.com/office/word/2010/wordprocessingGroup" xmlns:wpi="http://schemas.microsoft.com/office/word/2010/wordprocessingInk" xmlns:wne="http://schemas.microsoft.com/office/word/2006/wordml" xmlns:wps="http://schemas.microsoft.com/office/word/2010/wordprocessingShape" mc:Ignorable="w14 w15 w16se w16cid w16 w16cex w16sdtdh w16du wp14">
+<w:document xmlns:wpc="http://schemas.microsoft.com/office/word/2010/wordprocessingCanvas" xmlns:cx="http://schemas.microsoft.com/office/drawing/2014/chartex" xmlns:cx1="http://schemas.microsoft.com/office/drawing/2015/9/8/chartex" xmlns:cx2="http://schemas.microsoft.com/office/drawing/2015/10/21/chartex" xmlns:cx3="http://schemas.microsoft.com/office/drawing/2016/5/9/chartex" xmlns:cx4="http://schemas.microsoft.com/office/drawing/2016/5/10/chartex" xmlns:cx5="http://schemas.microsoft.com/office/drawing/2016/5/11/chartex" xmlns:cx6="http://schemas.microsoft.com/office/drawing/2016/5/12/chartex" xmlns:cx7="http://schemas.microsoft.com/office/drawing/2016/5/13/chartex" xmlns:cx8="http://schemas.microsoft.com/office/drawing/2016/5/14/chartex" xmlns:mc="http://schemas.openxmlformats.org/markup-compatibility/2006" xmlns:aink="http://schemas.microsoft.com/office/drawing/2016/ink" xmlns:am3d="http://schemas.microsoft.com/office/drawing/2017/model3d" xmlns:o="urn:schemas-microsoft-com:office:office" xmlns:oel="http://schemas.microsoft.com/office/2019/extlst" xmlns:r="http://schemas.openxmlformats.org/officeDocument/2006/relationships" xmlns:m="http://schemas.openxmlformats.org/officeDocument/2006/math" xmlns:v="urn:schemas-microsoft-com:vml" xmlns:wp14="http://schemas.microsoft.com/office/word/2010/wordprocessingDrawing" xmlns:wp="http://schemas.openxmlformats.org/drawingml/2006/wordprocessingDrawing" xmlns:w10="urn:schemas-microsoft-com:office:word" xmlns:w="http://schemas.openxmlformats.org/wordprocessingml/2006/main" xmlns:w14="http://schemas.microsoft.com/office/word/2010/wordml" xmlns:w15="http://schemas.microsoft.com/office/word/2012/wordml" xmlns:w16cex="http://schemas.microsoft.com/office/word/2018/wordml/cex" xmlns:w16cid="http://schemas.microsoft.com/office/word/2016/wordml/cid" xmlns:w16="http://schemas.microsoft.com/office/word/2018/wordml" xmlns:w16du="http://schemas.microsoft.com/office/word/2023/wordml/word16du" xmlns:w16sdtdh="http://schemas.microsoft.com/office/word/2020/wordml/sdtdatahash" xmlns:w16sdtfl="http://schemas.microsoft.com/office/word/2024/wordml/sdtformatlock" xmlns:w16se="http://schemas.microsoft.com/office/word/2015/wordml/symex" xmlns:wpg="http://schemas.microsoft.com/office/word/2010/wordprocessingGroup" xmlns:wpi="http://schemas.microsoft.com/office/word/2010/wordprocessingInk" xmlns:wne="http://schemas.microsoft.com/office/word/2006/wordml" xmlns:wps="http://schemas.microsoft.com/office/word/2010/wordprocessingShape" mc:Ignorable="w14 w15 w16se w16cid w16 w16cex w16sdtdh w16sdtfl w16du wp14">
   <w:body>
     <w:p>
       <w:r>
@@ -595,7 +595,21 @@
         <w:rPr>
           <w:szCs w:val="22"/>
         </w:rPr>
-        <w:t xml:space="preserve"> In a series of perception experiments, we find that listeners compensate for the presence of a pen in the mouth of the talker, as long as the effects of the pen on the articulators (</w:t>
+        <w:t xml:space="preserve"> In a series of perception experiments, we find that listeners compensate for the presence of a pen in the mouth of the talker, </w:t>
+      </w:r>
+      <w:proofErr w:type="gramStart"/>
+      <w:r>
+        <w:rPr>
+          <w:szCs w:val="22"/>
+        </w:rPr>
+        <w:t>as long as</w:t>
+      </w:r>
+      <w:proofErr w:type="gramEnd"/>
+      <w:r>
+        <w:rPr>
+          <w:szCs w:val="22"/>
+        </w:rPr>
+        <w:t xml:space="preserve"> the effects of the pen on the articulators (</w:t>
       </w:r>
       <w:r>
         <w:rPr>
@@ -898,7 +912,21 @@
         <w:rPr>
           <w:szCs w:val="22"/>
         </w:rPr>
-        <w:t xml:space="preserve">acoustically more similar to typical </w:t>
+        <w:t xml:space="preserve">acoustically more </w:t>
+      </w:r>
+      <w:proofErr w:type="gramStart"/>
+      <w:r>
+        <w:rPr>
+          <w:szCs w:val="22"/>
+        </w:rPr>
+        <w:t>similar to</w:t>
+      </w:r>
+      <w:proofErr w:type="gramEnd"/>
+      <w:r>
+        <w:rPr>
+          <w:szCs w:val="22"/>
+        </w:rPr>
+        <w:t xml:space="preserve"> typical </w:t>
       </w:r>
       <w:r>
         <w:rPr>
@@ -1898,7 +1926,21 @@
         <w:rPr>
           <w:szCs w:val="22"/>
         </w:rPr>
-        <w:t>context should elicit compensation similar to that observed in previous studies on linguistic context</w:t>
+        <w:t xml:space="preserve">context should elicit compensation </w:t>
+      </w:r>
+      <w:proofErr w:type="gramStart"/>
+      <w:r>
+        <w:rPr>
+          <w:szCs w:val="22"/>
+        </w:rPr>
+        <w:t>similar to</w:t>
+      </w:r>
+      <w:proofErr w:type="gramEnd"/>
+      <w:r>
+        <w:rPr>
+          <w:szCs w:val="22"/>
+        </w:rPr>
+        <w:t xml:space="preserve"> that observed in previous studies on linguistic context</w:t>
       </w:r>
       <w:r>
         <w:rPr>
@@ -1947,8 +1989,16 @@
         <w:rPr>
           <w:szCs w:val="22"/>
         </w:rPr>
-        <w:t xml:space="preserve">by a </w:t>
-      </w:r>
+        <w:t xml:space="preserve">by </w:t>
+      </w:r>
+      <w:del w:id="0" w:author="Jaeger, Florian" w:date="2025-08-14T11:19:00Z" w16du:dateUtc="2025-08-14T09:19:00Z">
+        <w:r>
+          <w:rPr>
+            <w:szCs w:val="22"/>
+          </w:rPr>
+          <w:delText xml:space="preserve">a </w:delText>
+        </w:r>
+      </w:del>
       <w:r>
         <w:rPr>
           <w:i/>
@@ -1961,7 +2011,29 @@
         <w:rPr>
           <w:szCs w:val="22"/>
         </w:rPr>
-        <w:t xml:space="preserve">-phonetic source. </w:t>
+        <w:t xml:space="preserve">-phonetic </w:t>
+      </w:r>
+      <w:del w:id="1" w:author="Jaeger, Florian" w:date="2025-08-14T11:19:00Z" w16du:dateUtc="2025-08-14T09:19:00Z">
+        <w:r>
+          <w:rPr>
+            <w:szCs w:val="22"/>
+          </w:rPr>
+          <w:delText>source</w:delText>
+        </w:r>
+      </w:del>
+      <w:ins w:id="2" w:author="Jaeger, Florian" w:date="2025-08-14T11:19:00Z" w16du:dateUtc="2025-08-14T09:19:00Z">
+        <w:r>
+          <w:rPr>
+            <w:szCs w:val="22"/>
+          </w:rPr>
+          <w:t>context</w:t>
+        </w:r>
+      </w:ins>
+      <w:r>
+        <w:rPr>
+          <w:szCs w:val="22"/>
+        </w:rPr>
+        <w:t xml:space="preserve">. </w:t>
       </w:r>
       <w:r>
         <w:rPr>
@@ -2142,7 +2214,21 @@
         <w:rPr>
           <w:szCs w:val="22"/>
         </w:rPr>
-        <w:t xml:space="preserve">from /s/ in English (Jongman, Wayland, &amp; Wong, 2000), both of these </w:t>
+        <w:t xml:space="preserve">from /s/ in English (Jongman, Wayland, &amp; Wong, 2000), </w:t>
+      </w:r>
+      <w:proofErr w:type="gramStart"/>
+      <w:r>
+        <w:rPr>
+          <w:szCs w:val="22"/>
+        </w:rPr>
+        <w:t>both of these</w:t>
+      </w:r>
+      <w:proofErr w:type="gramEnd"/>
+      <w:r>
+        <w:rPr>
+          <w:szCs w:val="22"/>
+        </w:rPr>
+        <w:t xml:space="preserve"> </w:t>
       </w:r>
       <w:r>
         <w:rPr>
@@ -2178,25 +2264,82 @@
         <w:rPr>
           <w:szCs w:val="22"/>
         </w:rPr>
-        <w:t>If listeners c</w:t>
-      </w:r>
-      <w:r>
-        <w:rPr>
-          <w:szCs w:val="22"/>
-        </w:rPr>
-        <w:t>ompensa</w:t>
-      </w:r>
-      <w:r>
-        <w:rPr>
-          <w:szCs w:val="22"/>
-        </w:rPr>
-        <w:t xml:space="preserve">te for either or both of these effects of the pen on articulation, it should bias their perception towards </w:t>
-      </w:r>
-      <w:r>
-        <w:rPr>
-          <w:szCs w:val="22"/>
-        </w:rPr>
-        <w:t>/s/ (against /ʃ/).</w:t>
+        <w:t xml:space="preserve">If listeners </w:t>
+      </w:r>
+      <w:r>
+        <w:rPr>
+          <w:i/>
+          <w:iCs/>
+          <w:szCs w:val="22"/>
+          <w:rPrChange w:id="3" w:author="Jaeger, Florian" w:date="2025-08-14T11:20:00Z" w16du:dateUtc="2025-08-14T09:20:00Z">
+            <w:rPr>
+              <w:szCs w:val="22"/>
+            </w:rPr>
+          </w:rPrChange>
+        </w:rPr>
+        <w:t>compensate</w:t>
+      </w:r>
+      <w:r>
+        <w:rPr>
+          <w:szCs w:val="22"/>
+        </w:rPr>
+        <w:t xml:space="preserve"> for either or </w:t>
+      </w:r>
+      <w:proofErr w:type="gramStart"/>
+      <w:r>
+        <w:rPr>
+          <w:szCs w:val="22"/>
+        </w:rPr>
+        <w:t>both of these</w:t>
+      </w:r>
+      <w:proofErr w:type="gramEnd"/>
+      <w:r>
+        <w:rPr>
+          <w:szCs w:val="22"/>
+        </w:rPr>
+        <w:t xml:space="preserve"> effects of the pen on articulation, </w:t>
+      </w:r>
+      <w:ins w:id="4" w:author="Jaeger, Florian" w:date="2025-08-14T11:20:00Z" w16du:dateUtc="2025-08-14T09:20:00Z">
+        <w:r>
+          <w:rPr>
+            <w:szCs w:val="22"/>
+          </w:rPr>
+          <w:t>this compensation</w:t>
+        </w:r>
+      </w:ins>
+      <w:del w:id="5" w:author="Jaeger, Florian" w:date="2025-08-14T11:20:00Z" w16du:dateUtc="2025-08-14T09:20:00Z">
+        <w:r>
+          <w:rPr>
+            <w:szCs w:val="22"/>
+          </w:rPr>
+          <w:delText>it</w:delText>
+        </w:r>
+      </w:del>
+      <w:r>
+        <w:rPr>
+          <w:szCs w:val="22"/>
+        </w:rPr>
+        <w:t xml:space="preserve"> should bias their perception towards </w:t>
+      </w:r>
+      <w:r>
+        <w:rPr>
+          <w:szCs w:val="22"/>
+        </w:rPr>
+        <w:t>/s/ (against /ʃ/)</w:t>
+      </w:r>
+      <w:ins w:id="6" w:author="Jaeger, Florian" w:date="2025-08-14T11:21:00Z" w16du:dateUtc="2025-08-14T09:21:00Z">
+        <w:r>
+          <w:rPr>
+            <w:szCs w:val="22"/>
+          </w:rPr>
+          <w:t>, relative to an identical acoustic input that is observed in the absence of a pen in the mouth</w:t>
+        </w:r>
+      </w:ins>
+      <w:r>
+        <w:rPr>
+          <w:szCs w:val="22"/>
+        </w:rPr>
+        <w:t>.</w:t>
       </w:r>
       <w:r>
         <w:rPr>
@@ -2554,7 +2697,28 @@
         <w:rPr>
           <w:szCs w:val="22"/>
         </w:rPr>
-        <w:t xml:space="preserve"> remained a matter of theoretical debate, and competing proposals appeal to different</w:t>
+        <w:t xml:space="preserve"> remained a matter of theoretical </w:t>
+      </w:r>
+      <w:proofErr w:type="gramStart"/>
+      <w:r>
+        <w:rPr>
+          <w:szCs w:val="22"/>
+        </w:rPr>
+        <w:t xml:space="preserve">debate, </w:t>
+      </w:r>
+      <w:r>
+        <w:rPr>
+          <w:szCs w:val="22"/>
+        </w:rPr>
+        <w:lastRenderedPageBreak/>
+        <w:t>and</w:t>
+      </w:r>
+      <w:proofErr w:type="gramEnd"/>
+      <w:r>
+        <w:rPr>
+          <w:szCs w:val="22"/>
+        </w:rPr>
+        <w:t xml:space="preserve"> competing proposals appeal to different</w:t>
       </w:r>
       <w:r>
         <w:rPr>
@@ -2578,14 +2742,7 @@
         <w:rPr>
           <w:szCs w:val="22"/>
         </w:rPr>
-        <w:t xml:space="preserve">For instance, one </w:t>
-      </w:r>
-      <w:r>
-        <w:rPr>
-          <w:szCs w:val="22"/>
-        </w:rPr>
-        <w:lastRenderedPageBreak/>
-        <w:t>hypothesis holds that listeners store audio-visual ex</w:t>
+        <w:t>For instance, one hypothesis holds that listeners store audio-visual ex</w:t>
       </w:r>
       <w:r>
         <w:rPr>
@@ -2987,7 +3144,14 @@
         <w:rPr>
           <w:szCs w:val="22"/>
         </w:rPr>
-        <w:t>blocking of perceptual recalibration when the talker has a pen in the mouth during the shifted pronunciations (e.g., Kraljic et al., 2008), as described above</w:t>
+        <w:t xml:space="preserve">blocking of perceptual recalibration when the talker has a pen in the mouth during the shifted pronunciations </w:t>
+      </w:r>
+      <w:r>
+        <w:rPr>
+          <w:szCs w:val="22"/>
+        </w:rPr>
+        <w:lastRenderedPageBreak/>
+        <w:t>(e.g., Kraljic et al., 2008), as described above</w:t>
       </w:r>
       <w:r>
         <w:rPr>
@@ -3005,14 +3169,7 @@
         <w:rPr>
           <w:szCs w:val="22"/>
         </w:rPr>
-        <w:t xml:space="preserve"> project seeks to understand how such </w:t>
-      </w:r>
-      <w:r>
-        <w:rPr>
-          <w:szCs w:val="22"/>
-        </w:rPr>
-        <w:lastRenderedPageBreak/>
-        <w:t>incidental causes affect listeners’ interpretation of the acoustic input (1) in the moment (‘processing’ / ‘perception’)</w:t>
+        <w:t xml:space="preserve"> project seeks to understand how such incidental causes affect listeners’ interpretation of the acoustic input (1) in the moment (‘processing’ / ‘perception’)</w:t>
       </w:r>
       <w:r>
         <w:rPr>
@@ -3200,8 +3357,13 @@
       <w:r>
         <w:t xml:space="preserve"> </w:t>
       </w:r>
-      <w:r>
-        <w:t xml:space="preserve">With regard to ethnicity, </w:t>
+      <w:proofErr w:type="gramStart"/>
+      <w:r>
+        <w:t>With regard to</w:t>
+      </w:r>
+      <w:proofErr w:type="gramEnd"/>
+      <w:r>
+        <w:t xml:space="preserve"> ethnicity, </w:t>
       </w:r>
       <w:r>
         <w:t>8.5</w:t>
@@ -3225,13 +3387,21 @@
         <w:t>1.9</w:t>
       </w:r>
       <w:r>
-        <w:t>% declined to report. With</w:t>
+        <w:t xml:space="preserve">% declined to report. </w:t>
+      </w:r>
+      <w:proofErr w:type="gramStart"/>
+      <w:r>
+        <w:t>With</w:t>
       </w:r>
       <w:r>
         <w:t xml:space="preserve"> </w:t>
       </w:r>
       <w:r>
-        <w:t>regard to race, 7</w:t>
+        <w:t>regard to</w:t>
+      </w:r>
+      <w:proofErr w:type="gramEnd"/>
+      <w:r>
+        <w:t xml:space="preserve"> race, 7</w:t>
       </w:r>
       <w:r>
         <w:t>2.7</w:t>
@@ -3279,8 +3449,13 @@
         <w:t xml:space="preserve"> </w:t>
       </w:r>
       <w:r>
-        <w:t>American Indian/Alaska Native or Native Hawaiian or other</w:t>
-      </w:r>
+        <w:t xml:space="preserve">American Indian/Alaska Native or Native Hawaiian or </w:t>
+      </w:r>
+      <w:proofErr w:type="gramStart"/>
+      <w:r>
+        <w:t>other</w:t>
+      </w:r>
+      <w:proofErr w:type="gramEnd"/>
       <w:r>
         <w:t xml:space="preserve"> </w:t>
       </w:r>
@@ -3437,7 +3612,14 @@
         <w:rPr>
           <w:szCs w:val="22"/>
         </w:rPr>
-        <w:t xml:space="preserve"> employ the exact same design and procedure but differ in the specific visual and acoustic stimuli they employ, as well as minor details of the post-experiment survey</w:t>
+        <w:t xml:space="preserve"> employ the exact same design and procedure but differ in the specific visual and acoustic stimuli they employ, as well as minor details </w:t>
+      </w:r>
+      <w:r>
+        <w:rPr>
+          <w:szCs w:val="22"/>
+        </w:rPr>
+        <w:lastRenderedPageBreak/>
+        <w:t>of the post-experiment survey</w:t>
       </w:r>
       <w:r>
         <w:rPr>
@@ -3479,14 +3661,7 @@
         <w:rPr>
           <w:szCs w:val="22"/>
         </w:rPr>
-        <w:t xml:space="preserve">audiovisual speech </w:t>
-      </w:r>
-      <w:r>
-        <w:rPr>
-          <w:szCs w:val="22"/>
-        </w:rPr>
-        <w:lastRenderedPageBreak/>
-        <w:t>stimuli</w:t>
+        <w:t>audiovisual speech stimuli</w:t>
       </w:r>
       <w:r>
         <w:rPr>
@@ -4011,7 +4186,7 @@
           <w:szCs w:val="22"/>
         </w:rPr>
       </w:pPr>
-      <w:bookmarkStart w:id="0" w:name="_Ref81579849"/>
+      <w:bookmarkStart w:id="7" w:name="_Ref81579849"/>
       <w:r>
         <w:rPr>
           <w:szCs w:val="22"/>
@@ -4050,7 +4225,7 @@
         </w:rPr>
         <w:fldChar w:fldCharType="end"/>
       </w:r>
-      <w:bookmarkEnd w:id="0"/>
+      <w:bookmarkEnd w:id="7"/>
       <w:r>
         <w:rPr>
           <w:szCs w:val="22"/>
@@ -4203,40 +4378,33 @@
         <w:rPr>
           <w:szCs w:val="22"/>
         </w:rPr>
-        <w:t>, such as lip-rounding (</w:t>
-      </w:r>
-      <w:r>
-        <w:rPr>
-          <w:szCs w:val="22"/>
-        </w:rPr>
-        <w:t xml:space="preserve">Proctor, </w:t>
+        <w:t xml:space="preserve">, such </w:t>
+      </w:r>
+      <w:r>
+        <w:rPr>
+          <w:szCs w:val="22"/>
+        </w:rPr>
+        <w:lastRenderedPageBreak/>
+        <w:t>as lip-rounding (</w:t>
+      </w:r>
+      <w:r>
+        <w:rPr>
+          <w:szCs w:val="22"/>
+        </w:rPr>
+        <w:t xml:space="preserve">Proctor, Shadle, &amp; </w:t>
       </w:r>
       <w:proofErr w:type="spellStart"/>
       <w:r>
         <w:rPr>
           <w:szCs w:val="22"/>
         </w:rPr>
-        <w:t>Shadle</w:t>
+        <w:t>Iskarous</w:t>
       </w:r>
       <w:proofErr w:type="spellEnd"/>
       <w:r>
         <w:rPr>
           <w:szCs w:val="22"/>
         </w:rPr>
-        <w:t xml:space="preserve">, &amp; </w:t>
-      </w:r>
-      <w:proofErr w:type="spellStart"/>
-      <w:r>
-        <w:rPr>
-          <w:szCs w:val="22"/>
-        </w:rPr>
-        <w:t>Iskarous</w:t>
-      </w:r>
-      <w:proofErr w:type="spellEnd"/>
-      <w:r>
-        <w:rPr>
-          <w:szCs w:val="22"/>
-        </w:rPr>
         <w:t xml:space="preserve">, </w:t>
       </w:r>
       <w:r>
@@ -4273,14 +4441,7 @@
         <w:rPr>
           <w:szCs w:val="22"/>
         </w:rPr>
-        <w:t xml:space="preserve">integrate </w:t>
-      </w:r>
-      <w:r>
-        <w:rPr>
-          <w:szCs w:val="22"/>
-        </w:rPr>
-        <w:lastRenderedPageBreak/>
-        <w:t>acoustic and visual information to articulation, and identification responses are known to reflect this integration (McGurk &amp; McDonal</w:t>
+        <w:t>integrate acoustic and visual information to articulation, and identification responses are known to reflect this integration (McGurk &amp; McDonal</w:t>
       </w:r>
       <w:r>
         <w:rPr>
@@ -4579,7 +4740,21 @@
         <w:rPr>
           <w:szCs w:val="22"/>
         </w:rPr>
-        <w:t xml:space="preserve"> sequence highly similar to </w:t>
+        <w:t xml:space="preserve"> sequence highly </w:t>
+      </w:r>
+      <w:proofErr w:type="gramStart"/>
+      <w:r>
+        <w:rPr>
+          <w:szCs w:val="22"/>
+        </w:rPr>
+        <w:t>similar to</w:t>
+      </w:r>
+      <w:proofErr w:type="gramEnd"/>
+      <w:r>
+        <w:rPr>
+          <w:szCs w:val="22"/>
+        </w:rPr>
+        <w:t xml:space="preserve"> </w:t>
       </w:r>
       <w:proofErr w:type="spellStart"/>
       <w:r>
@@ -4988,7 +5163,14 @@
         <w:rPr>
           <w:szCs w:val="22"/>
         </w:rPr>
-        <w:t xml:space="preserve"> the norming experiments in Liu &amp; Jaeger (2018</w:t>
+        <w:t xml:space="preserve"> the norming experiments in Liu &amp; </w:t>
+      </w:r>
+      <w:r>
+        <w:rPr>
+          <w:szCs w:val="22"/>
+        </w:rPr>
+        <w:lastRenderedPageBreak/>
+        <w:t>Jaeger (2018</w:t>
       </w:r>
       <w:r>
         <w:rPr>
@@ -5007,14 +5189,7 @@
         <w:rPr>
           <w:szCs w:val="22"/>
         </w:rPr>
-        <w:t xml:space="preserve">participants were recruited under Protocol 00045955 approved by the Research </w:t>
-      </w:r>
-      <w:r>
-        <w:rPr>
-          <w:szCs w:val="22"/>
-        </w:rPr>
-        <w:lastRenderedPageBreak/>
-        <w:t>Subjects Review Board at the University of Rochester.</w:t>
+        <w:t>participants were recruited under Protocol 00045955 approved by the Research Subjects Review Board at the University of Rochester.</w:t>
       </w:r>
     </w:p>
     <w:p>
@@ -5794,6 +5969,7 @@
         <w:rPr>
           <w:szCs w:val="22"/>
         </w:rPr>
+        <w:lastRenderedPageBreak/>
         <w:t>that, across all other manipulations, yield</w:t>
       </w:r>
       <w:r>
@@ -5856,14 +6032,7 @@
         <w:rPr>
           <w:szCs w:val="22"/>
         </w:rPr>
-        <w:t xml:space="preserve">responses, four steps that yield </w:t>
-      </w:r>
-      <w:r>
-        <w:rPr>
-          <w:szCs w:val="22"/>
-        </w:rPr>
-        <w:lastRenderedPageBreak/>
-        <w:t xml:space="preserve">close to 50% </w:t>
+        <w:t xml:space="preserve">responses, four steps that yield close to 50% </w:t>
       </w:r>
       <w:proofErr w:type="spellStart"/>
       <w:r>
@@ -6304,13 +6473,27 @@
         <w:rPr>
           <w:szCs w:val="22"/>
         </w:rPr>
-        <w:t xml:space="preserve"> required sound sequence similar </w:t>
-      </w:r>
-      <w:r>
-        <w:rPr>
-          <w:szCs w:val="22"/>
-        </w:rPr>
-        <w:t xml:space="preserve">to </w:t>
+        <w:t xml:space="preserve"> required sound sequence </w:t>
+      </w:r>
+      <w:proofErr w:type="gramStart"/>
+      <w:r>
+        <w:rPr>
+          <w:szCs w:val="22"/>
+        </w:rPr>
+        <w:t xml:space="preserve">similar </w:t>
+      </w:r>
+      <w:r>
+        <w:rPr>
+          <w:szCs w:val="22"/>
+        </w:rPr>
+        <w:t>to</w:t>
+      </w:r>
+      <w:proofErr w:type="gramEnd"/>
+      <w:r>
+        <w:rPr>
+          <w:szCs w:val="22"/>
+        </w:rPr>
+        <w:t xml:space="preserve"> </w:t>
       </w:r>
       <w:proofErr w:type="spellStart"/>
       <w:r>
@@ -6596,7 +6779,14 @@
         <w:rPr>
           <w:szCs w:val="22"/>
         </w:rPr>
-        <w:t>to create the exposure videos, we added a fade-in and fade-out (each of 300 msecs) to the beginning and end of the new video segments. This resulted in videos of, on average, 1361 msecs duration (SD = 54 msecs).</w:t>
+        <w:t xml:space="preserve">to create the exposure videos, we added a fade-in and fade-out (each of 300 msecs) to the beginning and end of the new video segments. This </w:t>
+      </w:r>
+      <w:r>
+        <w:rPr>
+          <w:szCs w:val="22"/>
+        </w:rPr>
+        <w:lastRenderedPageBreak/>
+        <w:t>resulted in videos of, on average, 1361 msecs duration (SD = 54 msecs).</w:t>
       </w:r>
     </w:p>
     <w:p>
@@ -6609,7 +6799,6 @@
         <w:rPr>
           <w:szCs w:val="22"/>
         </w:rPr>
-        <w:lastRenderedPageBreak/>
         <w:t>Half of the twelve videos were extracted from video recordings of the talker pronouncing a</w:t>
       </w:r>
       <w:r>
@@ -7023,7 +7212,21 @@
         <w:rPr>
           <w:szCs w:val="22"/>
         </w:rPr>
-        <w:t xml:space="preserve">, but in order to start the experiment, participants had to accept the </w:t>
+        <w:t xml:space="preserve">, but </w:t>
+      </w:r>
+      <w:proofErr w:type="gramStart"/>
+      <w:r>
+        <w:rPr>
+          <w:szCs w:val="22"/>
+        </w:rPr>
+        <w:t>in order to</w:t>
+      </w:r>
+      <w:proofErr w:type="gramEnd"/>
+      <w:r>
+        <w:rPr>
+          <w:szCs w:val="22"/>
+        </w:rPr>
+        <w:t xml:space="preserve"> start the experiment, participants had to accept the </w:t>
       </w:r>
       <w:r>
         <w:rPr>
@@ -7050,6 +7253,7 @@
           <w:iCs/>
           <w:szCs w:val="22"/>
         </w:rPr>
+        <w:lastRenderedPageBreak/>
         <w:t>Test phase</w:t>
       </w:r>
       <w:r>
@@ -7278,7 +7482,21 @@
         <w:rPr>
           <w:szCs w:val="22"/>
         </w:rPr>
-        <w:t xml:space="preserve">. None of the trials during the test phase actually contained a white dot. Participants then completed 72 trials of a </w:t>
+        <w:t xml:space="preserve">. None of the trials during the test phase </w:t>
+      </w:r>
+      <w:proofErr w:type="gramStart"/>
+      <w:r>
+        <w:rPr>
+          <w:szCs w:val="22"/>
+        </w:rPr>
+        <w:t>actually contained</w:t>
+      </w:r>
+      <w:proofErr w:type="gramEnd"/>
+      <w:r>
+        <w:rPr>
+          <w:szCs w:val="22"/>
+        </w:rPr>
+        <w:t xml:space="preserve"> a white dot. Participants then completed 72 trials of a </w:t>
       </w:r>
       <w:r>
         <w:rPr>
@@ -7389,14 +7607,14 @@
         <w:rPr>
           <w:szCs w:val="22"/>
         </w:rPr>
-        <w:t xml:space="preserve">The order of test stimuli was determined separately for each participant through constrained randomization that grouped stimuli into blocks and then randomized the order within and across blocks (Kraljic et al., 2008; Liu &amp; Jaeger, 2018). Specifically, the 72 audiovisual stimuli were grouped into six blocks of 12 stimuli so that each of the 12 video items occurred exactly once within each block. Each block further fully crossed the two pen locations (pen in hand vs. mouth) </w:t>
+        <w:t xml:space="preserve">The order of test stimuli was determined separately for each participant through constrained randomization that grouped stimuli into blocks and then randomized the order within and across blocks (Kraljic et al., 2008; Liu &amp; Jaeger, 2018). Specifically, the 72 audiovisual stimuli were grouped into six blocks of 12 stimuli so that each of the 12 video items occurred exactly once </w:t>
       </w:r>
       <w:r>
         <w:rPr>
           <w:szCs w:val="22"/>
         </w:rPr>
         <w:lastRenderedPageBreak/>
-        <w:t>with the two visual bias conditions (/s/ vs. /</w:t>
+        <w:t>within each block. Each block further fully crossed the two pen locations (pen in hand vs. mouth) with the two visual bias conditions (/s/ vs. /</w:t>
       </w:r>
       <w:r>
         <w:rPr>
@@ -7843,7 +8061,14 @@
         <w:rPr>
           <w:szCs w:val="22"/>
         </w:rPr>
-        <w:t>. For this purpose, we considered participants with significant slopes in the opposite of the expected direction as likely having swapped the response keys</w:t>
+        <w:t xml:space="preserve">. For this purpose, we considered participants with significant slopes in the opposite of the expected </w:t>
+      </w:r>
+      <w:r>
+        <w:rPr>
+          <w:szCs w:val="22"/>
+        </w:rPr>
+        <w:lastRenderedPageBreak/>
+        <w:t>direction as likely having swapped the response keys</w:t>
       </w:r>
       <w:r>
         <w:rPr>
@@ -7875,7 +8100,6 @@
         <w:rPr>
           <w:szCs w:val="22"/>
         </w:rPr>
-        <w:lastRenderedPageBreak/>
         <w:fldChar w:fldCharType="begin"/>
       </w:r>
       <w:r>
@@ -8202,7 +8426,7 @@
           <w:szCs w:val="22"/>
         </w:rPr>
       </w:pPr>
-      <w:bookmarkStart w:id="1" w:name="_Ref136088042"/>
+      <w:bookmarkStart w:id="60" w:name="_Ref136088042"/>
       <w:r>
         <w:t>T</w:t>
       </w:r>
@@ -8217,7 +8441,7 @@
           <w:t>1</w:t>
         </w:r>
       </w:fldSimple>
-      <w:bookmarkEnd w:id="1"/>
+      <w:bookmarkEnd w:id="60"/>
       <w:r>
         <w:tab/>
       </w:r>
@@ -10317,6 +10541,7 @@
         <w:rPr>
           <w:szCs w:val="22"/>
         </w:rPr>
+        <w:lastRenderedPageBreak/>
         <w:t>Results</w:t>
       </w:r>
     </w:p>
@@ -10440,7 +10665,6 @@
         <w:rPr>
           <w:szCs w:val="22"/>
         </w:rPr>
-        <w:lastRenderedPageBreak/>
         <w:t xml:space="preserve">(e.g., </w:t>
       </w:r>
       <w:r>
@@ -10791,6 +11015,7 @@
         <w:rPr>
           <w:szCs w:val="22"/>
         </w:rPr>
+        <w:lastRenderedPageBreak/>
         <w:t xml:space="preserve">population-level </w:t>
       </w:r>
       <w:r>
@@ -10900,14 +11125,7 @@
         <w:rPr>
           <w:szCs w:val="22"/>
         </w:rPr>
-        <w:t xml:space="preserve">Hörberg &amp; Jaeger, 2021; Xie, Liu, &amp; Jaeger, 2021). For fixed effect </w:t>
-      </w:r>
-      <w:r>
-        <w:rPr>
-          <w:szCs w:val="22"/>
-        </w:rPr>
-        <w:lastRenderedPageBreak/>
-        <w:t>parameters, we use</w:t>
+        <w:t>Hörberg &amp; Jaeger, 2021; Xie, Liu, &amp; Jaeger, 2021). For fixed effect parameters, we use</w:t>
       </w:r>
       <w:r>
         <w:rPr>
@@ -11479,7 +11697,7 @@
           <w:docGrid w:linePitch="360"/>
         </w:sectPr>
       </w:pPr>
-      <w:bookmarkStart w:id="2" w:name="_Ref136190394"/>
+      <w:bookmarkStart w:id="61" w:name="_Ref136190394"/>
       <w:r>
         <w:rPr>
           <w:szCs w:val="22"/>
@@ -11524,7 +11742,7 @@
         </w:rPr>
         <w:fldChar w:fldCharType="end"/>
       </w:r>
-      <w:bookmarkEnd w:id="2"/>
+      <w:bookmarkEnd w:id="61"/>
       <w:r>
         <w:rPr>
           <w:szCs w:val="22"/>
@@ -11624,7 +11842,7 @@
       <w:pPr>
         <w:pStyle w:val="Caption"/>
       </w:pPr>
-      <w:bookmarkStart w:id="3" w:name="_Ref136190384"/>
+      <w:bookmarkStart w:id="62" w:name="_Ref136190384"/>
       <w:r>
         <w:rPr>
           <w:szCs w:val="22"/>
@@ -11664,7 +11882,7 @@
         </w:rPr>
         <w:fldChar w:fldCharType="end"/>
       </w:r>
-      <w:bookmarkEnd w:id="3"/>
+      <w:bookmarkEnd w:id="62"/>
       <w:r>
         <w:rPr>
           <w:szCs w:val="22"/>
@@ -16264,7 +16482,21 @@
         <w:rPr>
           <w:szCs w:val="22"/>
         </w:rPr>
-        <w:t xml:space="preserve">while not of particular relevance to our goals, </w:t>
+        <w:t xml:space="preserve">while not of </w:t>
+      </w:r>
+      <w:proofErr w:type="gramStart"/>
+      <w:r>
+        <w:rPr>
+          <w:szCs w:val="22"/>
+        </w:rPr>
+        <w:t>particular relevance</w:t>
+      </w:r>
+      <w:proofErr w:type="gramEnd"/>
+      <w:r>
+        <w:rPr>
+          <w:szCs w:val="22"/>
+        </w:rPr>
+        <w:t xml:space="preserve"> to our goals, </w:t>
       </w:r>
       <w:r>
         <w:rPr>
@@ -16556,7 +16788,14 @@
         <w:rPr>
           <w:szCs w:val="22"/>
         </w:rPr>
-        <w:t xml:space="preserve"> when the talker in the video had a</w:t>
+        <w:t xml:space="preserve"> when the talker in the video </w:t>
+      </w:r>
+      <w:proofErr w:type="gramStart"/>
+      <w:r>
+        <w:rPr>
+          <w:szCs w:val="22"/>
+        </w:rPr>
+        <w:t>had a</w:t>
       </w:r>
       <w:r>
         <w:rPr>
@@ -16568,7 +16807,14 @@
         <w:rPr>
           <w:szCs w:val="22"/>
         </w:rPr>
-        <w:t>in the mouth, compared to when the talker held the pen in the hand</w:t>
+        <w:t>in the mouth</w:t>
+      </w:r>
+      <w:proofErr w:type="gramEnd"/>
+      <w:r>
+        <w:rPr>
+          <w:szCs w:val="22"/>
+        </w:rPr>
+        <w:t>, compared to when the talker held the pen in the hand</w:t>
       </w:r>
       <w:r>
         <w:rPr>
@@ -16755,7 +17001,21 @@
         <w:rPr>
           <w:szCs w:val="22"/>
         </w:rPr>
-        <w:t>(similar to the effects of a bite</w:t>
+        <w:t>(</w:t>
+      </w:r>
+      <w:proofErr w:type="gramStart"/>
+      <w:r>
+        <w:rPr>
+          <w:szCs w:val="22"/>
+        </w:rPr>
+        <w:t>similar to</w:t>
+      </w:r>
+      <w:proofErr w:type="gramEnd"/>
+      <w:r>
+        <w:rPr>
+          <w:szCs w:val="22"/>
+        </w:rPr>
+        <w:t xml:space="preserve"> the effects of a bite</w:t>
       </w:r>
       <w:r>
         <w:rPr>
@@ -17429,7 +17689,7 @@
           <w:szCs w:val="22"/>
         </w:rPr>
       </w:pPr>
-      <w:bookmarkStart w:id="4" w:name="_Ref136084921"/>
+      <w:bookmarkStart w:id="63" w:name="_Ref136084921"/>
       <w:r>
         <w:rPr>
           <w:szCs w:val="22"/>
@@ -17468,7 +17728,7 @@
         </w:rPr>
         <w:fldChar w:fldCharType="end"/>
       </w:r>
-      <w:bookmarkEnd w:id="4"/>
+      <w:bookmarkEnd w:id="63"/>
       <w:r>
         <w:rPr>
           <w:szCs w:val="22"/>
@@ -19042,7 +19302,7 @@
           <w:szCs w:val="22"/>
         </w:rPr>
       </w:pPr>
-      <w:bookmarkStart w:id="5" w:name="_Ref136190811"/>
+      <w:bookmarkStart w:id="64" w:name="_Ref136190811"/>
       <w:r>
         <w:rPr>
           <w:szCs w:val="22"/>
@@ -19081,7 +19341,7 @@
         </w:rPr>
         <w:fldChar w:fldCharType="end"/>
       </w:r>
-      <w:bookmarkEnd w:id="5"/>
+      <w:bookmarkEnd w:id="64"/>
       <w:r>
         <w:rPr>
           <w:szCs w:val="22"/>
@@ -19188,7 +19448,7 @@
       <w:pPr>
         <w:pStyle w:val="Caption"/>
       </w:pPr>
-      <w:bookmarkStart w:id="6" w:name="_Ref136190818"/>
+      <w:bookmarkStart w:id="65" w:name="_Ref136190818"/>
       <w:r>
         <w:rPr>
           <w:szCs w:val="22"/>
@@ -19228,7 +19488,7 @@
         </w:rPr>
         <w:fldChar w:fldCharType="end"/>
       </w:r>
-      <w:bookmarkEnd w:id="6"/>
+      <w:bookmarkEnd w:id="65"/>
       <w:r>
         <w:rPr>
           <w:szCs w:val="22"/>
@@ -21300,7 +21560,14 @@
         <w:rPr>
           <w:szCs w:val="22"/>
         </w:rPr>
-        <w:t xml:space="preserve"> paid attention to the stimul</w:t>
+        <w:t xml:space="preserve"> paid attention to the </w:t>
+      </w:r>
+      <w:proofErr w:type="gramStart"/>
+      <w:r>
+        <w:rPr>
+          <w:szCs w:val="22"/>
+        </w:rPr>
+        <w:t>stimul</w:t>
       </w:r>
       <w:r>
         <w:rPr>
@@ -21312,7 +21579,14 @@
         <w:rPr>
           <w:szCs w:val="22"/>
         </w:rPr>
-        <w:t>, and yet failed to exhibit any effects of pen location</w:t>
+        <w:t>, and</w:t>
+      </w:r>
+      <w:proofErr w:type="gramEnd"/>
+      <w:r>
+        <w:rPr>
+          <w:szCs w:val="22"/>
+        </w:rPr>
+        <w:t xml:space="preserve"> yet failed to exhibit any effects of pen location</w:t>
       </w:r>
       <w:r>
         <w:rPr>
@@ -21366,7 +21640,21 @@
         <w:rPr>
           <w:szCs w:val="22"/>
         </w:rPr>
-        <w:t xml:space="preserve">. This experiment was identical to Experiment 2, except that participants had to </w:t>
+        <w:t xml:space="preserve">. This experiment was identical to Experiment 2, except </w:t>
+      </w:r>
+      <w:proofErr w:type="gramStart"/>
+      <w:r>
+        <w:rPr>
+          <w:szCs w:val="22"/>
+        </w:rPr>
+        <w:t>that participants</w:t>
+      </w:r>
+      <w:proofErr w:type="gramEnd"/>
+      <w:r>
+        <w:rPr>
+          <w:szCs w:val="22"/>
+        </w:rPr>
+        <w:t xml:space="preserve"> had to </w:t>
       </w:r>
       <w:r>
         <w:rPr>
@@ -22120,7 +22408,15 @@
         <w:t>, t</w:t>
       </w:r>
       <w:r>
-        <w:t xml:space="preserve">he only striking similarity between the pen-in-the-mouth and visual occlusion was that both reduced the effect of visual bias (see SI for details, and also </w:t>
+        <w:t xml:space="preserve">he only striking similarity between the pen-in-the-mouth and visual occlusion was that both reduced the effect of visual bias (see SI for details, </w:t>
+      </w:r>
+      <w:proofErr w:type="gramStart"/>
+      <w:r>
+        <w:t>and also</w:t>
+      </w:r>
+      <w:proofErr w:type="gramEnd"/>
+      <w:r>
+        <w:t xml:space="preserve"> </w:t>
       </w:r>
       <w:r>
         <w:fldChar w:fldCharType="begin"/>
@@ -22318,13 +22614,27 @@
         <w:rPr>
           <w:szCs w:val="22"/>
         </w:rPr>
-        <w:t>While we cannot conclusively rule out this possibility, we consider it unlikely for a</w:t>
-      </w:r>
-      <w:r>
-        <w:rPr>
-          <w:szCs w:val="22"/>
-        </w:rPr>
-        <w:t xml:space="preserve"> number of </w:t>
+        <w:t xml:space="preserve">While we cannot conclusively rule out this possibility, we consider it unlikely for </w:t>
+      </w:r>
+      <w:proofErr w:type="gramStart"/>
+      <w:r>
+        <w:rPr>
+          <w:szCs w:val="22"/>
+        </w:rPr>
+        <w:t>a</w:t>
+      </w:r>
+      <w:r>
+        <w:rPr>
+          <w:szCs w:val="22"/>
+        </w:rPr>
+        <w:t xml:space="preserve"> number of</w:t>
+      </w:r>
+      <w:proofErr w:type="gramEnd"/>
+      <w:r>
+        <w:rPr>
+          <w:szCs w:val="22"/>
+        </w:rPr>
+        <w:t xml:space="preserve"> </w:t>
       </w:r>
       <w:r>
         <w:rPr>
@@ -23036,7 +23346,21 @@
         <w:rPr>
           <w:szCs w:val="22"/>
         </w:rPr>
-        <w:t xml:space="preserve"> a talker’s lips exhibit a certain shape, as long as (1) they do, and (2) plausibly do so for </w:t>
+        <w:t xml:space="preserve"> a talker’s lips exhibit a certain shape, </w:t>
+      </w:r>
+      <w:proofErr w:type="gramStart"/>
+      <w:r>
+        <w:rPr>
+          <w:szCs w:val="22"/>
+        </w:rPr>
+        <w:t>as long as</w:t>
+      </w:r>
+      <w:proofErr w:type="gramEnd"/>
+      <w:r>
+        <w:rPr>
+          <w:szCs w:val="22"/>
+        </w:rPr>
+        <w:t xml:space="preserve"> (1) they do, and (2) plausibly do so for </w:t>
       </w:r>
       <w:r>
         <w:rPr>
@@ -23112,7 +23436,37 @@
         <w:rPr>
           <w:szCs w:val="22"/>
         </w:rPr>
-        <w:t>The present results also raise a number of questions for future research on compensation and adaptive speech perception more broadly. We briefly discuss t</w:t>
+        <w:t xml:space="preserve">The present results also raise </w:t>
+      </w:r>
+      <w:del w:id="66" w:author="Jaeger, Florian" w:date="2025-08-14T11:24:00Z" w16du:dateUtc="2025-08-14T09:24:00Z">
+        <w:r>
+          <w:rPr>
+            <w:szCs w:val="22"/>
+          </w:rPr>
+          <w:delText>a number of</w:delText>
+        </w:r>
+      </w:del>
+      <w:ins w:id="67" w:author="Jaeger, Florian" w:date="2025-08-14T11:24:00Z" w16du:dateUtc="2025-08-14T09:24:00Z">
+        <w:r>
+          <w:rPr>
+            <w:szCs w:val="22"/>
+          </w:rPr>
+          <w:t xml:space="preserve">new </w:t>
+        </w:r>
+      </w:ins>
+      <w:del w:id="68" w:author="Jaeger, Florian" w:date="2025-08-14T11:24:00Z" w16du:dateUtc="2025-08-14T09:24:00Z">
+        <w:r>
+          <w:rPr>
+            <w:szCs w:val="22"/>
+          </w:rPr>
+          <w:delText xml:space="preserve"> </w:delText>
+        </w:r>
+      </w:del>
+      <w:r>
+        <w:rPr>
+          <w:szCs w:val="22"/>
+        </w:rPr>
+        <w:t>questions for future research on compensation and adaptive speech perception more broadly. We briefly discuss t</w:t>
       </w:r>
       <w:r>
         <w:rPr>
@@ -23148,14 +23502,14 @@
         <w:rPr>
           <w:szCs w:val="22"/>
         </w:rPr>
-        <w:t xml:space="preserve"> place in the same brain areas that are responsible for audiovisual integration during speech perception, and whether those areas also process compensation for preceding phonetic context. Alternatively, compensation </w:t>
+        <w:t xml:space="preserve"> place in the same brain areas that are responsible for audiovisual integration during speech perception, and whether those areas also process compensation for preceding phonetic context. Alternatively, compensation might </w:t>
       </w:r>
       <w:r>
         <w:rPr>
           <w:szCs w:val="22"/>
         </w:rPr>
         <w:lastRenderedPageBreak/>
-        <w:t>might take place at multiple points in the processing of speech input.</w:t>
+        <w:t>take place at multiple points in the processing of speech input.</w:t>
       </w:r>
     </w:p>
     <w:p>
@@ -23782,7 +24136,21 @@
         <w:rPr>
           <w:szCs w:val="22"/>
         </w:rPr>
-        <w:t>, Liu and Jaeger (2018) argued that the existing data were, in fact, more compatible with an account more along the lines of the original proposal by Kraljic et al. (2008)</w:t>
+        <w:t xml:space="preserve">, Liu and Jaeger (2018) argued that the existing data were, in fact, more compatible with an account </w:t>
+      </w:r>
+      <w:del w:id="69" w:author="Jaeger, Florian" w:date="2025-08-14T11:27:00Z" w16du:dateUtc="2025-08-14T09:27:00Z">
+        <w:r>
+          <w:rPr>
+            <w:szCs w:val="22"/>
+          </w:rPr>
+          <w:delText xml:space="preserve">more </w:delText>
+        </w:r>
+      </w:del>
+      <w:r>
+        <w:rPr>
+          <w:szCs w:val="22"/>
+        </w:rPr>
+        <w:t>along the lines of the original proposal by Kraljic et al. (2008)</w:t>
       </w:r>
       <w:r>
         <w:rPr>
@@ -23963,23 +24331,53 @@
         </w:rPr>
         <w:t xml:space="preserve">. </w:t>
       </w:r>
-      <w:r>
-        <w:rPr>
-          <w:szCs w:val="22"/>
-        </w:rPr>
-        <w:t>If</w:t>
-      </w:r>
-      <w:r>
-        <w:rPr>
-          <w:szCs w:val="22"/>
-        </w:rPr>
-        <w:t xml:space="preserve"> compensation takes place before perceptual recalibration, t</w:t>
-      </w:r>
-      <w:r>
-        <w:rPr>
-          <w:szCs w:val="22"/>
-        </w:rPr>
-        <w:t xml:space="preserve">his would be expected to </w:t>
+      <w:del w:id="70" w:author="Jaeger, Florian" w:date="2025-08-14T11:29:00Z" w16du:dateUtc="2025-08-14T09:29:00Z">
+        <w:r>
+          <w:rPr>
+            <w:szCs w:val="22"/>
+          </w:rPr>
+          <w:delText>If</w:delText>
+        </w:r>
+        <w:r>
+          <w:rPr>
+            <w:szCs w:val="22"/>
+          </w:rPr>
+          <w:delText xml:space="preserve"> c</w:delText>
+        </w:r>
+      </w:del>
+      <w:ins w:id="71" w:author="Jaeger, Florian" w:date="2025-08-14T11:29:00Z" w16du:dateUtc="2025-08-14T09:29:00Z">
+        <w:r>
+          <w:rPr>
+            <w:szCs w:val="22"/>
+          </w:rPr>
+          <w:t>C</w:t>
+        </w:r>
+      </w:ins>
+      <w:r>
+        <w:rPr>
+          <w:szCs w:val="22"/>
+        </w:rPr>
+        <w:t xml:space="preserve">ompensation </w:t>
+      </w:r>
+      <w:del w:id="72" w:author="Jaeger, Florian" w:date="2025-08-14T11:29:00Z" w16du:dateUtc="2025-08-14T09:29:00Z">
+        <w:r>
+          <w:rPr>
+            <w:szCs w:val="22"/>
+          </w:rPr>
+          <w:delText>takes place before perceptual recalibration, t</w:delText>
+        </w:r>
+        <w:r>
+          <w:rPr>
+            <w:szCs w:val="22"/>
+          </w:rPr>
+          <w:delText xml:space="preserve">his </w:delText>
+        </w:r>
+      </w:del>
+      <w:r>
+        <w:rPr>
+          <w:szCs w:val="22"/>
+        </w:rPr>
+        <w:t xml:space="preserve">would be expected to </w:t>
       </w:r>
       <w:r>
         <w:rPr>
@@ -24087,11 +24485,73 @@
         </w:rPr>
         <w:t xml:space="preserve"> like). </w:t>
       </w:r>
-      <w:r>
-        <w:rPr>
-          <w:szCs w:val="22"/>
-        </w:rPr>
-        <w:t xml:space="preserve">Without further considerations, this should weaken the effect of the </w:t>
+      <w:ins w:id="73" w:author="Jaeger, Florian" w:date="2025-08-14T11:30:00Z" w16du:dateUtc="2025-08-14T09:30:00Z">
+        <w:r>
+          <w:rPr>
+            <w:szCs w:val="22"/>
+          </w:rPr>
+          <w:t xml:space="preserve">If </w:t>
+        </w:r>
+      </w:ins>
+      <w:ins w:id="74" w:author="Jaeger, Florian" w:date="2025-08-14T11:31:00Z" w16du:dateUtc="2025-08-14T09:31:00Z">
+        <w:r>
+          <w:rPr>
+            <w:szCs w:val="22"/>
+          </w:rPr>
+          <w:t xml:space="preserve">such </w:t>
+        </w:r>
+      </w:ins>
+      <w:ins w:id="75" w:author="Jaeger, Florian" w:date="2025-08-14T11:30:00Z" w16du:dateUtc="2025-08-14T09:30:00Z">
+        <w:r>
+          <w:rPr>
+            <w:szCs w:val="22"/>
+          </w:rPr>
+          <w:t>compensation takes place before perceptual recalibration—or, put differently, if recalibration operates over compensated percepts—this would</w:t>
+        </w:r>
+      </w:ins>
+      <w:ins w:id="76" w:author="Jaeger, Florian" w:date="2025-08-14T11:31:00Z" w16du:dateUtc="2025-08-14T09:31:00Z">
+        <w:r>
+          <w:rPr>
+            <w:szCs w:val="22"/>
+          </w:rPr>
+          <w:t xml:space="preserve"> be expected to affect the outcome of recalibration.</w:t>
+        </w:r>
+      </w:ins>
+      <w:ins w:id="77" w:author="Jaeger, Florian" w:date="2025-08-14T11:30:00Z" w16du:dateUtc="2025-08-14T09:30:00Z">
+        <w:r>
+          <w:rPr>
+            <w:szCs w:val="22"/>
+          </w:rPr>
+          <w:t xml:space="preserve"> </w:t>
+        </w:r>
+      </w:ins>
+      <w:r>
+        <w:rPr>
+          <w:szCs w:val="22"/>
+        </w:rPr>
+        <w:t xml:space="preserve">Without further considerations, </w:t>
+      </w:r>
+      <w:del w:id="78" w:author="Jaeger, Florian" w:date="2025-08-14T11:31:00Z" w16du:dateUtc="2025-08-14T09:31:00Z">
+        <w:r>
+          <w:rPr>
+            <w:szCs w:val="22"/>
+          </w:rPr>
+          <w:delText xml:space="preserve">this </w:delText>
+        </w:r>
+      </w:del>
+      <w:ins w:id="79" w:author="Jaeger, Florian" w:date="2025-08-14T11:31:00Z" w16du:dateUtc="2025-08-14T09:31:00Z">
+        <w:r>
+          <w:rPr>
+            <w:szCs w:val="22"/>
+          </w:rPr>
+          <w:t xml:space="preserve">compensation </w:t>
+        </w:r>
+      </w:ins>
+      <w:r>
+        <w:rPr>
+          <w:szCs w:val="22"/>
+        </w:rPr>
+        <w:t xml:space="preserve">should weaken the effect of the </w:t>
       </w:r>
       <w:r>
         <w:rPr>
@@ -24123,11 +24583,19 @@
         </w:rPr>
         <w:t xml:space="preserve">it </w:t>
       </w:r>
-      <w:r>
-        <w:rPr>
-          <w:szCs w:val="22"/>
-        </w:rPr>
-        <w:t>unclear how these two effects trade off. However, it is also known that shifts larger than those typically used in perceptual recalibration experiments</w:t>
+      <w:proofErr w:type="gramStart"/>
+      <w:r>
+        <w:rPr>
+          <w:szCs w:val="22"/>
+        </w:rPr>
+        <w:t>unclear</w:t>
+      </w:r>
+      <w:proofErr w:type="gramEnd"/>
+      <w:r>
+        <w:rPr>
+          <w:szCs w:val="22"/>
+        </w:rPr>
+        <w:t xml:space="preserve"> how these two effects trade off. However, it is also known that shifts larger than those typically used in perceptual recalibration experiments</w:t>
       </w:r>
       <w:r>
         <w:rPr>
@@ -24197,7 +24665,14 @@
         <w:rPr>
           <w:szCs w:val="22"/>
         </w:rPr>
-        <w:t xml:space="preserve">-biased exposure because it makes the critical recordings sound less shifted, and it reduces the effect of </w:t>
+        <w:t xml:space="preserve">-biased exposure because it makes the critical recordings </w:t>
+      </w:r>
+      <w:r>
+        <w:rPr>
+          <w:szCs w:val="22"/>
+        </w:rPr>
+        <w:lastRenderedPageBreak/>
+        <w:t xml:space="preserve">sound less shifted, and it reduces the effect of </w:t>
       </w:r>
       <w:r>
         <w:rPr>
@@ -24223,14 +24698,7 @@
         <w:rPr>
           <w:szCs w:val="22"/>
         </w:rPr>
-        <w:t xml:space="preserve">to still be accepted </w:t>
-      </w:r>
-      <w:r>
-        <w:rPr>
-          <w:szCs w:val="22"/>
-        </w:rPr>
-        <w:lastRenderedPageBreak/>
-        <w:t xml:space="preserve">as </w:t>
+        <w:t xml:space="preserve">to still be accepted as </w:t>
       </w:r>
       <w:r>
         <w:rPr>
@@ -24248,7 +24716,21 @@
         <w:rPr>
           <w:szCs w:val="22"/>
         </w:rPr>
-        <w:t>If an explanation along these lines turns out to be correct, this would also preempt the need to evoke memory (Kraljic &amp; Samuel, 2011) or learning mechanisms (Kraljic et al., 2008).</w:t>
+        <w:t xml:space="preserve">If an explanation along these lines turns out to be correct, this would </w:t>
+      </w:r>
+      <w:del w:id="80" w:author="Jaeger, Florian" w:date="2025-08-14T11:32:00Z" w16du:dateUtc="2025-08-14T09:32:00Z">
+        <w:r>
+          <w:rPr>
+            <w:szCs w:val="22"/>
+          </w:rPr>
+          <w:delText xml:space="preserve">also </w:delText>
+        </w:r>
+      </w:del>
+      <w:r>
+        <w:rPr>
+          <w:szCs w:val="22"/>
+        </w:rPr>
+        <w:t>preempt the need to evoke memory (Kraljic &amp; Samuel, 2011) or learning mechanisms (Kraljic et al., 2008).</w:t>
       </w:r>
       <w:r>
         <w:rPr>
@@ -24424,21 +24906,7 @@
         <w:rPr>
           <w:szCs w:val="22"/>
         </w:rPr>
-        <w:t xml:space="preserve">, Rachel </w:t>
-      </w:r>
-      <w:proofErr w:type="spellStart"/>
-      <w:r>
-        <w:rPr>
-          <w:szCs w:val="22"/>
-        </w:rPr>
-        <w:t>Sabatello</w:t>
-      </w:r>
-      <w:proofErr w:type="spellEnd"/>
-      <w:r>
-        <w:rPr>
-          <w:szCs w:val="22"/>
-        </w:rPr>
-        <w:t xml:space="preserve">, and two anonymous reviewers </w:t>
+        <w:t xml:space="preserve">, Rachel Sabatello, and two anonymous reviewers </w:t>
       </w:r>
       <w:r>
         <w:rPr>
@@ -24798,7 +25266,21 @@
         <w:rPr>
           <w:szCs w:val="22"/>
         </w:rPr>
-        <w:t xml:space="preserve">, PS 19(4). Retrieved from osf.io.pj5hb. </w:t>
+        <w:t xml:space="preserve">, PS 19(4). Retrieved from </w:t>
+      </w:r>
+      <w:proofErr w:type="gramStart"/>
+      <w:r>
+        <w:rPr>
+          <w:szCs w:val="22"/>
+        </w:rPr>
+        <w:t>osf.io.pj</w:t>
+      </w:r>
+      <w:proofErr w:type="gramEnd"/>
+      <w:r>
+        <w:rPr>
+          <w:szCs w:val="22"/>
+        </w:rPr>
+        <w:t xml:space="preserve">5hb. </w:t>
       </w:r>
     </w:p>
     <w:p>
@@ -24845,19 +25327,11 @@
         </w:rPr>
       </w:pPr>
       <w:hyperlink w:history="1"/>
-      <w:proofErr w:type="spellStart"/>
-      <w:r>
-        <w:rPr>
-          <w:szCs w:val="22"/>
-        </w:rPr>
-        <w:t>Bejjanki</w:t>
-      </w:r>
-      <w:proofErr w:type="spellEnd"/>
-      <w:r>
-        <w:rPr>
-          <w:szCs w:val="22"/>
-        </w:rPr>
-        <w:t xml:space="preserve">, </w:t>
+      <w:r>
+        <w:rPr>
+          <w:szCs w:val="22"/>
+        </w:rPr>
+        <w:t xml:space="preserve">Bejjanki, </w:t>
       </w:r>
       <w:r>
         <w:rPr>
@@ -24887,21 +25361,7 @@
         <w:rPr>
           <w:szCs w:val="22"/>
         </w:rPr>
-        <w:t xml:space="preserve">, </w:t>
-      </w:r>
-      <w:proofErr w:type="spellStart"/>
-      <w:r>
-        <w:rPr>
-          <w:szCs w:val="22"/>
-        </w:rPr>
-        <w:t>Clayards</w:t>
-      </w:r>
-      <w:proofErr w:type="spellEnd"/>
-      <w:r>
-        <w:rPr>
-          <w:szCs w:val="22"/>
-        </w:rPr>
-        <w:t xml:space="preserve"> M</w:t>
+        <w:t>, Clayards M</w:t>
       </w:r>
       <w:r>
         <w:rPr>
@@ -25263,7 +25723,21 @@
         <w:rPr>
           <w:szCs w:val="22"/>
         </w:rPr>
-        <w:t xml:space="preserve">Fowler, C. A. (2004). Speech as a Supramodal or </w:t>
+        <w:t xml:space="preserve">Fowler, C. A. (2004). Speech as a </w:t>
+      </w:r>
+      <w:proofErr w:type="spellStart"/>
+      <w:r>
+        <w:rPr>
+          <w:szCs w:val="22"/>
+        </w:rPr>
+        <w:t>Supramodal</w:t>
+      </w:r>
+      <w:proofErr w:type="spellEnd"/>
+      <w:r>
+        <w:rPr>
+          <w:szCs w:val="22"/>
+        </w:rPr>
+        <w:t xml:space="preserve"> or </w:t>
       </w:r>
       <w:proofErr w:type="spellStart"/>
       <w:r>
@@ -25811,7 +26285,21 @@
           <w:szCs w:val="22"/>
         </w:rPr>
         <w:lastRenderedPageBreak/>
-        <w:t xml:space="preserve">Kraljic, T., &amp; Samuel, A. G. (2011). Perceptual learning evidence for contextually-specific representations. </w:t>
+        <w:t xml:space="preserve">Kraljic, T., &amp; Samuel, A. G. (2011). Perceptual learning evidence for </w:t>
+      </w:r>
+      <w:proofErr w:type="gramStart"/>
+      <w:r>
+        <w:rPr>
+          <w:szCs w:val="22"/>
+        </w:rPr>
+        <w:t>contextually-specific</w:t>
+      </w:r>
+      <w:proofErr w:type="gramEnd"/>
+      <w:r>
+        <w:rPr>
+          <w:szCs w:val="22"/>
+        </w:rPr>
+        <w:t xml:space="preserve"> representations. </w:t>
       </w:r>
       <w:r>
         <w:rPr>
@@ -27105,7 +27593,7 @@
 </file>
 
 <file path=word/endnotes.xml><?xml version="1.0" encoding="utf-8"?>
-<w:endnotes xmlns:wpc="http://schemas.microsoft.com/office/word/2010/wordprocessingCanvas" xmlns:cx="http://schemas.microsoft.com/office/drawing/2014/chartex" xmlns:cx1="http://schemas.microsoft.com/office/drawing/2015/9/8/chartex" xmlns:cx2="http://schemas.microsoft.com/office/drawing/2015/10/21/chartex" xmlns:cx3="http://schemas.microsoft.com/office/drawing/2016/5/9/chartex" xmlns:cx4="http://schemas.microsoft.com/office/drawing/2016/5/10/chartex" xmlns:cx5="http://schemas.microsoft.com/office/drawing/2016/5/11/chartex" xmlns:cx6="http://schemas.microsoft.com/office/drawing/2016/5/12/chartex" xmlns:cx7="http://schemas.microsoft.com/office/drawing/2016/5/13/chartex" xmlns:cx8="http://schemas.microsoft.com/office/drawing/2016/5/14/chartex" xmlns:mc="http://schemas.openxmlformats.org/markup-compatibility/2006" xmlns:aink="http://schemas.microsoft.com/office/drawing/2016/ink" xmlns:am3d="http://schemas.microsoft.com/office/drawing/2017/model3d" xmlns:o="urn:schemas-microsoft-com:office:office" xmlns:oel="http://schemas.microsoft.com/office/2019/extlst" xmlns:r="http://schemas.openxmlformats.org/officeDocument/2006/relationships" xmlns:m="http://schemas.openxmlformats.org/officeDocument/2006/math" xmlns:v="urn:schemas-microsoft-com:vml" xmlns:wp14="http://schemas.microsoft.com/office/word/2010/wordprocessingDrawing" xmlns:wp="http://schemas.openxmlformats.org/drawingml/2006/wordprocessingDrawing" xmlns:w10="urn:schemas-microsoft-com:office:word" xmlns:w="http://schemas.openxmlformats.org/wordprocessingml/2006/main" xmlns:w14="http://schemas.microsoft.com/office/word/2010/wordml" xmlns:w15="http://schemas.microsoft.com/office/word/2012/wordml" xmlns:w16cex="http://schemas.microsoft.com/office/word/2018/wordml/cex" xmlns:w16cid="http://schemas.microsoft.com/office/word/2016/wordml/cid" xmlns:w16="http://schemas.microsoft.com/office/word/2018/wordml" xmlns:w16du="http://schemas.microsoft.com/office/word/2023/wordml/word16du" xmlns:w16sdtdh="http://schemas.microsoft.com/office/word/2020/wordml/sdtdatahash" xmlns:w16se="http://schemas.microsoft.com/office/word/2015/wordml/symex" xmlns:wpg="http://schemas.microsoft.com/office/word/2010/wordprocessingGroup" xmlns:wpi="http://schemas.microsoft.com/office/word/2010/wordprocessingInk" xmlns:wne="http://schemas.microsoft.com/office/word/2006/wordml" xmlns:wps="http://schemas.microsoft.com/office/word/2010/wordprocessingShape" mc:Ignorable="w14 w15 w16se w16cid w16 w16cex w16sdtdh w16du wp14">
+<w:endnotes xmlns:wpc="http://schemas.microsoft.com/office/word/2010/wordprocessingCanvas" xmlns:cx="http://schemas.microsoft.com/office/drawing/2014/chartex" xmlns:cx1="http://schemas.microsoft.com/office/drawing/2015/9/8/chartex" xmlns:cx2="http://schemas.microsoft.com/office/drawing/2015/10/21/chartex" xmlns:cx3="http://schemas.microsoft.com/office/drawing/2016/5/9/chartex" xmlns:cx4="http://schemas.microsoft.com/office/drawing/2016/5/10/chartex" xmlns:cx5="http://schemas.microsoft.com/office/drawing/2016/5/11/chartex" xmlns:cx6="http://schemas.microsoft.com/office/drawing/2016/5/12/chartex" xmlns:cx7="http://schemas.microsoft.com/office/drawing/2016/5/13/chartex" xmlns:cx8="http://schemas.microsoft.com/office/drawing/2016/5/14/chartex" xmlns:mc="http://schemas.openxmlformats.org/markup-compatibility/2006" xmlns:aink="http://schemas.microsoft.com/office/drawing/2016/ink" xmlns:am3d="http://schemas.microsoft.com/office/drawing/2017/model3d" xmlns:o="urn:schemas-microsoft-com:office:office" xmlns:oel="http://schemas.microsoft.com/office/2019/extlst" xmlns:r="http://schemas.openxmlformats.org/officeDocument/2006/relationships" xmlns:m="http://schemas.openxmlformats.org/officeDocument/2006/math" xmlns:v="urn:schemas-microsoft-com:vml" xmlns:wp14="http://schemas.microsoft.com/office/word/2010/wordprocessingDrawing" xmlns:wp="http://schemas.openxmlformats.org/drawingml/2006/wordprocessingDrawing" xmlns:w10="urn:schemas-microsoft-com:office:word" xmlns:w="http://schemas.openxmlformats.org/wordprocessingml/2006/main" xmlns:w14="http://schemas.microsoft.com/office/word/2010/wordml" xmlns:w15="http://schemas.microsoft.com/office/word/2012/wordml" xmlns:w16cex="http://schemas.microsoft.com/office/word/2018/wordml/cex" xmlns:w16cid="http://schemas.microsoft.com/office/word/2016/wordml/cid" xmlns:w16="http://schemas.microsoft.com/office/word/2018/wordml" xmlns:w16du="http://schemas.microsoft.com/office/word/2023/wordml/word16du" xmlns:w16sdtdh="http://schemas.microsoft.com/office/word/2020/wordml/sdtdatahash" xmlns:w16sdtfl="http://schemas.microsoft.com/office/word/2024/wordml/sdtformatlock" xmlns:w16se="http://schemas.microsoft.com/office/word/2015/wordml/symex" xmlns:wpg="http://schemas.microsoft.com/office/word/2010/wordprocessingGroup" xmlns:wpi="http://schemas.microsoft.com/office/word/2010/wordprocessingInk" xmlns:wne="http://schemas.microsoft.com/office/word/2006/wordml" xmlns:wps="http://schemas.microsoft.com/office/word/2010/wordprocessingShape" mc:Ignorable="w14 w15 w16se w16cid w16 w16cex w16sdtdh w16sdtfl w16du wp14">
   <w:endnote w:type="separator" w:id="-1">
     <w:p>
       <w:r>
@@ -27127,7 +27615,7 @@
 </file>
 
 <file path=word/footer1.xml><?xml version="1.0" encoding="utf-8"?>
-<w:ftr xmlns:wpc="http://schemas.microsoft.com/office/word/2010/wordprocessingCanvas" xmlns:cx="http://schemas.microsoft.com/office/drawing/2014/chartex" xmlns:cx1="http://schemas.microsoft.com/office/drawing/2015/9/8/chartex" xmlns:cx2="http://schemas.microsoft.com/office/drawing/2015/10/21/chartex" xmlns:cx3="http://schemas.microsoft.com/office/drawing/2016/5/9/chartex" xmlns:cx4="http://schemas.microsoft.com/office/drawing/2016/5/10/chartex" xmlns:cx5="http://schemas.microsoft.com/office/drawing/2016/5/11/chartex" xmlns:cx6="http://schemas.microsoft.com/office/drawing/2016/5/12/chartex" xmlns:cx7="http://schemas.microsoft.com/office/drawing/2016/5/13/chartex" xmlns:cx8="http://schemas.microsoft.com/office/drawing/2016/5/14/chartex" xmlns:mc="http://schemas.openxmlformats.org/markup-compatibility/2006" xmlns:aink="http://schemas.microsoft.com/office/drawing/2016/ink" xmlns:am3d="http://schemas.microsoft.com/office/drawing/2017/model3d" xmlns:o="urn:schemas-microsoft-com:office:office" xmlns:oel="http://schemas.microsoft.com/office/2019/extlst" xmlns:r="http://schemas.openxmlformats.org/officeDocument/2006/relationships" xmlns:m="http://schemas.openxmlformats.org/officeDocument/2006/math" xmlns:v="urn:schemas-microsoft-com:vml" xmlns:wp14="http://schemas.microsoft.com/office/word/2010/wordprocessingDrawing" xmlns:wp="http://schemas.openxmlformats.org/drawingml/2006/wordprocessingDrawing" xmlns:w10="urn:schemas-microsoft-com:office:word" xmlns:w="http://schemas.openxmlformats.org/wordprocessingml/2006/main" xmlns:w14="http://schemas.microsoft.com/office/word/2010/wordml" xmlns:w15="http://schemas.microsoft.com/office/word/2012/wordml" xmlns:w16cex="http://schemas.microsoft.com/office/word/2018/wordml/cex" xmlns:w16cid="http://schemas.microsoft.com/office/word/2016/wordml/cid" xmlns:w16="http://schemas.microsoft.com/office/word/2018/wordml" xmlns:w16du="http://schemas.microsoft.com/office/word/2023/wordml/word16du" xmlns:w16sdtdh="http://schemas.microsoft.com/office/word/2020/wordml/sdtdatahash" xmlns:w16se="http://schemas.microsoft.com/office/word/2015/wordml/symex" xmlns:wpg="http://schemas.microsoft.com/office/word/2010/wordprocessingGroup" xmlns:wpi="http://schemas.microsoft.com/office/word/2010/wordprocessingInk" xmlns:wne="http://schemas.microsoft.com/office/word/2006/wordml" xmlns:wps="http://schemas.microsoft.com/office/word/2010/wordprocessingShape" mc:Ignorable="w14 w15 w16se w16cid w16 w16cex w16sdtdh w16du wp14">
+<w:ftr xmlns:wpc="http://schemas.microsoft.com/office/word/2010/wordprocessingCanvas" xmlns:cx="http://schemas.microsoft.com/office/drawing/2014/chartex" xmlns:cx1="http://schemas.microsoft.com/office/drawing/2015/9/8/chartex" xmlns:cx2="http://schemas.microsoft.com/office/drawing/2015/10/21/chartex" xmlns:cx3="http://schemas.microsoft.com/office/drawing/2016/5/9/chartex" xmlns:cx4="http://schemas.microsoft.com/office/drawing/2016/5/10/chartex" xmlns:cx5="http://schemas.microsoft.com/office/drawing/2016/5/11/chartex" xmlns:cx6="http://schemas.microsoft.com/office/drawing/2016/5/12/chartex" xmlns:cx7="http://schemas.microsoft.com/office/drawing/2016/5/13/chartex" xmlns:cx8="http://schemas.microsoft.com/office/drawing/2016/5/14/chartex" xmlns:mc="http://schemas.openxmlformats.org/markup-compatibility/2006" xmlns:aink="http://schemas.microsoft.com/office/drawing/2016/ink" xmlns:am3d="http://schemas.microsoft.com/office/drawing/2017/model3d" xmlns:o="urn:schemas-microsoft-com:office:office" xmlns:oel="http://schemas.microsoft.com/office/2019/extlst" xmlns:r="http://schemas.openxmlformats.org/officeDocument/2006/relationships" xmlns:m="http://schemas.openxmlformats.org/officeDocument/2006/math" xmlns:v="urn:schemas-microsoft-com:vml" xmlns:wp14="http://schemas.microsoft.com/office/word/2010/wordprocessingDrawing" xmlns:wp="http://schemas.openxmlformats.org/drawingml/2006/wordprocessingDrawing" xmlns:w10="urn:schemas-microsoft-com:office:word" xmlns:w="http://schemas.openxmlformats.org/wordprocessingml/2006/main" xmlns:w14="http://schemas.microsoft.com/office/word/2010/wordml" xmlns:w15="http://schemas.microsoft.com/office/word/2012/wordml" xmlns:w16cex="http://schemas.microsoft.com/office/word/2018/wordml/cex" xmlns:w16cid="http://schemas.microsoft.com/office/word/2016/wordml/cid" xmlns:w16="http://schemas.microsoft.com/office/word/2018/wordml" xmlns:w16du="http://schemas.microsoft.com/office/word/2023/wordml/word16du" xmlns:w16sdtdh="http://schemas.microsoft.com/office/word/2020/wordml/sdtdatahash" xmlns:w16sdtfl="http://schemas.microsoft.com/office/word/2024/wordml/sdtformatlock" xmlns:w16se="http://schemas.microsoft.com/office/word/2015/wordml/symex" xmlns:wpg="http://schemas.microsoft.com/office/word/2010/wordprocessingGroup" xmlns:wpi="http://schemas.microsoft.com/office/word/2010/wordprocessingInk" xmlns:wne="http://schemas.microsoft.com/office/word/2006/wordml" xmlns:wps="http://schemas.microsoft.com/office/word/2010/wordprocessingShape" mc:Ignorable="w14 w15 w16se w16cid w16 w16cex w16sdtdh w16sdtfl w16du wp14">
   <w:sdt>
     <w:sdtPr>
       <w:rPr>
@@ -27177,7 +27665,7 @@
 </file>
 
 <file path=word/footer2.xml><?xml version="1.0" encoding="utf-8"?>
-<w:ftr xmlns:wpc="http://schemas.microsoft.com/office/word/2010/wordprocessingCanvas" xmlns:cx="http://schemas.microsoft.com/office/drawing/2014/chartex" xmlns:cx1="http://schemas.microsoft.com/office/drawing/2015/9/8/chartex" xmlns:cx2="http://schemas.microsoft.com/office/drawing/2015/10/21/chartex" xmlns:cx3="http://schemas.microsoft.com/office/drawing/2016/5/9/chartex" xmlns:cx4="http://schemas.microsoft.com/office/drawing/2016/5/10/chartex" xmlns:cx5="http://schemas.microsoft.com/office/drawing/2016/5/11/chartex" xmlns:cx6="http://schemas.microsoft.com/office/drawing/2016/5/12/chartex" xmlns:cx7="http://schemas.microsoft.com/office/drawing/2016/5/13/chartex" xmlns:cx8="http://schemas.microsoft.com/office/drawing/2016/5/14/chartex" xmlns:mc="http://schemas.openxmlformats.org/markup-compatibility/2006" xmlns:aink="http://schemas.microsoft.com/office/drawing/2016/ink" xmlns:am3d="http://schemas.microsoft.com/office/drawing/2017/model3d" xmlns:o="urn:schemas-microsoft-com:office:office" xmlns:oel="http://schemas.microsoft.com/office/2019/extlst" xmlns:r="http://schemas.openxmlformats.org/officeDocument/2006/relationships" xmlns:m="http://schemas.openxmlformats.org/officeDocument/2006/math" xmlns:v="urn:schemas-microsoft-com:vml" xmlns:wp14="http://schemas.microsoft.com/office/word/2010/wordprocessingDrawing" xmlns:wp="http://schemas.openxmlformats.org/drawingml/2006/wordprocessingDrawing" xmlns:w10="urn:schemas-microsoft-com:office:word" xmlns:w="http://schemas.openxmlformats.org/wordprocessingml/2006/main" xmlns:w14="http://schemas.microsoft.com/office/word/2010/wordml" xmlns:w15="http://schemas.microsoft.com/office/word/2012/wordml" xmlns:w16cex="http://schemas.microsoft.com/office/word/2018/wordml/cex" xmlns:w16cid="http://schemas.microsoft.com/office/word/2016/wordml/cid" xmlns:w16="http://schemas.microsoft.com/office/word/2018/wordml" xmlns:w16du="http://schemas.microsoft.com/office/word/2023/wordml/word16du" xmlns:w16sdtdh="http://schemas.microsoft.com/office/word/2020/wordml/sdtdatahash" xmlns:w16se="http://schemas.microsoft.com/office/word/2015/wordml/symex" xmlns:wpg="http://schemas.microsoft.com/office/word/2010/wordprocessingGroup" xmlns:wpi="http://schemas.microsoft.com/office/word/2010/wordprocessingInk" xmlns:wne="http://schemas.microsoft.com/office/word/2006/wordml" xmlns:wps="http://schemas.microsoft.com/office/word/2010/wordprocessingShape" mc:Ignorable="w14 w15 w16se w16cid w16 w16cex w16sdtdh w16du wp14">
+<w:ftr xmlns:wpc="http://schemas.microsoft.com/office/word/2010/wordprocessingCanvas" xmlns:cx="http://schemas.microsoft.com/office/drawing/2014/chartex" xmlns:cx1="http://schemas.microsoft.com/office/drawing/2015/9/8/chartex" xmlns:cx2="http://schemas.microsoft.com/office/drawing/2015/10/21/chartex" xmlns:cx3="http://schemas.microsoft.com/office/drawing/2016/5/9/chartex" xmlns:cx4="http://schemas.microsoft.com/office/drawing/2016/5/10/chartex" xmlns:cx5="http://schemas.microsoft.com/office/drawing/2016/5/11/chartex" xmlns:cx6="http://schemas.microsoft.com/office/drawing/2016/5/12/chartex" xmlns:cx7="http://schemas.microsoft.com/office/drawing/2016/5/13/chartex" xmlns:cx8="http://schemas.microsoft.com/office/drawing/2016/5/14/chartex" xmlns:mc="http://schemas.openxmlformats.org/markup-compatibility/2006" xmlns:aink="http://schemas.microsoft.com/office/drawing/2016/ink" xmlns:am3d="http://schemas.microsoft.com/office/drawing/2017/model3d" xmlns:o="urn:schemas-microsoft-com:office:office" xmlns:oel="http://schemas.microsoft.com/office/2019/extlst" xmlns:r="http://schemas.openxmlformats.org/officeDocument/2006/relationships" xmlns:m="http://schemas.openxmlformats.org/officeDocument/2006/math" xmlns:v="urn:schemas-microsoft-com:vml" xmlns:wp14="http://schemas.microsoft.com/office/word/2010/wordprocessingDrawing" xmlns:wp="http://schemas.openxmlformats.org/drawingml/2006/wordprocessingDrawing" xmlns:w10="urn:schemas-microsoft-com:office:word" xmlns:w="http://schemas.openxmlformats.org/wordprocessingml/2006/main" xmlns:w14="http://schemas.microsoft.com/office/word/2010/wordml" xmlns:w15="http://schemas.microsoft.com/office/word/2012/wordml" xmlns:w16cex="http://schemas.microsoft.com/office/word/2018/wordml/cex" xmlns:w16cid="http://schemas.microsoft.com/office/word/2016/wordml/cid" xmlns:w16="http://schemas.microsoft.com/office/word/2018/wordml" xmlns:w16du="http://schemas.microsoft.com/office/word/2023/wordml/word16du" xmlns:w16sdtdh="http://schemas.microsoft.com/office/word/2020/wordml/sdtdatahash" xmlns:w16sdtfl="http://schemas.microsoft.com/office/word/2024/wordml/sdtformatlock" xmlns:w16se="http://schemas.microsoft.com/office/word/2015/wordml/symex" xmlns:wpg="http://schemas.microsoft.com/office/word/2010/wordprocessingGroup" xmlns:wpi="http://schemas.microsoft.com/office/word/2010/wordprocessingInk" xmlns:wne="http://schemas.microsoft.com/office/word/2006/wordml" xmlns:wps="http://schemas.microsoft.com/office/word/2010/wordprocessingShape" mc:Ignorable="w14 w15 w16se w16cid w16 w16cex w16sdtdh w16sdtfl w16du wp14">
   <w:p>
     <w:pPr>
       <w:pStyle w:val="Footer"/>
@@ -27272,7 +27760,7 @@
 </file>
 
 <file path=word/footer3.xml><?xml version="1.0" encoding="utf-8"?>
-<w:ftr xmlns:wpc="http://schemas.microsoft.com/office/word/2010/wordprocessingCanvas" xmlns:cx="http://schemas.microsoft.com/office/drawing/2014/chartex" xmlns:cx1="http://schemas.microsoft.com/office/drawing/2015/9/8/chartex" xmlns:cx2="http://schemas.microsoft.com/office/drawing/2015/10/21/chartex" xmlns:cx3="http://schemas.microsoft.com/office/drawing/2016/5/9/chartex" xmlns:cx4="http://schemas.microsoft.com/office/drawing/2016/5/10/chartex" xmlns:cx5="http://schemas.microsoft.com/office/drawing/2016/5/11/chartex" xmlns:cx6="http://schemas.microsoft.com/office/drawing/2016/5/12/chartex" xmlns:cx7="http://schemas.microsoft.com/office/drawing/2016/5/13/chartex" xmlns:cx8="http://schemas.microsoft.com/office/drawing/2016/5/14/chartex" xmlns:mc="http://schemas.openxmlformats.org/markup-compatibility/2006" xmlns:aink="http://schemas.microsoft.com/office/drawing/2016/ink" xmlns:am3d="http://schemas.microsoft.com/office/drawing/2017/model3d" xmlns:o="urn:schemas-microsoft-com:office:office" xmlns:oel="http://schemas.microsoft.com/office/2019/extlst" xmlns:r="http://schemas.openxmlformats.org/officeDocument/2006/relationships" xmlns:m="http://schemas.openxmlformats.org/officeDocument/2006/math" xmlns:v="urn:schemas-microsoft-com:vml" xmlns:wp14="http://schemas.microsoft.com/office/word/2010/wordprocessingDrawing" xmlns:wp="http://schemas.openxmlformats.org/drawingml/2006/wordprocessingDrawing" xmlns:w10="urn:schemas-microsoft-com:office:word" xmlns:w="http://schemas.openxmlformats.org/wordprocessingml/2006/main" xmlns:w14="http://schemas.microsoft.com/office/word/2010/wordml" xmlns:w15="http://schemas.microsoft.com/office/word/2012/wordml" xmlns:w16cex="http://schemas.microsoft.com/office/word/2018/wordml/cex" xmlns:w16cid="http://schemas.microsoft.com/office/word/2016/wordml/cid" xmlns:w16="http://schemas.microsoft.com/office/word/2018/wordml" xmlns:w16du="http://schemas.microsoft.com/office/word/2023/wordml/word16du" xmlns:w16sdtdh="http://schemas.microsoft.com/office/word/2020/wordml/sdtdatahash" xmlns:w16se="http://schemas.microsoft.com/office/word/2015/wordml/symex" xmlns:wpg="http://schemas.microsoft.com/office/word/2010/wordprocessingGroup" xmlns:wpi="http://schemas.microsoft.com/office/word/2010/wordprocessingInk" xmlns:wne="http://schemas.microsoft.com/office/word/2006/wordml" xmlns:wps="http://schemas.microsoft.com/office/word/2010/wordprocessingShape" mc:Ignorable="w14 w15 w16se w16cid w16 w16cex w16sdtdh w16du wp14">
+<w:ftr xmlns:wpc="http://schemas.microsoft.com/office/word/2010/wordprocessingCanvas" xmlns:cx="http://schemas.microsoft.com/office/drawing/2014/chartex" xmlns:cx1="http://schemas.microsoft.com/office/drawing/2015/9/8/chartex" xmlns:cx2="http://schemas.microsoft.com/office/drawing/2015/10/21/chartex" xmlns:cx3="http://schemas.microsoft.com/office/drawing/2016/5/9/chartex" xmlns:cx4="http://schemas.microsoft.com/office/drawing/2016/5/10/chartex" xmlns:cx5="http://schemas.microsoft.com/office/drawing/2016/5/11/chartex" xmlns:cx6="http://schemas.microsoft.com/office/drawing/2016/5/12/chartex" xmlns:cx7="http://schemas.microsoft.com/office/drawing/2016/5/13/chartex" xmlns:cx8="http://schemas.microsoft.com/office/drawing/2016/5/14/chartex" xmlns:mc="http://schemas.openxmlformats.org/markup-compatibility/2006" xmlns:aink="http://schemas.microsoft.com/office/drawing/2016/ink" xmlns:am3d="http://schemas.microsoft.com/office/drawing/2017/model3d" xmlns:o="urn:schemas-microsoft-com:office:office" xmlns:oel="http://schemas.microsoft.com/office/2019/extlst" xmlns:r="http://schemas.openxmlformats.org/officeDocument/2006/relationships" xmlns:m="http://schemas.openxmlformats.org/officeDocument/2006/math" xmlns:v="urn:schemas-microsoft-com:vml" xmlns:wp14="http://schemas.microsoft.com/office/word/2010/wordprocessingDrawing" xmlns:wp="http://schemas.openxmlformats.org/drawingml/2006/wordprocessingDrawing" xmlns:w10="urn:schemas-microsoft-com:office:word" xmlns:w="http://schemas.openxmlformats.org/wordprocessingml/2006/main" xmlns:w14="http://schemas.microsoft.com/office/word/2010/wordml" xmlns:w15="http://schemas.microsoft.com/office/word/2012/wordml" xmlns:w16cex="http://schemas.microsoft.com/office/word/2018/wordml/cex" xmlns:w16cid="http://schemas.microsoft.com/office/word/2016/wordml/cid" xmlns:w16="http://schemas.microsoft.com/office/word/2018/wordml" xmlns:w16du="http://schemas.microsoft.com/office/word/2023/wordml/word16du" xmlns:w16sdtdh="http://schemas.microsoft.com/office/word/2020/wordml/sdtdatahash" xmlns:w16sdtfl="http://schemas.microsoft.com/office/word/2024/wordml/sdtformatlock" xmlns:w16se="http://schemas.microsoft.com/office/word/2015/wordml/symex" xmlns:wpg="http://schemas.microsoft.com/office/word/2010/wordprocessingGroup" xmlns:wpi="http://schemas.microsoft.com/office/word/2010/wordprocessingInk" xmlns:wne="http://schemas.microsoft.com/office/word/2006/wordml" xmlns:wps="http://schemas.microsoft.com/office/word/2010/wordprocessingShape" mc:Ignorable="w14 w15 w16se w16cid w16 w16cex w16sdtdh w16sdtfl w16du wp14">
   <w:p>
     <w:pPr>
       <w:pStyle w:val="Footer"/>
@@ -27367,7 +27855,7 @@
 </file>
 
 <file path=word/footnotes.xml><?xml version="1.0" encoding="utf-8"?>
-<w:footnotes xmlns:wpc="http://schemas.microsoft.com/office/word/2010/wordprocessingCanvas" xmlns:cx="http://schemas.microsoft.com/office/drawing/2014/chartex" xmlns:cx1="http://schemas.microsoft.com/office/drawing/2015/9/8/chartex" xmlns:cx2="http://schemas.microsoft.com/office/drawing/2015/10/21/chartex" xmlns:cx3="http://schemas.microsoft.com/office/drawing/2016/5/9/chartex" xmlns:cx4="http://schemas.microsoft.com/office/drawing/2016/5/10/chartex" xmlns:cx5="http://schemas.microsoft.com/office/drawing/2016/5/11/chartex" xmlns:cx6="http://schemas.microsoft.com/office/drawing/2016/5/12/chartex" xmlns:cx7="http://schemas.microsoft.com/office/drawing/2016/5/13/chartex" xmlns:cx8="http://schemas.microsoft.com/office/drawing/2016/5/14/chartex" xmlns:mc="http://schemas.openxmlformats.org/markup-compatibility/2006" xmlns:aink="http://schemas.microsoft.com/office/drawing/2016/ink" xmlns:am3d="http://schemas.microsoft.com/office/drawing/2017/model3d" xmlns:o="urn:schemas-microsoft-com:office:office" xmlns:oel="http://schemas.microsoft.com/office/2019/extlst" xmlns:r="http://schemas.openxmlformats.org/officeDocument/2006/relationships" xmlns:m="http://schemas.openxmlformats.org/officeDocument/2006/math" xmlns:v="urn:schemas-microsoft-com:vml" xmlns:wp14="http://schemas.microsoft.com/office/word/2010/wordprocessingDrawing" xmlns:wp="http://schemas.openxmlformats.org/drawingml/2006/wordprocessingDrawing" xmlns:w10="urn:schemas-microsoft-com:office:word" xmlns:w="http://schemas.openxmlformats.org/wordprocessingml/2006/main" xmlns:w14="http://schemas.microsoft.com/office/word/2010/wordml" xmlns:w15="http://schemas.microsoft.com/office/word/2012/wordml" xmlns:w16cex="http://schemas.microsoft.com/office/word/2018/wordml/cex" xmlns:w16cid="http://schemas.microsoft.com/office/word/2016/wordml/cid" xmlns:w16="http://schemas.microsoft.com/office/word/2018/wordml" xmlns:w16du="http://schemas.microsoft.com/office/word/2023/wordml/word16du" xmlns:w16sdtdh="http://schemas.microsoft.com/office/word/2020/wordml/sdtdatahash" xmlns:w16se="http://schemas.microsoft.com/office/word/2015/wordml/symex" xmlns:wpg="http://schemas.microsoft.com/office/word/2010/wordprocessingGroup" xmlns:wpi="http://schemas.microsoft.com/office/word/2010/wordprocessingInk" xmlns:wne="http://schemas.microsoft.com/office/word/2006/wordml" xmlns:wps="http://schemas.microsoft.com/office/word/2010/wordprocessingShape" mc:Ignorable="w14 w15 w16se w16cid w16 w16cex w16sdtdh w16du wp14">
+<w:footnotes xmlns:wpc="http://schemas.microsoft.com/office/word/2010/wordprocessingCanvas" xmlns:cx="http://schemas.microsoft.com/office/drawing/2014/chartex" xmlns:cx1="http://schemas.microsoft.com/office/drawing/2015/9/8/chartex" xmlns:cx2="http://schemas.microsoft.com/office/drawing/2015/10/21/chartex" xmlns:cx3="http://schemas.microsoft.com/office/drawing/2016/5/9/chartex" xmlns:cx4="http://schemas.microsoft.com/office/drawing/2016/5/10/chartex" xmlns:cx5="http://schemas.microsoft.com/office/drawing/2016/5/11/chartex" xmlns:cx6="http://schemas.microsoft.com/office/drawing/2016/5/12/chartex" xmlns:cx7="http://schemas.microsoft.com/office/drawing/2016/5/13/chartex" xmlns:cx8="http://schemas.microsoft.com/office/drawing/2016/5/14/chartex" xmlns:mc="http://schemas.openxmlformats.org/markup-compatibility/2006" xmlns:aink="http://schemas.microsoft.com/office/drawing/2016/ink" xmlns:am3d="http://schemas.microsoft.com/office/drawing/2017/model3d" xmlns:o="urn:schemas-microsoft-com:office:office" xmlns:oel="http://schemas.microsoft.com/office/2019/extlst" xmlns:r="http://schemas.openxmlformats.org/officeDocument/2006/relationships" xmlns:m="http://schemas.openxmlformats.org/officeDocument/2006/math" xmlns:v="urn:schemas-microsoft-com:vml" xmlns:wp14="http://schemas.microsoft.com/office/word/2010/wordprocessingDrawing" xmlns:wp="http://schemas.openxmlformats.org/drawingml/2006/wordprocessingDrawing" xmlns:w10="urn:schemas-microsoft-com:office:word" xmlns:w="http://schemas.openxmlformats.org/wordprocessingml/2006/main" xmlns:w14="http://schemas.microsoft.com/office/word/2010/wordml" xmlns:w15="http://schemas.microsoft.com/office/word/2012/wordml" xmlns:w16cex="http://schemas.microsoft.com/office/word/2018/wordml/cex" xmlns:w16cid="http://schemas.microsoft.com/office/word/2016/wordml/cid" xmlns:w16="http://schemas.microsoft.com/office/word/2018/wordml" xmlns:w16du="http://schemas.microsoft.com/office/word/2023/wordml/word16du" xmlns:w16sdtdh="http://schemas.microsoft.com/office/word/2020/wordml/sdtdatahash" xmlns:w16sdtfl="http://schemas.microsoft.com/office/word/2024/wordml/sdtformatlock" xmlns:w16se="http://schemas.microsoft.com/office/word/2015/wordml/symex" xmlns:wpg="http://schemas.microsoft.com/office/word/2010/wordprocessingGroup" xmlns:wpi="http://schemas.microsoft.com/office/word/2010/wordprocessingInk" xmlns:wne="http://schemas.microsoft.com/office/word/2006/wordml" xmlns:wps="http://schemas.microsoft.com/office/word/2010/wordprocessingShape" mc:Ignorable="w14 w15 w16se w16cid w16 w16cex w16sdtdh w16sdtfl w16du wp14">
   <w:footnote w:type="separator" w:id="-1">
     <w:p>
       <w:r>
@@ -27669,45 +28157,425 @@
       <w:r>
         <w:t xml:space="preserve">, </w:t>
       </w:r>
-      <w:r>
-        <w:t xml:space="preserve">which </w:t>
-      </w:r>
-      <w:r>
-        <w:t xml:space="preserve">excluded both participants with significant </w:t>
-      </w:r>
-      <w:r>
-        <w:t>reversal of the</w:t>
-      </w:r>
-      <w:r>
-        <w:t xml:space="preserve"> expected</w:t>
-      </w:r>
-      <w:r>
-        <w:t xml:space="preserve"> slop</w:t>
-      </w:r>
-      <w:r>
-        <w:t xml:space="preserve">e and </w:t>
-      </w:r>
-      <w:r>
-        <w:t>participants with ‘flat’ slopes (significant in neither direction).</w:t>
-      </w:r>
-      <w:r>
-        <w:t xml:space="preserve"> We instead include participants with ‘flat’ slopes, and only exclude participants with significant reversals.</w:t>
+      <w:del w:id="8" w:author="Jaeger, Florian" w:date="2025-08-14T11:43:00Z" w16du:dateUtc="2025-08-14T09:43:00Z">
+        <w:r>
+          <w:delText xml:space="preserve">which </w:delText>
+        </w:r>
+      </w:del>
+      <w:ins w:id="9" w:author="Jaeger, Florian" w:date="2025-08-14T11:43:00Z" w16du:dateUtc="2025-08-14T09:43:00Z">
+        <w:r>
+          <w:t>who</w:t>
+        </w:r>
+        <w:r>
+          <w:t xml:space="preserve"> </w:t>
+        </w:r>
+      </w:ins>
+      <w:ins w:id="10" w:author="Jaeger, Florian" w:date="2025-08-14T11:46:00Z" w16du:dateUtc="2025-08-14T09:46:00Z">
+        <w:r>
+          <w:t>in</w:t>
+        </w:r>
+      </w:ins>
+      <w:del w:id="11" w:author="Jaeger, Florian" w:date="2025-08-14T11:46:00Z" w16du:dateUtc="2025-08-14T09:46:00Z">
+        <w:r>
+          <w:delText>ex</w:delText>
+        </w:r>
+      </w:del>
+      <w:r>
+        <w:t xml:space="preserve">cluded </w:t>
+      </w:r>
+      <w:ins w:id="12" w:author="Jaeger, Florian" w:date="2025-08-14T11:46:00Z" w16du:dateUtc="2025-08-14T09:46:00Z">
+        <w:r>
+          <w:t>only</w:t>
+        </w:r>
+      </w:ins>
+      <w:ins w:id="13" w:author="Jaeger, Florian" w:date="2025-08-14T11:42:00Z" w16du:dateUtc="2025-08-14T09:42:00Z">
+        <w:r>
+          <w:t xml:space="preserve"> </w:t>
+        </w:r>
+      </w:ins>
+      <w:del w:id="14" w:author="Jaeger, Florian" w:date="2025-08-14T11:41:00Z" w16du:dateUtc="2025-08-14T09:41:00Z">
+        <w:r>
+          <w:delText xml:space="preserve">both </w:delText>
+        </w:r>
+      </w:del>
+      <w:r>
+        <w:t xml:space="preserve">participants </w:t>
+      </w:r>
+      <w:ins w:id="15" w:author="Jaeger, Florian" w:date="2025-08-14T11:43:00Z" w16du:dateUtc="2025-08-14T09:43:00Z">
+        <w:r>
+          <w:t>whose</w:t>
+        </w:r>
+      </w:ins>
+      <w:ins w:id="16" w:author="Jaeger, Florian" w:date="2025-08-14T11:42:00Z" w16du:dateUtc="2025-08-14T09:42:00Z">
+        <w:r>
+          <w:t xml:space="preserve"> categorization </w:t>
+        </w:r>
+      </w:ins>
+      <w:ins w:id="17" w:author="Jaeger, Florian" w:date="2025-08-14T11:44:00Z" w16du:dateUtc="2025-08-14T09:44:00Z">
+        <w:r>
+          <w:t>functions</w:t>
+        </w:r>
+      </w:ins>
+      <w:ins w:id="18" w:author="Jaeger, Florian" w:date="2025-08-14T11:42:00Z" w16du:dateUtc="2025-08-14T09:42:00Z">
+        <w:r>
+          <w:t xml:space="preserve"> </w:t>
+        </w:r>
+      </w:ins>
+      <w:ins w:id="19" w:author="Jaeger, Florian" w:date="2025-08-14T11:46:00Z" w16du:dateUtc="2025-08-14T09:46:00Z">
+        <w:r>
+          <w:t>had</w:t>
+        </w:r>
+      </w:ins>
+      <w:ins w:id="20" w:author="Jaeger, Florian" w:date="2025-08-14T11:43:00Z" w16du:dateUtc="2025-08-14T09:43:00Z">
+        <w:r>
+          <w:t xml:space="preserve"> </w:t>
+        </w:r>
+      </w:ins>
+      <w:del w:id="21" w:author="Jaeger, Florian" w:date="2025-08-14T11:42:00Z" w16du:dateUtc="2025-08-14T09:42:00Z">
+        <w:r>
+          <w:delText xml:space="preserve">with </w:delText>
+        </w:r>
+      </w:del>
+      <w:r>
+        <w:t>significant</w:t>
+      </w:r>
+      <w:del w:id="22" w:author="Jaeger, Florian" w:date="2025-08-14T11:42:00Z" w16du:dateUtc="2025-08-14T09:42:00Z">
+        <w:r>
+          <w:delText xml:space="preserve"> </w:delText>
+        </w:r>
+      </w:del>
+      <w:ins w:id="23" w:author="Jaeger, Florian" w:date="2025-08-14T11:42:00Z" w16du:dateUtc="2025-08-14T09:42:00Z">
+        <w:r>
+          <w:t xml:space="preserve"> </w:t>
+        </w:r>
+      </w:ins>
+      <w:ins w:id="24" w:author="Jaeger, Florian" w:date="2025-08-14T11:47:00Z" w16du:dateUtc="2025-08-14T09:47:00Z">
+        <w:r>
+          <w:t xml:space="preserve">effects of the </w:t>
+        </w:r>
+      </w:ins>
+      <w:proofErr w:type="spellStart"/>
+      <w:ins w:id="25" w:author="Jaeger, Florian" w:date="2025-08-14T11:48:00Z" w16du:dateUtc="2025-08-14T09:48:00Z">
+        <w:r>
+          <w:rPr>
+            <w:i/>
+            <w:iCs/>
+          </w:rPr>
+          <w:t>asi-ashi</w:t>
+        </w:r>
+        <w:proofErr w:type="spellEnd"/>
+        <w:r>
+          <w:rPr>
+            <w:i/>
+            <w:iCs/>
+          </w:rPr>
+          <w:t xml:space="preserve"> </w:t>
+        </w:r>
+        <w:r>
+          <w:t>continuum</w:t>
+        </w:r>
+      </w:ins>
+      <w:ins w:id="26" w:author="Jaeger, Florian" w:date="2025-08-14T11:46:00Z" w16du:dateUtc="2025-08-14T09:46:00Z">
+        <w:r>
+          <w:t xml:space="preserve"> </w:t>
+        </w:r>
+      </w:ins>
+      <w:ins w:id="27" w:author="Jaeger, Florian" w:date="2025-08-14T11:42:00Z" w16du:dateUtc="2025-08-14T09:42:00Z">
+        <w:r>
+          <w:t>in the expected direction</w:t>
+        </w:r>
+      </w:ins>
+      <w:del w:id="28" w:author="Jaeger, Florian" w:date="2025-08-14T11:42:00Z" w16du:dateUtc="2025-08-14T09:42:00Z">
+        <w:r>
+          <w:delText>reversal of the</w:delText>
+        </w:r>
+        <w:r>
+          <w:delText xml:space="preserve"> expected</w:delText>
+        </w:r>
+        <w:r>
+          <w:delText xml:space="preserve"> </w:delText>
+        </w:r>
+      </w:del>
+      <w:del w:id="29" w:author="Jaeger, Florian" w:date="2025-08-14T11:41:00Z" w16du:dateUtc="2025-08-14T09:41:00Z">
+        <w:r>
+          <w:delText>slop</w:delText>
+        </w:r>
+        <w:r>
+          <w:delText xml:space="preserve">e </w:delText>
+        </w:r>
+      </w:del>
+      <w:del w:id="30" w:author="Jaeger, Florian" w:date="2025-08-14T11:42:00Z" w16du:dateUtc="2025-08-14T09:42:00Z">
+        <w:r>
+          <w:delText xml:space="preserve">and </w:delText>
+        </w:r>
+        <w:r>
+          <w:delText>participants with ‘flat’ slopes (significant in neither direction)</w:delText>
+        </w:r>
+      </w:del>
+      <w:r>
+        <w:t>.</w:t>
+      </w:r>
+      <w:r>
+        <w:t xml:space="preserve"> We instead </w:t>
+      </w:r>
+      <w:ins w:id="31" w:author="Jaeger, Florian" w:date="2025-08-14T11:48:00Z" w16du:dateUtc="2025-08-14T09:48:00Z">
+        <w:r>
+          <w:t>also included</w:t>
+        </w:r>
+      </w:ins>
+      <w:del w:id="32" w:author="Jaeger, Florian" w:date="2025-08-14T11:42:00Z" w16du:dateUtc="2025-08-14T09:42:00Z">
+        <w:r>
+          <w:delText>in</w:delText>
+        </w:r>
+      </w:del>
+      <w:del w:id="33" w:author="Jaeger, Florian" w:date="2025-08-14T11:48:00Z" w16du:dateUtc="2025-08-14T09:48:00Z">
+        <w:r>
+          <w:delText>clude</w:delText>
+        </w:r>
+      </w:del>
+      <w:r>
+        <w:t xml:space="preserve"> participants </w:t>
+      </w:r>
+      <w:ins w:id="34" w:author="Jaeger, Florian" w:date="2025-08-14T11:44:00Z" w16du:dateUtc="2025-08-14T09:44:00Z">
+        <w:r>
+          <w:t xml:space="preserve">whose categorization functions </w:t>
+        </w:r>
+      </w:ins>
+      <w:ins w:id="35" w:author="Jaeger, Florian" w:date="2025-08-14T11:48:00Z" w16du:dateUtc="2025-08-14T09:48:00Z">
+        <w:r>
+          <w:t xml:space="preserve">were </w:t>
+        </w:r>
+      </w:ins>
+      <w:ins w:id="36" w:author="Jaeger, Florian" w:date="2025-08-14T11:49:00Z" w16du:dateUtc="2025-08-14T09:49:00Z">
+        <w:r>
+          <w:t xml:space="preserve">‘flat’ over the test continuum  (no significant effect), excluding only participants with </w:t>
+        </w:r>
+      </w:ins>
+      <w:ins w:id="37" w:author="Jaeger, Florian" w:date="2025-08-14T11:44:00Z" w16du:dateUtc="2025-08-14T09:44:00Z">
+        <w:r>
+          <w:t xml:space="preserve">significant </w:t>
+        </w:r>
+      </w:ins>
+      <w:ins w:id="38" w:author="Jaeger, Florian" w:date="2025-08-14T11:49:00Z" w16du:dateUtc="2025-08-14T09:49:00Z">
+        <w:r>
+          <w:t xml:space="preserve">effects of the </w:t>
+        </w:r>
+        <w:proofErr w:type="spellStart"/>
+        <w:r>
+          <w:rPr>
+            <w:i/>
+            <w:iCs/>
+          </w:rPr>
+          <w:t>asi-ashi</w:t>
+        </w:r>
+        <w:proofErr w:type="spellEnd"/>
+        <w:r>
+          <w:rPr>
+            <w:i/>
+            <w:iCs/>
+          </w:rPr>
+          <w:t xml:space="preserve"> </w:t>
+        </w:r>
+        <w:r>
+          <w:t>continuum</w:t>
+        </w:r>
+      </w:ins>
+      <w:ins w:id="39" w:author="Jaeger, Florian" w:date="2025-08-14T11:44:00Z" w16du:dateUtc="2025-08-14T09:44:00Z">
+        <w:r>
+          <w:t xml:space="preserve"> in the opposite of the expected direction</w:t>
+        </w:r>
+      </w:ins>
+      <w:del w:id="40" w:author="Jaeger, Florian" w:date="2025-08-14T11:42:00Z" w16du:dateUtc="2025-08-14T09:42:00Z">
+        <w:r>
+          <w:delText>with ‘flat’ slopes, and only exclude participants with significant reversals</w:delText>
+        </w:r>
+      </w:del>
+      <w:r>
+        <w:t>.</w:t>
       </w:r>
       <w:r>
         <w:t xml:space="preserve"> </w:t>
       </w:r>
       <w:r>
-        <w:t xml:space="preserve">We consider </w:t>
-      </w:r>
-      <w:r>
-        <w:t>this revised</w:t>
-      </w:r>
-      <w:r>
-        <w:t xml:space="preserve"> </w:t>
-      </w:r>
-      <w:r>
-        <w:t>approach more conservative, and decided on this change prior to analysis</w:t>
-      </w:r>
+        <w:t xml:space="preserve">We </w:t>
+      </w:r>
+      <w:ins w:id="41" w:author="Jaeger, Florian" w:date="2025-08-14T11:52:00Z" w16du:dateUtc="2025-08-14T09:52:00Z">
+        <w:r>
+          <w:t>decided on this change prior to analysis</w:t>
+        </w:r>
+        <w:r>
+          <w:t xml:space="preserve">, and </w:t>
+        </w:r>
+      </w:ins>
+      <w:r>
+        <w:t xml:space="preserve">consider </w:t>
+      </w:r>
+      <w:del w:id="42" w:author="Jaeger, Florian" w:date="2025-08-14T11:52:00Z" w16du:dateUtc="2025-08-14T09:52:00Z">
+        <w:r>
+          <w:delText>this revised</w:delText>
+        </w:r>
+        <w:r>
+          <w:delText xml:space="preserve"> </w:delText>
+        </w:r>
+        <w:r>
+          <w:delText>approach</w:delText>
+        </w:r>
+      </w:del>
+      <w:ins w:id="43" w:author="Jaeger, Florian" w:date="2025-08-14T11:52:00Z" w16du:dateUtc="2025-08-14T09:52:00Z">
+        <w:r>
+          <w:t>it</w:t>
+        </w:r>
+      </w:ins>
+      <w:r>
+        <w:t xml:space="preserve"> more </w:t>
+      </w:r>
+      <w:del w:id="44" w:author="Jaeger, Florian" w:date="2025-08-14T11:50:00Z" w16du:dateUtc="2025-08-14T09:50:00Z">
+        <w:r>
+          <w:delText>conservative</w:delText>
+        </w:r>
+      </w:del>
+      <w:ins w:id="45" w:author="Jaeger, Florian" w:date="2025-08-14T11:50:00Z" w16du:dateUtc="2025-08-14T09:50:00Z">
+        <w:r>
+          <w:t xml:space="preserve">adequate </w:t>
+        </w:r>
+        <w:r>
+          <w:t xml:space="preserve">since participants </w:t>
+        </w:r>
+        <w:r>
+          <w:t>with ‘flat’ categorization functions</w:t>
+        </w:r>
+      </w:ins>
+      <w:ins w:id="46" w:author="Jaeger, Florian" w:date="2025-08-14T11:51:00Z" w16du:dateUtc="2025-08-14T09:51:00Z">
+        <w:r>
+          <w:t xml:space="preserve"> </w:t>
+        </w:r>
+      </w:ins>
+      <w:ins w:id="47" w:author="Jaeger, Florian" w:date="2025-08-14T11:54:00Z" w16du:dateUtc="2025-08-14T09:54:00Z">
+        <w:r>
+          <w:t xml:space="preserve">over our continuum </w:t>
+        </w:r>
+      </w:ins>
+      <w:ins w:id="48" w:author="Jaeger, Florian" w:date="2025-08-14T11:50:00Z" w16du:dateUtc="2025-08-14T09:50:00Z">
+        <w:r>
+          <w:t xml:space="preserve">are not </w:t>
+        </w:r>
+        <w:r>
+          <w:rPr>
+            <w:i/>
+            <w:iCs/>
+            <w:rPrChange w:id="49" w:author="Jaeger, Florian" w:date="2025-08-14T11:50:00Z" w16du:dateUtc="2025-08-14T09:50:00Z">
+              <w:rPr/>
+            </w:rPrChange>
+          </w:rPr>
+          <w:t>necessarily</w:t>
+        </w:r>
+        <w:r>
+          <w:t xml:space="preserve"> uncooperative or misunderstanding the task</w:t>
+        </w:r>
+      </w:ins>
+      <w:ins w:id="50" w:author="Jaeger, Florian" w:date="2025-08-14T11:52:00Z" w16du:dateUtc="2025-08-14T09:52:00Z">
+        <w:r>
+          <w:t xml:space="preserve"> (recall that </w:t>
+        </w:r>
+      </w:ins>
+      <w:ins w:id="51" w:author="Jaeger, Florian" w:date="2025-08-14T11:54:00Z" w16du:dateUtc="2025-08-14T09:54:00Z">
+        <w:r>
+          <w:t>the</w:t>
+        </w:r>
+      </w:ins>
+      <w:ins w:id="52" w:author="Jaeger, Florian" w:date="2025-08-14T11:52:00Z" w16du:dateUtc="2025-08-14T09:52:00Z">
+        <w:r>
+          <w:t xml:space="preserve"> </w:t>
+        </w:r>
+        <w:proofErr w:type="spellStart"/>
+        <w:r>
+          <w:rPr>
+            <w:i/>
+            <w:iCs/>
+          </w:rPr>
+          <w:t>asi-ashi</w:t>
+        </w:r>
+        <w:proofErr w:type="spellEnd"/>
+        <w:r>
+          <w:rPr>
+            <w:i/>
+            <w:iCs/>
+          </w:rPr>
+          <w:t xml:space="preserve"> </w:t>
+        </w:r>
+        <w:r>
+          <w:t>continuum</w:t>
+        </w:r>
+        <w:r>
+          <w:t xml:space="preserve"> </w:t>
+        </w:r>
+      </w:ins>
+      <w:ins w:id="53" w:author="Jaeger, Florian" w:date="2025-08-14T11:55:00Z" w16du:dateUtc="2025-08-14T09:55:00Z">
+        <w:r>
+          <w:t xml:space="preserve">we used </w:t>
+        </w:r>
+      </w:ins>
+      <w:ins w:id="54" w:author="Jaeger, Florian" w:date="2025-08-14T11:52:00Z" w16du:dateUtc="2025-08-14T09:52:00Z">
+        <w:r>
+          <w:t>d</w:t>
+        </w:r>
+      </w:ins>
+      <w:ins w:id="55" w:author="Jaeger, Florian" w:date="2025-08-14T11:55:00Z" w16du:dateUtc="2025-08-14T09:55:00Z">
+        <w:r>
+          <w:t>id</w:t>
+        </w:r>
+      </w:ins>
+      <w:ins w:id="56" w:author="Jaeger, Florian" w:date="2025-08-14T11:52:00Z" w16du:dateUtc="2025-08-14T09:52:00Z">
+        <w:r>
+          <w:t xml:space="preserve"> not include steps that </w:t>
+        </w:r>
+      </w:ins>
+      <w:ins w:id="57" w:author="Jaeger, Florian" w:date="2025-08-14T11:53:00Z" w16du:dateUtc="2025-08-14T09:53:00Z">
+        <w:r>
+          <w:t>would be expected to be perceive</w:t>
+        </w:r>
+      </w:ins>
+      <w:ins w:id="58" w:author="Jaeger, Florian" w:date="2025-08-14T11:54:00Z" w16du:dateUtc="2025-08-14T09:54:00Z">
+        <w:r>
+          <w:t xml:space="preserve">d as either 100% </w:t>
+        </w:r>
+        <w:proofErr w:type="spellStart"/>
+        <w:r>
+          <w:rPr>
+            <w:i/>
+            <w:iCs/>
+          </w:rPr>
+          <w:t>asi</w:t>
+        </w:r>
+        <w:proofErr w:type="spellEnd"/>
+        <w:r>
+          <w:rPr>
+            <w:i/>
+            <w:iCs/>
+          </w:rPr>
+          <w:t xml:space="preserve"> </w:t>
+        </w:r>
+        <w:r>
+          <w:t xml:space="preserve">or 100% </w:t>
+        </w:r>
+        <w:proofErr w:type="spellStart"/>
+        <w:r>
+          <w:rPr>
+            <w:i/>
+            <w:iCs/>
+          </w:rPr>
+          <w:t>ashi</w:t>
+        </w:r>
+        <w:proofErr w:type="spellEnd"/>
+        <w:r>
+          <w:t>)</w:t>
+        </w:r>
+      </w:ins>
+      <w:del w:id="59" w:author="Jaeger, Florian" w:date="2025-08-14T11:52:00Z" w16du:dateUtc="2025-08-14T09:52:00Z">
+        <w:r>
+          <w:delText>, and decided on this change prior to analysis</w:delText>
+        </w:r>
+      </w:del>
       <w:r>
         <w:t xml:space="preserve">. </w:t>
       </w:r>
@@ -27779,7 +28647,7 @@
 </file>
 
 <file path=word/header1.xml><?xml version="1.0" encoding="utf-8"?>
-<w:hdr xmlns:wpc="http://schemas.microsoft.com/office/word/2010/wordprocessingCanvas" xmlns:cx="http://schemas.microsoft.com/office/drawing/2014/chartex" xmlns:cx1="http://schemas.microsoft.com/office/drawing/2015/9/8/chartex" xmlns:cx2="http://schemas.microsoft.com/office/drawing/2015/10/21/chartex" xmlns:cx3="http://schemas.microsoft.com/office/drawing/2016/5/9/chartex" xmlns:cx4="http://schemas.microsoft.com/office/drawing/2016/5/10/chartex" xmlns:cx5="http://schemas.microsoft.com/office/drawing/2016/5/11/chartex" xmlns:cx6="http://schemas.microsoft.com/office/drawing/2016/5/12/chartex" xmlns:cx7="http://schemas.microsoft.com/office/drawing/2016/5/13/chartex" xmlns:cx8="http://schemas.microsoft.com/office/drawing/2016/5/14/chartex" xmlns:mc="http://schemas.openxmlformats.org/markup-compatibility/2006" xmlns:aink="http://schemas.microsoft.com/office/drawing/2016/ink" xmlns:am3d="http://schemas.microsoft.com/office/drawing/2017/model3d" xmlns:o="urn:schemas-microsoft-com:office:office" xmlns:oel="http://schemas.microsoft.com/office/2019/extlst" xmlns:r="http://schemas.openxmlformats.org/officeDocument/2006/relationships" xmlns:m="http://schemas.openxmlformats.org/officeDocument/2006/math" xmlns:v="urn:schemas-microsoft-com:vml" xmlns:wp14="http://schemas.microsoft.com/office/word/2010/wordprocessingDrawing" xmlns:wp="http://schemas.openxmlformats.org/drawingml/2006/wordprocessingDrawing" xmlns:w10="urn:schemas-microsoft-com:office:word" xmlns:w="http://schemas.openxmlformats.org/wordprocessingml/2006/main" xmlns:w14="http://schemas.microsoft.com/office/word/2010/wordml" xmlns:w15="http://schemas.microsoft.com/office/word/2012/wordml" xmlns:w16cex="http://schemas.microsoft.com/office/word/2018/wordml/cex" xmlns:w16cid="http://schemas.microsoft.com/office/word/2016/wordml/cid" xmlns:w16="http://schemas.microsoft.com/office/word/2018/wordml" xmlns:w16du="http://schemas.microsoft.com/office/word/2023/wordml/word16du" xmlns:w16sdtdh="http://schemas.microsoft.com/office/word/2020/wordml/sdtdatahash" xmlns:w16se="http://schemas.microsoft.com/office/word/2015/wordml/symex" xmlns:wpg="http://schemas.microsoft.com/office/word/2010/wordprocessingGroup" xmlns:wpi="http://schemas.microsoft.com/office/word/2010/wordprocessingInk" xmlns:wne="http://schemas.microsoft.com/office/word/2006/wordml" xmlns:wps="http://schemas.microsoft.com/office/word/2010/wordprocessingShape" mc:Ignorable="w14 w15 w16se w16cid w16 w16cex w16sdtdh w16du wp14">
+<w:hdr xmlns:wpc="http://schemas.microsoft.com/office/word/2010/wordprocessingCanvas" xmlns:cx="http://schemas.microsoft.com/office/drawing/2014/chartex" xmlns:cx1="http://schemas.microsoft.com/office/drawing/2015/9/8/chartex" xmlns:cx2="http://schemas.microsoft.com/office/drawing/2015/10/21/chartex" xmlns:cx3="http://schemas.microsoft.com/office/drawing/2016/5/9/chartex" xmlns:cx4="http://schemas.microsoft.com/office/drawing/2016/5/10/chartex" xmlns:cx5="http://schemas.microsoft.com/office/drawing/2016/5/11/chartex" xmlns:cx6="http://schemas.microsoft.com/office/drawing/2016/5/12/chartex" xmlns:cx7="http://schemas.microsoft.com/office/drawing/2016/5/13/chartex" xmlns:cx8="http://schemas.microsoft.com/office/drawing/2016/5/14/chartex" xmlns:mc="http://schemas.openxmlformats.org/markup-compatibility/2006" xmlns:aink="http://schemas.microsoft.com/office/drawing/2016/ink" xmlns:am3d="http://schemas.microsoft.com/office/drawing/2017/model3d" xmlns:o="urn:schemas-microsoft-com:office:office" xmlns:oel="http://schemas.microsoft.com/office/2019/extlst" xmlns:r="http://schemas.openxmlformats.org/officeDocument/2006/relationships" xmlns:m="http://schemas.openxmlformats.org/officeDocument/2006/math" xmlns:v="urn:schemas-microsoft-com:vml" xmlns:wp14="http://schemas.microsoft.com/office/word/2010/wordprocessingDrawing" xmlns:wp="http://schemas.openxmlformats.org/drawingml/2006/wordprocessingDrawing" xmlns:w10="urn:schemas-microsoft-com:office:word" xmlns:w="http://schemas.openxmlformats.org/wordprocessingml/2006/main" xmlns:w14="http://schemas.microsoft.com/office/word/2010/wordml" xmlns:w15="http://schemas.microsoft.com/office/word/2012/wordml" xmlns:w16cex="http://schemas.microsoft.com/office/word/2018/wordml/cex" xmlns:w16cid="http://schemas.microsoft.com/office/word/2016/wordml/cid" xmlns:w16="http://schemas.microsoft.com/office/word/2018/wordml" xmlns:w16du="http://schemas.microsoft.com/office/word/2023/wordml/word16du" xmlns:w16sdtdh="http://schemas.microsoft.com/office/word/2020/wordml/sdtdatahash" xmlns:w16sdtfl="http://schemas.microsoft.com/office/word/2024/wordml/sdtformatlock" xmlns:w16se="http://schemas.microsoft.com/office/word/2015/wordml/symex" xmlns:wpg="http://schemas.microsoft.com/office/word/2010/wordprocessingGroup" xmlns:wpi="http://schemas.microsoft.com/office/word/2010/wordprocessingInk" xmlns:wne="http://schemas.microsoft.com/office/word/2006/wordml" xmlns:wps="http://schemas.microsoft.com/office/word/2010/wordprocessingShape" mc:Ignorable="w14 w15 w16se w16cid w16 w16cex w16sdtdh w16sdtfl w16du wp14">
   <w:p>
     <w:pPr>
       <w:pStyle w:val="Header"/>
@@ -27804,7 +28672,7 @@
 </file>
 
 <file path=word/numbering.xml><?xml version="1.0" encoding="utf-8"?>
-<w:numbering xmlns:wpc="http://schemas.microsoft.com/office/word/2010/wordprocessingCanvas" xmlns:cx="http://schemas.microsoft.com/office/drawing/2014/chartex" xmlns:cx1="http://schemas.microsoft.com/office/drawing/2015/9/8/chartex" xmlns:cx2="http://schemas.microsoft.com/office/drawing/2015/10/21/chartex" xmlns:cx3="http://schemas.microsoft.com/office/drawing/2016/5/9/chartex" xmlns:cx4="http://schemas.microsoft.com/office/drawing/2016/5/10/chartex" xmlns:cx5="http://schemas.microsoft.com/office/drawing/2016/5/11/chartex" xmlns:cx6="http://schemas.microsoft.com/office/drawing/2016/5/12/chartex" xmlns:cx7="http://schemas.microsoft.com/office/drawing/2016/5/13/chartex" xmlns:cx8="http://schemas.microsoft.com/office/drawing/2016/5/14/chartex" xmlns:mc="http://schemas.openxmlformats.org/markup-compatibility/2006" xmlns:aink="http://schemas.microsoft.com/office/drawing/2016/ink" xmlns:am3d="http://schemas.microsoft.com/office/drawing/2017/model3d" xmlns:o="urn:schemas-microsoft-com:office:office" xmlns:oel="http://schemas.microsoft.com/office/2019/extlst" xmlns:r="http://schemas.openxmlformats.org/officeDocument/2006/relationships" xmlns:m="http://schemas.openxmlformats.org/officeDocument/2006/math" xmlns:v="urn:schemas-microsoft-com:vml" xmlns:wp14="http://schemas.microsoft.com/office/word/2010/wordprocessingDrawing" xmlns:wp="http://schemas.openxmlformats.org/drawingml/2006/wordprocessingDrawing" xmlns:w10="urn:schemas-microsoft-com:office:word" xmlns:w="http://schemas.openxmlformats.org/wordprocessingml/2006/main" xmlns:w14="http://schemas.microsoft.com/office/word/2010/wordml" xmlns:w15="http://schemas.microsoft.com/office/word/2012/wordml" xmlns:w16cex="http://schemas.microsoft.com/office/word/2018/wordml/cex" xmlns:w16cid="http://schemas.microsoft.com/office/word/2016/wordml/cid" xmlns:w16="http://schemas.microsoft.com/office/word/2018/wordml" xmlns:w16du="http://schemas.microsoft.com/office/word/2023/wordml/word16du" xmlns:w16sdtdh="http://schemas.microsoft.com/office/word/2020/wordml/sdtdatahash" xmlns:w16se="http://schemas.microsoft.com/office/word/2015/wordml/symex" xmlns:wpg="http://schemas.microsoft.com/office/word/2010/wordprocessingGroup" xmlns:wpi="http://schemas.microsoft.com/office/word/2010/wordprocessingInk" xmlns:wne="http://schemas.microsoft.com/office/word/2006/wordml" xmlns:wps="http://schemas.microsoft.com/office/word/2010/wordprocessingShape" mc:Ignorable="w14 w15 w16se w16cid w16 w16cex w16sdtdh w16du wp14">
+<w:numbering xmlns:wpc="http://schemas.microsoft.com/office/word/2010/wordprocessingCanvas" xmlns:cx="http://schemas.microsoft.com/office/drawing/2014/chartex" xmlns:cx1="http://schemas.microsoft.com/office/drawing/2015/9/8/chartex" xmlns:cx2="http://schemas.microsoft.com/office/drawing/2015/10/21/chartex" xmlns:cx3="http://schemas.microsoft.com/office/drawing/2016/5/9/chartex" xmlns:cx4="http://schemas.microsoft.com/office/drawing/2016/5/10/chartex" xmlns:cx5="http://schemas.microsoft.com/office/drawing/2016/5/11/chartex" xmlns:cx6="http://schemas.microsoft.com/office/drawing/2016/5/12/chartex" xmlns:cx7="http://schemas.microsoft.com/office/drawing/2016/5/13/chartex" xmlns:cx8="http://schemas.microsoft.com/office/drawing/2016/5/14/chartex" xmlns:mc="http://schemas.openxmlformats.org/markup-compatibility/2006" xmlns:aink="http://schemas.microsoft.com/office/drawing/2016/ink" xmlns:am3d="http://schemas.microsoft.com/office/drawing/2017/model3d" xmlns:o="urn:schemas-microsoft-com:office:office" xmlns:oel="http://schemas.microsoft.com/office/2019/extlst" xmlns:r="http://schemas.openxmlformats.org/officeDocument/2006/relationships" xmlns:m="http://schemas.openxmlformats.org/officeDocument/2006/math" xmlns:v="urn:schemas-microsoft-com:vml" xmlns:wp14="http://schemas.microsoft.com/office/word/2010/wordprocessingDrawing" xmlns:wp="http://schemas.openxmlformats.org/drawingml/2006/wordprocessingDrawing" xmlns:w10="urn:schemas-microsoft-com:office:word" xmlns:w="http://schemas.openxmlformats.org/wordprocessingml/2006/main" xmlns:w14="http://schemas.microsoft.com/office/word/2010/wordml" xmlns:w15="http://schemas.microsoft.com/office/word/2012/wordml" xmlns:w16cex="http://schemas.microsoft.com/office/word/2018/wordml/cex" xmlns:w16cid="http://schemas.microsoft.com/office/word/2016/wordml/cid" xmlns:w16="http://schemas.microsoft.com/office/word/2018/wordml" xmlns:w16du="http://schemas.microsoft.com/office/word/2023/wordml/word16du" xmlns:w16sdtdh="http://schemas.microsoft.com/office/word/2020/wordml/sdtdatahash" xmlns:w16sdtfl="http://schemas.microsoft.com/office/word/2024/wordml/sdtformatlock" xmlns:w16se="http://schemas.microsoft.com/office/word/2015/wordml/symex" xmlns:wpg="http://schemas.microsoft.com/office/word/2010/wordprocessingGroup" xmlns:wpi="http://schemas.microsoft.com/office/word/2010/wordprocessingInk" xmlns:wne="http://schemas.microsoft.com/office/word/2006/wordml" xmlns:wps="http://schemas.microsoft.com/office/word/2010/wordprocessingShape" mc:Ignorable="w14 w15 w16se w16cid w16 w16cex w16sdtdh w16sdtfl w16du wp14">
   <w:abstractNum w:abstractNumId="0" w15:restartNumberingAfterBreak="0">
     <w:nsid w:val="05EC708F"/>
     <w:multiLevelType w:val="hybridMultilevel"/>
@@ -32239,8 +33107,16 @@
 </w:numbering>
 </file>
 
+<file path=word/people.xml><?xml version="1.0" encoding="utf-8"?>
+<w15:people xmlns:wpc="http://schemas.microsoft.com/office/word/2010/wordprocessingCanvas" xmlns:cx="http://schemas.microsoft.com/office/drawing/2014/chartex" xmlns:cx1="http://schemas.microsoft.com/office/drawing/2015/9/8/chartex" xmlns:cx2="http://schemas.microsoft.com/office/drawing/2015/10/21/chartex" xmlns:cx3="http://schemas.microsoft.com/office/drawing/2016/5/9/chartex" xmlns:cx4="http://schemas.microsoft.com/office/drawing/2016/5/10/chartex" xmlns:cx5="http://schemas.microsoft.com/office/drawing/2016/5/11/chartex" xmlns:cx6="http://schemas.microsoft.com/office/drawing/2016/5/12/chartex" xmlns:cx7="http://schemas.microsoft.com/office/drawing/2016/5/13/chartex" xmlns:cx8="http://schemas.microsoft.com/office/drawing/2016/5/14/chartex" xmlns:mc="http://schemas.openxmlformats.org/markup-compatibility/2006" xmlns:aink="http://schemas.microsoft.com/office/drawing/2016/ink" xmlns:am3d="http://schemas.microsoft.com/office/drawing/2017/model3d" xmlns:o="urn:schemas-microsoft-com:office:office" xmlns:oel="http://schemas.microsoft.com/office/2019/extlst" xmlns:r="http://schemas.openxmlformats.org/officeDocument/2006/relationships" xmlns:m="http://schemas.openxmlformats.org/officeDocument/2006/math" xmlns:v="urn:schemas-microsoft-com:vml" xmlns:wp14="http://schemas.microsoft.com/office/word/2010/wordprocessingDrawing" xmlns:wp="http://schemas.openxmlformats.org/drawingml/2006/wordprocessingDrawing" xmlns:w10="urn:schemas-microsoft-com:office:word" xmlns:w="http://schemas.openxmlformats.org/wordprocessingml/2006/main" xmlns:w14="http://schemas.microsoft.com/office/word/2010/wordml" xmlns:w15="http://schemas.microsoft.com/office/word/2012/wordml" xmlns:w16cex="http://schemas.microsoft.com/office/word/2018/wordml/cex" xmlns:w16cid="http://schemas.microsoft.com/office/word/2016/wordml/cid" xmlns:w16="http://schemas.microsoft.com/office/word/2018/wordml" xmlns:w16du="http://schemas.microsoft.com/office/word/2023/wordml/word16du" xmlns:w16sdtdh="http://schemas.microsoft.com/office/word/2020/wordml/sdtdatahash" xmlns:w16sdtfl="http://schemas.microsoft.com/office/word/2024/wordml/sdtformatlock" xmlns:w16se="http://schemas.microsoft.com/office/word/2015/wordml/symex" xmlns:wpg="http://schemas.microsoft.com/office/word/2010/wordprocessingGroup" xmlns:wpi="http://schemas.microsoft.com/office/word/2010/wordprocessingInk" xmlns:wne="http://schemas.microsoft.com/office/word/2006/wordml" xmlns:wps="http://schemas.microsoft.com/office/word/2010/wordprocessingShape" mc:Ignorable="w14 w15 w16se w16cid w16 w16cex w16sdtdh w16sdtfl w16du wp14">
+  <w15:person w15:author="Jaeger, Florian">
+    <w15:presenceInfo w15:providerId="AD" w15:userId="S::fjaeger@ur.rochester.edu::0d0acd91-09a2-4ddb-a934-22efc544688e"/>
+  </w15:person>
+</w15:people>
+</file>
+
 <file path=word/styles.xml><?xml version="1.0" encoding="utf-8"?>
-<w:styles xmlns:mc="http://schemas.openxmlformats.org/markup-compatibility/2006" xmlns:r="http://schemas.openxmlformats.org/officeDocument/2006/relationships" xmlns:w="http://schemas.openxmlformats.org/wordprocessingml/2006/main" xmlns:w14="http://schemas.microsoft.com/office/word/2010/wordml" xmlns:w15="http://schemas.microsoft.com/office/word/2012/wordml" xmlns:w16cex="http://schemas.microsoft.com/office/word/2018/wordml/cex" xmlns:w16cid="http://schemas.microsoft.com/office/word/2016/wordml/cid" xmlns:w16="http://schemas.microsoft.com/office/word/2018/wordml" xmlns:w16du="http://schemas.microsoft.com/office/word/2023/wordml/word16du" xmlns:w16sdtdh="http://schemas.microsoft.com/office/word/2020/wordml/sdtdatahash" xmlns:w16se="http://schemas.microsoft.com/office/word/2015/wordml/symex" mc:Ignorable="w14 w15 w16se w16cid w16 w16cex w16sdtdh w16du">
+<w:styles xmlns:mc="http://schemas.openxmlformats.org/markup-compatibility/2006" xmlns:r="http://schemas.openxmlformats.org/officeDocument/2006/relationships" xmlns:w="http://schemas.openxmlformats.org/wordprocessingml/2006/main" xmlns:w14="http://schemas.microsoft.com/office/word/2010/wordml" xmlns:w15="http://schemas.microsoft.com/office/word/2012/wordml" xmlns:w16cex="http://schemas.microsoft.com/office/word/2018/wordml/cex" xmlns:w16cid="http://schemas.microsoft.com/office/word/2016/wordml/cid" xmlns:w16="http://schemas.microsoft.com/office/word/2018/wordml" xmlns:w16du="http://schemas.microsoft.com/office/word/2023/wordml/word16du" xmlns:w16sdtdh="http://schemas.microsoft.com/office/word/2020/wordml/sdtdatahash" xmlns:w16sdtfl="http://schemas.microsoft.com/office/word/2024/wordml/sdtformatlock" xmlns:w16se="http://schemas.microsoft.com/office/word/2015/wordml/symex" mc:Ignorable="w14 w15 w16se w16cid w16 w16cex w16sdtdh w16sdtfl w16du">
   <w:docDefaults>
     <w:rPrDefault>
       <w:rPr>

--- a/output/papers/Round 3/manuscript-brief-clean.docx
+++ b/output/papers/Round 3/manuscript-brief-clean.docx
@@ -1,6 +1,6 @@
 
 <file path=word/document.xml><?xml version="1.0" encoding="utf-8"?>
-<w:document xmlns:wpc="http://schemas.microsoft.com/office/word/2010/wordprocessingCanvas" xmlns:cx="http://schemas.microsoft.com/office/drawing/2014/chartex" xmlns:cx1="http://schemas.microsoft.com/office/drawing/2015/9/8/chartex" xmlns:cx2="http://schemas.microsoft.com/office/drawing/2015/10/21/chartex" xmlns:cx3="http://schemas.microsoft.com/office/drawing/2016/5/9/chartex" xmlns:cx4="http://schemas.microsoft.com/office/drawing/2016/5/10/chartex" xmlns:cx5="http://schemas.microsoft.com/office/drawing/2016/5/11/chartex" xmlns:cx6="http://schemas.microsoft.com/office/drawing/2016/5/12/chartex" xmlns:cx7="http://schemas.microsoft.com/office/drawing/2016/5/13/chartex" xmlns:cx8="http://schemas.microsoft.com/office/drawing/2016/5/14/chartex" xmlns:mc="http://schemas.openxmlformats.org/markup-compatibility/2006" xmlns:aink="http://schemas.microsoft.com/office/drawing/2016/ink" xmlns:am3d="http://schemas.microsoft.com/office/drawing/2017/model3d" xmlns:o="urn:schemas-microsoft-com:office:office" xmlns:oel="http://schemas.microsoft.com/office/2019/extlst" xmlns:r="http://schemas.openxmlformats.org/officeDocument/2006/relationships" xmlns:m="http://schemas.openxmlformats.org/officeDocument/2006/math" xmlns:v="urn:schemas-microsoft-com:vml" xmlns:wp14="http://schemas.microsoft.com/office/word/2010/wordprocessingDrawing" xmlns:wp="http://schemas.openxmlformats.org/drawingml/2006/wordprocessingDrawing" xmlns:w10="urn:schemas-microsoft-com:office:word" xmlns:w="http://schemas.openxmlformats.org/wordprocessingml/2006/main" xmlns:w14="http://schemas.microsoft.com/office/word/2010/wordml" xmlns:w15="http://schemas.microsoft.com/office/word/2012/wordml" xmlns:w16cex="http://schemas.microsoft.com/office/word/2018/wordml/cex" xmlns:w16cid="http://schemas.microsoft.com/office/word/2016/wordml/cid" xmlns:w16="http://schemas.microsoft.com/office/word/2018/wordml" xmlns:w16du="http://schemas.microsoft.com/office/word/2023/wordml/word16du" xmlns:w16sdtdh="http://schemas.microsoft.com/office/word/2020/wordml/sdtdatahash" xmlns:w16sdtfl="http://schemas.microsoft.com/office/word/2024/wordml/sdtformatlock" xmlns:w16se="http://schemas.microsoft.com/office/word/2015/wordml/symex" xmlns:wpg="http://schemas.microsoft.com/office/word/2010/wordprocessingGroup" xmlns:wpi="http://schemas.microsoft.com/office/word/2010/wordprocessingInk" xmlns:wne="http://schemas.microsoft.com/office/word/2006/wordml" xmlns:wps="http://schemas.microsoft.com/office/word/2010/wordprocessingShape" mc:Ignorable="w14 w15 w16se w16cid w16 w16cex w16sdtdh w16sdtfl w16du wp14">
+<w:document xmlns:wpc="http://schemas.microsoft.com/office/word/2010/wordprocessingCanvas" xmlns:cx="http://schemas.microsoft.com/office/drawing/2014/chartex" xmlns:cx1="http://schemas.microsoft.com/office/drawing/2015/9/8/chartex" xmlns:cx2="http://schemas.microsoft.com/office/drawing/2015/10/21/chartex" xmlns:cx3="http://schemas.microsoft.com/office/drawing/2016/5/9/chartex" xmlns:cx4="http://schemas.microsoft.com/office/drawing/2016/5/10/chartex" xmlns:cx5="http://schemas.microsoft.com/office/drawing/2016/5/11/chartex" xmlns:cx6="http://schemas.microsoft.com/office/drawing/2016/5/12/chartex" xmlns:cx7="http://schemas.microsoft.com/office/drawing/2016/5/13/chartex" xmlns:cx8="http://schemas.microsoft.com/office/drawing/2016/5/14/chartex" xmlns:mc="http://schemas.openxmlformats.org/markup-compatibility/2006" xmlns:aink="http://schemas.microsoft.com/office/drawing/2016/ink" xmlns:am3d="http://schemas.microsoft.com/office/drawing/2017/model3d" xmlns:o="urn:schemas-microsoft-com:office:office" xmlns:oel="http://schemas.microsoft.com/office/2019/extlst" xmlns:r="http://schemas.openxmlformats.org/officeDocument/2006/relationships" xmlns:m="http://schemas.openxmlformats.org/officeDocument/2006/math" xmlns:v="urn:schemas-microsoft-com:vml" xmlns:wp14="http://schemas.microsoft.com/office/word/2010/wordprocessingDrawing" xmlns:wp="http://schemas.openxmlformats.org/drawingml/2006/wordprocessingDrawing" xmlns:w10="urn:schemas-microsoft-com:office:word" xmlns:w="http://schemas.openxmlformats.org/wordprocessingml/2006/main" xmlns:w14="http://schemas.microsoft.com/office/word/2010/wordml" xmlns:w15="http://schemas.microsoft.com/office/word/2012/wordml" xmlns:w16cex="http://schemas.microsoft.com/office/word/2018/wordml/cex" xmlns:w16cid="http://schemas.microsoft.com/office/word/2016/wordml/cid" xmlns:w16="http://schemas.microsoft.com/office/word/2018/wordml" xmlns:w16du="http://schemas.microsoft.com/office/word/2023/wordml/word16du" xmlns:w16sdtdh="http://schemas.microsoft.com/office/word/2020/wordml/sdtdatahash" xmlns:w16se="http://schemas.microsoft.com/office/word/2015/wordml/symex" xmlns:wpg="http://schemas.microsoft.com/office/word/2010/wordprocessingGroup" xmlns:wpi="http://schemas.microsoft.com/office/word/2010/wordprocessingInk" xmlns:wne="http://schemas.microsoft.com/office/word/2006/wordml" xmlns:wps="http://schemas.microsoft.com/office/word/2010/wordprocessingShape" mc:Ignorable="w14 w15 w16se w16cid w16 w16cex w16sdtdh w16du wp14">
   <w:body>
     <w:p>
       <w:r>
@@ -595,21 +595,7 @@
         <w:rPr>
           <w:szCs w:val="22"/>
         </w:rPr>
-        <w:t xml:space="preserve"> In a series of perception experiments, we find that listeners compensate for the presence of a pen in the mouth of the talker, </w:t>
-      </w:r>
-      <w:proofErr w:type="gramStart"/>
-      <w:r>
-        <w:rPr>
-          <w:szCs w:val="22"/>
-        </w:rPr>
-        <w:t>as long as</w:t>
-      </w:r>
-      <w:proofErr w:type="gramEnd"/>
-      <w:r>
-        <w:rPr>
-          <w:szCs w:val="22"/>
-        </w:rPr>
-        <w:t xml:space="preserve"> the effects of the pen on the articulators (</w:t>
+        <w:t xml:space="preserve"> In a series of perception experiments, we find that listeners compensate for the presence of a pen in the mouth of the talker, as long as the effects of the pen on the articulators (</w:t>
       </w:r>
       <w:r>
         <w:rPr>
@@ -912,21 +898,7 @@
         <w:rPr>
           <w:szCs w:val="22"/>
         </w:rPr>
-        <w:t xml:space="preserve">acoustically more </w:t>
-      </w:r>
-      <w:proofErr w:type="gramStart"/>
-      <w:r>
-        <w:rPr>
-          <w:szCs w:val="22"/>
-        </w:rPr>
-        <w:t>similar to</w:t>
-      </w:r>
-      <w:proofErr w:type="gramEnd"/>
-      <w:r>
-        <w:rPr>
-          <w:szCs w:val="22"/>
-        </w:rPr>
-        <w:t xml:space="preserve"> typical </w:t>
+        <w:t xml:space="preserve">acoustically more similar to typical </w:t>
       </w:r>
       <w:r>
         <w:rPr>
@@ -1926,21 +1898,7 @@
         <w:rPr>
           <w:szCs w:val="22"/>
         </w:rPr>
-        <w:t xml:space="preserve">context should elicit compensation </w:t>
-      </w:r>
-      <w:proofErr w:type="gramStart"/>
-      <w:r>
-        <w:rPr>
-          <w:szCs w:val="22"/>
-        </w:rPr>
-        <w:t>similar to</w:t>
-      </w:r>
-      <w:proofErr w:type="gramEnd"/>
-      <w:r>
-        <w:rPr>
-          <w:szCs w:val="22"/>
-        </w:rPr>
-        <w:t xml:space="preserve"> that observed in previous studies on linguistic context</w:t>
+        <w:t>context should elicit compensation similar to that observed in previous studies on linguistic context</w:t>
       </w:r>
       <w:r>
         <w:rPr>
@@ -1991,14 +1949,6 @@
         </w:rPr>
         <w:t xml:space="preserve">by </w:t>
       </w:r>
-      <w:del w:id="0" w:author="Jaeger, Florian" w:date="2025-08-14T11:19:00Z" w16du:dateUtc="2025-08-14T09:19:00Z">
-        <w:r>
-          <w:rPr>
-            <w:szCs w:val="22"/>
-          </w:rPr>
-          <w:delText xml:space="preserve">a </w:delText>
-        </w:r>
-      </w:del>
       <w:r>
         <w:rPr>
           <w:i/>
@@ -2013,22 +1963,12 @@
         </w:rPr>
         <w:t xml:space="preserve">-phonetic </w:t>
       </w:r>
-      <w:del w:id="1" w:author="Jaeger, Florian" w:date="2025-08-14T11:19:00Z" w16du:dateUtc="2025-08-14T09:19:00Z">
-        <w:r>
-          <w:rPr>
-            <w:szCs w:val="22"/>
-          </w:rPr>
-          <w:delText>source</w:delText>
-        </w:r>
-      </w:del>
-      <w:ins w:id="2" w:author="Jaeger, Florian" w:date="2025-08-14T11:19:00Z" w16du:dateUtc="2025-08-14T09:19:00Z">
-        <w:r>
-          <w:rPr>
-            <w:szCs w:val="22"/>
-          </w:rPr>
-          <w:t>context</w:t>
-        </w:r>
-      </w:ins>
+      <w:r>
+        <w:rPr>
+          <w:szCs w:val="22"/>
+        </w:rPr>
+        <w:t>context</w:t>
+      </w:r>
       <w:r>
         <w:rPr>
           <w:szCs w:val="22"/>
@@ -2214,21 +2154,7 @@
         <w:rPr>
           <w:szCs w:val="22"/>
         </w:rPr>
-        <w:t xml:space="preserve">from /s/ in English (Jongman, Wayland, &amp; Wong, 2000), </w:t>
-      </w:r>
-      <w:proofErr w:type="gramStart"/>
-      <w:r>
-        <w:rPr>
-          <w:szCs w:val="22"/>
-        </w:rPr>
-        <w:t>both of these</w:t>
-      </w:r>
-      <w:proofErr w:type="gramEnd"/>
-      <w:r>
-        <w:rPr>
-          <w:szCs w:val="22"/>
-        </w:rPr>
-        <w:t xml:space="preserve"> </w:t>
+        <w:t xml:space="preserve">from /s/ in English (Jongman, Wayland, &amp; Wong, 2000), both of these </w:t>
       </w:r>
       <w:r>
         <w:rPr>
@@ -2271,11 +2197,6 @@
           <w:i/>
           <w:iCs/>
           <w:szCs w:val="22"/>
-          <w:rPrChange w:id="3" w:author="Jaeger, Florian" w:date="2025-08-14T11:20:00Z" w16du:dateUtc="2025-08-14T09:20:00Z">
-            <w:rPr>
-              <w:szCs w:val="22"/>
-            </w:rPr>
-          </w:rPrChange>
         </w:rPr>
         <w:t>compensate</w:t>
       </w:r>
@@ -2283,38 +2204,14 @@
         <w:rPr>
           <w:szCs w:val="22"/>
         </w:rPr>
-        <w:t xml:space="preserve"> for either or </w:t>
-      </w:r>
-      <w:proofErr w:type="gramStart"/>
-      <w:r>
-        <w:rPr>
-          <w:szCs w:val="22"/>
-        </w:rPr>
-        <w:t>both of these</w:t>
-      </w:r>
-      <w:proofErr w:type="gramEnd"/>
-      <w:r>
-        <w:rPr>
-          <w:szCs w:val="22"/>
-        </w:rPr>
-        <w:t xml:space="preserve"> effects of the pen on articulation, </w:t>
-      </w:r>
-      <w:ins w:id="4" w:author="Jaeger, Florian" w:date="2025-08-14T11:20:00Z" w16du:dateUtc="2025-08-14T09:20:00Z">
-        <w:r>
-          <w:rPr>
-            <w:szCs w:val="22"/>
-          </w:rPr>
-          <w:t>this compensation</w:t>
-        </w:r>
-      </w:ins>
-      <w:del w:id="5" w:author="Jaeger, Florian" w:date="2025-08-14T11:20:00Z" w16du:dateUtc="2025-08-14T09:20:00Z">
-        <w:r>
-          <w:rPr>
-            <w:szCs w:val="22"/>
-          </w:rPr>
-          <w:delText>it</w:delText>
-        </w:r>
-      </w:del>
+        <w:t xml:space="preserve"> for either or both of these effects of the pen on articulation, </w:t>
+      </w:r>
+      <w:r>
+        <w:rPr>
+          <w:szCs w:val="22"/>
+        </w:rPr>
+        <w:t>this compensation</w:t>
+      </w:r>
       <w:r>
         <w:rPr>
           <w:szCs w:val="22"/>
@@ -2327,14 +2224,12 @@
         </w:rPr>
         <w:t>/s/ (against /ʃ/)</w:t>
       </w:r>
-      <w:ins w:id="6" w:author="Jaeger, Florian" w:date="2025-08-14T11:21:00Z" w16du:dateUtc="2025-08-14T09:21:00Z">
-        <w:r>
-          <w:rPr>
-            <w:szCs w:val="22"/>
-          </w:rPr>
-          <w:t>, relative to an identical acoustic input that is observed in the absence of a pen in the mouth</w:t>
-        </w:r>
-      </w:ins>
+      <w:r>
+        <w:rPr>
+          <w:szCs w:val="22"/>
+        </w:rPr>
+        <w:t>, relative to an identical acoustic input that is observed in the absence of a pen in the mouth</w:t>
+      </w:r>
       <w:r>
         <w:rPr>
           <w:szCs w:val="22"/>
@@ -2697,28 +2592,14 @@
         <w:rPr>
           <w:szCs w:val="22"/>
         </w:rPr>
-        <w:t xml:space="preserve"> remained a matter of theoretical </w:t>
-      </w:r>
-      <w:proofErr w:type="gramStart"/>
-      <w:r>
-        <w:rPr>
-          <w:szCs w:val="22"/>
-        </w:rPr>
-        <w:t xml:space="preserve">debate, </w:t>
+        <w:t xml:space="preserve"> remained a matter of theoretical debate, </w:t>
       </w:r>
       <w:r>
         <w:rPr>
           <w:szCs w:val="22"/>
         </w:rPr>
         <w:lastRenderedPageBreak/>
-        <w:t>and</w:t>
-      </w:r>
-      <w:proofErr w:type="gramEnd"/>
-      <w:r>
-        <w:rPr>
-          <w:szCs w:val="22"/>
-        </w:rPr>
-        <w:t xml:space="preserve"> competing proposals appeal to different</w:t>
+        <w:t>and competing proposals appeal to different</w:t>
       </w:r>
       <w:r>
         <w:rPr>
@@ -3357,13 +3238,8 @@
       <w:r>
         <w:t xml:space="preserve"> </w:t>
       </w:r>
-      <w:proofErr w:type="gramStart"/>
-      <w:r>
-        <w:t>With regard to</w:t>
-      </w:r>
-      <w:proofErr w:type="gramEnd"/>
-      <w:r>
-        <w:t xml:space="preserve"> ethnicity, </w:t>
+      <w:r>
+        <w:t xml:space="preserve">With regard to ethnicity, </w:t>
       </w:r>
       <w:r>
         <w:t>8.5</w:t>
@@ -3387,21 +3263,13 @@
         <w:t>1.9</w:t>
       </w:r>
       <w:r>
-        <w:t xml:space="preserve">% declined to report. </w:t>
-      </w:r>
-      <w:proofErr w:type="gramStart"/>
-      <w:r>
-        <w:t>With</w:t>
+        <w:t>% declined to report. With</w:t>
       </w:r>
       <w:r>
         <w:t xml:space="preserve"> </w:t>
       </w:r>
       <w:r>
-        <w:t>regard to</w:t>
-      </w:r>
-      <w:proofErr w:type="gramEnd"/>
-      <w:r>
-        <w:t xml:space="preserve"> race, 7</w:t>
+        <w:t>regard to race, 7</w:t>
       </w:r>
       <w:r>
         <w:t>2.7</w:t>
@@ -3449,13 +3317,8 @@
         <w:t xml:space="preserve"> </w:t>
       </w:r>
       <w:r>
-        <w:t xml:space="preserve">American Indian/Alaska Native or Native Hawaiian or </w:t>
-      </w:r>
-      <w:proofErr w:type="gramStart"/>
-      <w:r>
-        <w:t>other</w:t>
-      </w:r>
-      <w:proofErr w:type="gramEnd"/>
+        <w:t>American Indian/Alaska Native or Native Hawaiian or other</w:t>
+      </w:r>
       <w:r>
         <w:t xml:space="preserve"> </w:t>
       </w:r>
@@ -4059,13 +3922,13 @@
           <w:noProof/>
         </w:rPr>
         <w:drawing>
-          <wp:anchor distT="0" distB="0" distL="114300" distR="114300" simplePos="0" relativeHeight="251671552" behindDoc="0" locked="0" layoutInCell="1" allowOverlap="1" wp14:anchorId="5DBEF848" wp14:editId="3C8FCD5B">
+          <wp:anchor distT="0" distB="0" distL="114300" distR="114300" simplePos="0" relativeHeight="251671552" behindDoc="0" locked="0" layoutInCell="1" allowOverlap="1" wp14:anchorId="5DBEF848" wp14:editId="0BA00716">
             <wp:simplePos x="0" y="0"/>
             <wp:positionH relativeFrom="margin">
               <wp:posOffset>0</wp:posOffset>
             </wp:positionH>
             <wp:positionV relativeFrom="paragraph">
-              <wp:posOffset>2177226</wp:posOffset>
+              <wp:posOffset>2506357</wp:posOffset>
             </wp:positionV>
             <wp:extent cx="5486400" cy="2413000"/>
             <wp:effectExtent l="0" t="0" r="0" b="0"/>
@@ -4186,7 +4049,7 @@
           <w:szCs w:val="22"/>
         </w:rPr>
       </w:pPr>
-      <w:bookmarkStart w:id="7" w:name="_Ref81579849"/>
+      <w:bookmarkStart w:id="0" w:name="_Ref81579849"/>
       <w:r>
         <w:rPr>
           <w:szCs w:val="22"/>
@@ -4225,7 +4088,7 @@
         </w:rPr>
         <w:fldChar w:fldCharType="end"/>
       </w:r>
-      <w:bookmarkEnd w:id="7"/>
+      <w:bookmarkEnd w:id="0"/>
       <w:r>
         <w:rPr>
           <w:szCs w:val="22"/>
@@ -4391,7 +4254,21 @@
         <w:rPr>
           <w:szCs w:val="22"/>
         </w:rPr>
-        <w:t xml:space="preserve">Proctor, Shadle, &amp; </w:t>
+        <w:t xml:space="preserve">Proctor, </w:t>
+      </w:r>
+      <w:proofErr w:type="spellStart"/>
+      <w:r>
+        <w:rPr>
+          <w:szCs w:val="22"/>
+        </w:rPr>
+        <w:t>Shadle</w:t>
+      </w:r>
+      <w:proofErr w:type="spellEnd"/>
+      <w:r>
+        <w:rPr>
+          <w:szCs w:val="22"/>
+        </w:rPr>
+        <w:t xml:space="preserve">, &amp; </w:t>
       </w:r>
       <w:proofErr w:type="spellStart"/>
       <w:r>
@@ -4740,21 +4617,7 @@
         <w:rPr>
           <w:szCs w:val="22"/>
         </w:rPr>
-        <w:t xml:space="preserve"> sequence highly </w:t>
-      </w:r>
-      <w:proofErr w:type="gramStart"/>
-      <w:r>
-        <w:rPr>
-          <w:szCs w:val="22"/>
-        </w:rPr>
-        <w:t>similar to</w:t>
-      </w:r>
-      <w:proofErr w:type="gramEnd"/>
-      <w:r>
-        <w:rPr>
-          <w:szCs w:val="22"/>
-        </w:rPr>
-        <w:t xml:space="preserve"> </w:t>
+        <w:t xml:space="preserve"> sequence highly similar to </w:t>
       </w:r>
       <w:proofErr w:type="spellStart"/>
       <w:r>
@@ -6473,27 +6336,13 @@
         <w:rPr>
           <w:szCs w:val="22"/>
         </w:rPr>
-        <w:t xml:space="preserve"> required sound sequence </w:t>
-      </w:r>
-      <w:proofErr w:type="gramStart"/>
-      <w:r>
-        <w:rPr>
-          <w:szCs w:val="22"/>
-        </w:rPr>
-        <w:t xml:space="preserve">similar </w:t>
-      </w:r>
-      <w:r>
-        <w:rPr>
-          <w:szCs w:val="22"/>
-        </w:rPr>
-        <w:t>to</w:t>
-      </w:r>
-      <w:proofErr w:type="gramEnd"/>
-      <w:r>
-        <w:rPr>
-          <w:szCs w:val="22"/>
-        </w:rPr>
-        <w:t xml:space="preserve"> </w:t>
+        <w:t xml:space="preserve"> required sound sequence similar </w:t>
+      </w:r>
+      <w:r>
+        <w:rPr>
+          <w:szCs w:val="22"/>
+        </w:rPr>
+        <w:t xml:space="preserve">to </w:t>
       </w:r>
       <w:proofErr w:type="spellStart"/>
       <w:r>
@@ -7212,21 +7061,7 @@
         <w:rPr>
           <w:szCs w:val="22"/>
         </w:rPr>
-        <w:t xml:space="preserve">, but </w:t>
-      </w:r>
-      <w:proofErr w:type="gramStart"/>
-      <w:r>
-        <w:rPr>
-          <w:szCs w:val="22"/>
-        </w:rPr>
-        <w:t>in order to</w:t>
-      </w:r>
-      <w:proofErr w:type="gramEnd"/>
-      <w:r>
-        <w:rPr>
-          <w:szCs w:val="22"/>
-        </w:rPr>
-        <w:t xml:space="preserve"> start the experiment, participants had to accept the </w:t>
+        <w:t xml:space="preserve">, but in order to start the experiment, participants had to accept the </w:t>
       </w:r>
       <w:r>
         <w:rPr>
@@ -7482,21 +7317,7 @@
         <w:rPr>
           <w:szCs w:val="22"/>
         </w:rPr>
-        <w:t xml:space="preserve">. None of the trials during the test phase </w:t>
-      </w:r>
-      <w:proofErr w:type="gramStart"/>
-      <w:r>
-        <w:rPr>
-          <w:szCs w:val="22"/>
-        </w:rPr>
-        <w:t>actually contained</w:t>
-      </w:r>
-      <w:proofErr w:type="gramEnd"/>
-      <w:r>
-        <w:rPr>
-          <w:szCs w:val="22"/>
-        </w:rPr>
-        <w:t xml:space="preserve"> a white dot. Participants then completed 72 trials of a </w:t>
+        <w:t xml:space="preserve">. None of the trials during the test phase actually contained a white dot. Participants then completed 72 trials of a </w:t>
       </w:r>
       <w:r>
         <w:rPr>
@@ -8426,7 +8247,7 @@
           <w:szCs w:val="22"/>
         </w:rPr>
       </w:pPr>
-      <w:bookmarkStart w:id="60" w:name="_Ref136088042"/>
+      <w:bookmarkStart w:id="1" w:name="_Ref136088042"/>
       <w:r>
         <w:t>T</w:t>
       </w:r>
@@ -8441,7 +8262,7 @@
           <w:t>1</w:t>
         </w:r>
       </w:fldSimple>
-      <w:bookmarkEnd w:id="60"/>
+      <w:bookmarkEnd w:id="1"/>
       <w:r>
         <w:tab/>
       </w:r>
@@ -11697,7 +11518,7 @@
           <w:docGrid w:linePitch="360"/>
         </w:sectPr>
       </w:pPr>
-      <w:bookmarkStart w:id="61" w:name="_Ref136190394"/>
+      <w:bookmarkStart w:id="2" w:name="_Ref136190394"/>
       <w:r>
         <w:rPr>
           <w:szCs w:val="22"/>
@@ -11742,7 +11563,7 @@
         </w:rPr>
         <w:fldChar w:fldCharType="end"/>
       </w:r>
-      <w:bookmarkEnd w:id="61"/>
+      <w:bookmarkEnd w:id="2"/>
       <w:r>
         <w:rPr>
           <w:szCs w:val="22"/>
@@ -11842,7 +11663,7 @@
       <w:pPr>
         <w:pStyle w:val="Caption"/>
       </w:pPr>
-      <w:bookmarkStart w:id="62" w:name="_Ref136190384"/>
+      <w:bookmarkStart w:id="3" w:name="_Ref136190384"/>
       <w:r>
         <w:rPr>
           <w:szCs w:val="22"/>
@@ -11882,7 +11703,7 @@
         </w:rPr>
         <w:fldChar w:fldCharType="end"/>
       </w:r>
-      <w:bookmarkEnd w:id="62"/>
+      <w:bookmarkEnd w:id="3"/>
       <w:r>
         <w:rPr>
           <w:szCs w:val="22"/>
@@ -16482,21 +16303,7 @@
         <w:rPr>
           <w:szCs w:val="22"/>
         </w:rPr>
-        <w:t xml:space="preserve">while not of </w:t>
-      </w:r>
-      <w:proofErr w:type="gramStart"/>
-      <w:r>
-        <w:rPr>
-          <w:szCs w:val="22"/>
-        </w:rPr>
-        <w:t>particular relevance</w:t>
-      </w:r>
-      <w:proofErr w:type="gramEnd"/>
-      <w:r>
-        <w:rPr>
-          <w:szCs w:val="22"/>
-        </w:rPr>
-        <w:t xml:space="preserve"> to our goals, </w:t>
+        <w:t xml:space="preserve">while not of particular relevance to our goals, </w:t>
       </w:r>
       <w:r>
         <w:rPr>
@@ -16788,14 +16595,7 @@
         <w:rPr>
           <w:szCs w:val="22"/>
         </w:rPr>
-        <w:t xml:space="preserve"> when the talker in the video </w:t>
-      </w:r>
-      <w:proofErr w:type="gramStart"/>
-      <w:r>
-        <w:rPr>
-          <w:szCs w:val="22"/>
-        </w:rPr>
-        <w:t>had a</w:t>
+        <w:t xml:space="preserve"> when the talker in the video had a</w:t>
       </w:r>
       <w:r>
         <w:rPr>
@@ -16807,14 +16607,7 @@
         <w:rPr>
           <w:szCs w:val="22"/>
         </w:rPr>
-        <w:t>in the mouth</w:t>
-      </w:r>
-      <w:proofErr w:type="gramEnd"/>
-      <w:r>
-        <w:rPr>
-          <w:szCs w:val="22"/>
-        </w:rPr>
-        <w:t>, compared to when the talker held the pen in the hand</w:t>
+        <w:t>in the mouth, compared to when the talker held the pen in the hand</w:t>
       </w:r>
       <w:r>
         <w:rPr>
@@ -17001,21 +16794,7 @@
         <w:rPr>
           <w:szCs w:val="22"/>
         </w:rPr>
-        <w:t>(</w:t>
-      </w:r>
-      <w:proofErr w:type="gramStart"/>
-      <w:r>
-        <w:rPr>
-          <w:szCs w:val="22"/>
-        </w:rPr>
-        <w:t>similar to</w:t>
-      </w:r>
-      <w:proofErr w:type="gramEnd"/>
-      <w:r>
-        <w:rPr>
-          <w:szCs w:val="22"/>
-        </w:rPr>
-        <w:t xml:space="preserve"> the effects of a bite</w:t>
+        <w:t>(similar to the effects of a bite</w:t>
       </w:r>
       <w:r>
         <w:rPr>
@@ -17689,7 +17468,7 @@
           <w:szCs w:val="22"/>
         </w:rPr>
       </w:pPr>
-      <w:bookmarkStart w:id="63" w:name="_Ref136084921"/>
+      <w:bookmarkStart w:id="4" w:name="_Ref136084921"/>
       <w:r>
         <w:rPr>
           <w:szCs w:val="22"/>
@@ -17728,7 +17507,7 @@
         </w:rPr>
         <w:fldChar w:fldCharType="end"/>
       </w:r>
-      <w:bookmarkEnd w:id="63"/>
+      <w:bookmarkEnd w:id="4"/>
       <w:r>
         <w:rPr>
           <w:szCs w:val="22"/>
@@ -19302,7 +19081,7 @@
           <w:szCs w:val="22"/>
         </w:rPr>
       </w:pPr>
-      <w:bookmarkStart w:id="64" w:name="_Ref136190811"/>
+      <w:bookmarkStart w:id="5" w:name="_Ref136190811"/>
       <w:r>
         <w:rPr>
           <w:szCs w:val="22"/>
@@ -19341,7 +19120,7 @@
         </w:rPr>
         <w:fldChar w:fldCharType="end"/>
       </w:r>
-      <w:bookmarkEnd w:id="64"/>
+      <w:bookmarkEnd w:id="5"/>
       <w:r>
         <w:rPr>
           <w:szCs w:val="22"/>
@@ -19448,7 +19227,7 @@
       <w:pPr>
         <w:pStyle w:val="Caption"/>
       </w:pPr>
-      <w:bookmarkStart w:id="65" w:name="_Ref136190818"/>
+      <w:bookmarkStart w:id="6" w:name="_Ref136190818"/>
       <w:r>
         <w:rPr>
           <w:szCs w:val="22"/>
@@ -19488,7 +19267,7 @@
         </w:rPr>
         <w:fldChar w:fldCharType="end"/>
       </w:r>
-      <w:bookmarkEnd w:id="65"/>
+      <w:bookmarkEnd w:id="6"/>
       <w:r>
         <w:rPr>
           <w:szCs w:val="22"/>
@@ -21560,14 +21339,7 @@
         <w:rPr>
           <w:szCs w:val="22"/>
         </w:rPr>
-        <w:t xml:space="preserve"> paid attention to the </w:t>
-      </w:r>
-      <w:proofErr w:type="gramStart"/>
-      <w:r>
-        <w:rPr>
-          <w:szCs w:val="22"/>
-        </w:rPr>
-        <w:t>stimul</w:t>
+        <w:t xml:space="preserve"> paid attention to the stimul</w:t>
       </w:r>
       <w:r>
         <w:rPr>
@@ -21579,14 +21351,7 @@
         <w:rPr>
           <w:szCs w:val="22"/>
         </w:rPr>
-        <w:t>, and</w:t>
-      </w:r>
-      <w:proofErr w:type="gramEnd"/>
-      <w:r>
-        <w:rPr>
-          <w:szCs w:val="22"/>
-        </w:rPr>
-        <w:t xml:space="preserve"> yet failed to exhibit any effects of pen location</w:t>
+        <w:t>, and yet failed to exhibit any effects of pen location</w:t>
       </w:r>
       <w:r>
         <w:rPr>
@@ -21640,21 +21405,7 @@
         <w:rPr>
           <w:szCs w:val="22"/>
         </w:rPr>
-        <w:t xml:space="preserve">. This experiment was identical to Experiment 2, except </w:t>
-      </w:r>
-      <w:proofErr w:type="gramStart"/>
-      <w:r>
-        <w:rPr>
-          <w:szCs w:val="22"/>
-        </w:rPr>
-        <w:t>that participants</w:t>
-      </w:r>
-      <w:proofErr w:type="gramEnd"/>
-      <w:r>
-        <w:rPr>
-          <w:szCs w:val="22"/>
-        </w:rPr>
-        <w:t xml:space="preserve"> had to </w:t>
+        <w:t xml:space="preserve">. This experiment was identical to Experiment 2, except that participants had to </w:t>
       </w:r>
       <w:r>
         <w:rPr>
@@ -22408,15 +22159,7 @@
         <w:t>, t</w:t>
       </w:r>
       <w:r>
-        <w:t xml:space="preserve">he only striking similarity between the pen-in-the-mouth and visual occlusion was that both reduced the effect of visual bias (see SI for details, </w:t>
-      </w:r>
-      <w:proofErr w:type="gramStart"/>
-      <w:r>
-        <w:t>and also</w:t>
-      </w:r>
-      <w:proofErr w:type="gramEnd"/>
-      <w:r>
-        <w:t xml:space="preserve"> </w:t>
+        <w:t xml:space="preserve">he only striking similarity between the pen-in-the-mouth and visual occlusion was that both reduced the effect of visual bias (see SI for details, and also </w:t>
       </w:r>
       <w:r>
         <w:fldChar w:fldCharType="begin"/>
@@ -22614,27 +22357,13 @@
         <w:rPr>
           <w:szCs w:val="22"/>
         </w:rPr>
-        <w:t xml:space="preserve">While we cannot conclusively rule out this possibility, we consider it unlikely for </w:t>
-      </w:r>
-      <w:proofErr w:type="gramStart"/>
-      <w:r>
-        <w:rPr>
-          <w:szCs w:val="22"/>
-        </w:rPr>
-        <w:t>a</w:t>
-      </w:r>
-      <w:r>
-        <w:rPr>
-          <w:szCs w:val="22"/>
-        </w:rPr>
-        <w:t xml:space="preserve"> number of</w:t>
-      </w:r>
-      <w:proofErr w:type="gramEnd"/>
-      <w:r>
-        <w:rPr>
-          <w:szCs w:val="22"/>
-        </w:rPr>
-        <w:t xml:space="preserve"> </w:t>
+        <w:t>While we cannot conclusively rule out this possibility, we consider it unlikely for a</w:t>
+      </w:r>
+      <w:r>
+        <w:rPr>
+          <w:szCs w:val="22"/>
+        </w:rPr>
+        <w:t xml:space="preserve"> number of </w:t>
       </w:r>
       <w:r>
         <w:rPr>
@@ -23346,21 +23075,7 @@
         <w:rPr>
           <w:szCs w:val="22"/>
         </w:rPr>
-        <w:t xml:space="preserve"> a talker’s lips exhibit a certain shape, </w:t>
-      </w:r>
-      <w:proofErr w:type="gramStart"/>
-      <w:r>
-        <w:rPr>
-          <w:szCs w:val="22"/>
-        </w:rPr>
-        <w:t>as long as</w:t>
-      </w:r>
-      <w:proofErr w:type="gramEnd"/>
-      <w:r>
-        <w:rPr>
-          <w:szCs w:val="22"/>
-        </w:rPr>
-        <w:t xml:space="preserve"> (1) they do, and (2) plausibly do so for </w:t>
+        <w:t xml:space="preserve"> a talker’s lips exhibit a certain shape, as long as (1) they do, and (2) plausibly do so for </w:t>
       </w:r>
       <w:r>
         <w:rPr>
@@ -23438,30 +23153,12 @@
         </w:rPr>
         <w:t xml:space="preserve">The present results also raise </w:t>
       </w:r>
-      <w:del w:id="66" w:author="Jaeger, Florian" w:date="2025-08-14T11:24:00Z" w16du:dateUtc="2025-08-14T09:24:00Z">
-        <w:r>
-          <w:rPr>
-            <w:szCs w:val="22"/>
-          </w:rPr>
-          <w:delText>a number of</w:delText>
-        </w:r>
-      </w:del>
-      <w:ins w:id="67" w:author="Jaeger, Florian" w:date="2025-08-14T11:24:00Z" w16du:dateUtc="2025-08-14T09:24:00Z">
-        <w:r>
-          <w:rPr>
-            <w:szCs w:val="22"/>
-          </w:rPr>
-          <w:t xml:space="preserve">new </w:t>
-        </w:r>
-      </w:ins>
-      <w:del w:id="68" w:author="Jaeger, Florian" w:date="2025-08-14T11:24:00Z" w16du:dateUtc="2025-08-14T09:24:00Z">
-        <w:r>
-          <w:rPr>
-            <w:szCs w:val="22"/>
-          </w:rPr>
-          <w:delText xml:space="preserve"> </w:delText>
-        </w:r>
-      </w:del>
+      <w:r>
+        <w:rPr>
+          <w:szCs w:val="22"/>
+        </w:rPr>
+        <w:t xml:space="preserve">new </w:t>
+      </w:r>
       <w:r>
         <w:rPr>
           <w:szCs w:val="22"/>
@@ -24136,21 +23833,7 @@
         <w:rPr>
           <w:szCs w:val="22"/>
         </w:rPr>
-        <w:t xml:space="preserve">, Liu and Jaeger (2018) argued that the existing data were, in fact, more compatible with an account </w:t>
-      </w:r>
-      <w:del w:id="69" w:author="Jaeger, Florian" w:date="2025-08-14T11:27:00Z" w16du:dateUtc="2025-08-14T09:27:00Z">
-        <w:r>
-          <w:rPr>
-            <w:szCs w:val="22"/>
-          </w:rPr>
-          <w:delText xml:space="preserve">more </w:delText>
-        </w:r>
-      </w:del>
-      <w:r>
-        <w:rPr>
-          <w:szCs w:val="22"/>
-        </w:rPr>
-        <w:t>along the lines of the original proposal by Kraljic et al. (2008)</w:t>
+        <w:t>, Liu and Jaeger (2018) argued that the existing data were, in fact, more compatible with an account along the lines of the original proposal by Kraljic et al. (2008)</w:t>
       </w:r>
       <w:r>
         <w:rPr>
@@ -24331,48 +24014,18 @@
         </w:rPr>
         <w:t xml:space="preserve">. </w:t>
       </w:r>
-      <w:del w:id="70" w:author="Jaeger, Florian" w:date="2025-08-14T11:29:00Z" w16du:dateUtc="2025-08-14T09:29:00Z">
-        <w:r>
-          <w:rPr>
-            <w:szCs w:val="22"/>
-          </w:rPr>
-          <w:delText>If</w:delText>
-        </w:r>
-        <w:r>
-          <w:rPr>
-            <w:szCs w:val="22"/>
-          </w:rPr>
-          <w:delText xml:space="preserve"> c</w:delText>
-        </w:r>
-      </w:del>
-      <w:ins w:id="71" w:author="Jaeger, Florian" w:date="2025-08-14T11:29:00Z" w16du:dateUtc="2025-08-14T09:29:00Z">
-        <w:r>
-          <w:rPr>
-            <w:szCs w:val="22"/>
-          </w:rPr>
-          <w:t>C</w:t>
-        </w:r>
-      </w:ins>
+      <w:r>
+        <w:rPr>
+          <w:szCs w:val="22"/>
+        </w:rPr>
+        <w:t>C</w:t>
+      </w:r>
       <w:r>
         <w:rPr>
           <w:szCs w:val="22"/>
         </w:rPr>
         <w:t xml:space="preserve">ompensation </w:t>
       </w:r>
-      <w:del w:id="72" w:author="Jaeger, Florian" w:date="2025-08-14T11:29:00Z" w16du:dateUtc="2025-08-14T09:29:00Z">
-        <w:r>
-          <w:rPr>
-            <w:szCs w:val="22"/>
-          </w:rPr>
-          <w:delText>takes place before perceptual recalibration, t</w:delText>
-        </w:r>
-        <w:r>
-          <w:rPr>
-            <w:szCs w:val="22"/>
-          </w:rPr>
-          <w:delText xml:space="preserve">his </w:delText>
-        </w:r>
-      </w:del>
       <w:r>
         <w:rPr>
           <w:szCs w:val="22"/>
@@ -24485,68 +24138,24 @@
         </w:rPr>
         <w:t xml:space="preserve"> like). </w:t>
       </w:r>
-      <w:ins w:id="73" w:author="Jaeger, Florian" w:date="2025-08-14T11:30:00Z" w16du:dateUtc="2025-08-14T09:30:00Z">
-        <w:r>
-          <w:rPr>
-            <w:szCs w:val="22"/>
-          </w:rPr>
-          <w:t xml:space="preserve">If </w:t>
-        </w:r>
-      </w:ins>
-      <w:ins w:id="74" w:author="Jaeger, Florian" w:date="2025-08-14T11:31:00Z" w16du:dateUtc="2025-08-14T09:31:00Z">
-        <w:r>
-          <w:rPr>
-            <w:szCs w:val="22"/>
-          </w:rPr>
-          <w:t xml:space="preserve">such </w:t>
-        </w:r>
-      </w:ins>
-      <w:ins w:id="75" w:author="Jaeger, Florian" w:date="2025-08-14T11:30:00Z" w16du:dateUtc="2025-08-14T09:30:00Z">
-        <w:r>
-          <w:rPr>
-            <w:szCs w:val="22"/>
-          </w:rPr>
-          <w:t>compensation takes place before perceptual recalibration—or, put differently, if recalibration operates over compensated percepts—this would</w:t>
-        </w:r>
-      </w:ins>
-      <w:ins w:id="76" w:author="Jaeger, Florian" w:date="2025-08-14T11:31:00Z" w16du:dateUtc="2025-08-14T09:31:00Z">
-        <w:r>
-          <w:rPr>
-            <w:szCs w:val="22"/>
-          </w:rPr>
-          <w:t xml:space="preserve"> be expected to affect the outcome of recalibration.</w:t>
-        </w:r>
-      </w:ins>
-      <w:ins w:id="77" w:author="Jaeger, Florian" w:date="2025-08-14T11:30:00Z" w16du:dateUtc="2025-08-14T09:30:00Z">
-        <w:r>
-          <w:rPr>
-            <w:szCs w:val="22"/>
-          </w:rPr>
-          <w:t xml:space="preserve"> </w:t>
-        </w:r>
-      </w:ins>
+      <w:r>
+        <w:rPr>
+          <w:szCs w:val="22"/>
+        </w:rPr>
+        <w:t xml:space="preserve">If such compensation takes place before perceptual recalibration—or, put differently, if recalibration operates over compensated percepts—this would be expected to affect the outcome of recalibration. </w:t>
+      </w:r>
       <w:r>
         <w:rPr>
           <w:szCs w:val="22"/>
         </w:rPr>
         <w:t xml:space="preserve">Without further considerations, </w:t>
       </w:r>
-      <w:del w:id="78" w:author="Jaeger, Florian" w:date="2025-08-14T11:31:00Z" w16du:dateUtc="2025-08-14T09:31:00Z">
-        <w:r>
-          <w:rPr>
-            <w:szCs w:val="22"/>
-          </w:rPr>
-          <w:delText xml:space="preserve">this </w:delText>
-        </w:r>
-      </w:del>
-      <w:ins w:id="79" w:author="Jaeger, Florian" w:date="2025-08-14T11:31:00Z" w16du:dateUtc="2025-08-14T09:31:00Z">
-        <w:r>
-          <w:rPr>
-            <w:szCs w:val="22"/>
-          </w:rPr>
-          <w:t xml:space="preserve">compensation </w:t>
-        </w:r>
-      </w:ins>
+      <w:r>
+        <w:rPr>
+          <w:szCs w:val="22"/>
+        </w:rPr>
+        <w:t xml:space="preserve">compensation </w:t>
+      </w:r>
       <w:r>
         <w:rPr>
           <w:szCs w:val="22"/>
@@ -24583,19 +24192,11 @@
         </w:rPr>
         <w:t xml:space="preserve">it </w:t>
       </w:r>
-      <w:proofErr w:type="gramStart"/>
-      <w:r>
-        <w:rPr>
-          <w:szCs w:val="22"/>
-        </w:rPr>
-        <w:t>unclear</w:t>
-      </w:r>
-      <w:proofErr w:type="gramEnd"/>
-      <w:r>
-        <w:rPr>
-          <w:szCs w:val="22"/>
-        </w:rPr>
-        <w:t xml:space="preserve"> how these two effects trade off. However, it is also known that shifts larger than those typically used in perceptual recalibration experiments</w:t>
+      <w:r>
+        <w:rPr>
+          <w:szCs w:val="22"/>
+        </w:rPr>
+        <w:t>unclear how these two effects trade off. However, it is also known that shifts larger than those typically used in perceptual recalibration experiments</w:t>
       </w:r>
       <w:r>
         <w:rPr>
@@ -24716,21 +24317,7 @@
         <w:rPr>
           <w:szCs w:val="22"/>
         </w:rPr>
-        <w:t xml:space="preserve">If an explanation along these lines turns out to be correct, this would </w:t>
-      </w:r>
-      <w:del w:id="80" w:author="Jaeger, Florian" w:date="2025-08-14T11:32:00Z" w16du:dateUtc="2025-08-14T09:32:00Z">
-        <w:r>
-          <w:rPr>
-            <w:szCs w:val="22"/>
-          </w:rPr>
-          <w:delText xml:space="preserve">also </w:delText>
-        </w:r>
-      </w:del>
-      <w:r>
-        <w:rPr>
-          <w:szCs w:val="22"/>
-        </w:rPr>
-        <w:t>preempt the need to evoke memory (Kraljic &amp; Samuel, 2011) or learning mechanisms (Kraljic et al., 2008).</w:t>
+        <w:t>If an explanation along these lines turns out to be correct, this would preempt the need to evoke memory (Kraljic &amp; Samuel, 2011) or learning mechanisms (Kraljic et al., 2008).</w:t>
       </w:r>
       <w:r>
         <w:rPr>
@@ -24906,7 +24493,21 @@
         <w:rPr>
           <w:szCs w:val="22"/>
         </w:rPr>
-        <w:t xml:space="preserve">, Rachel Sabatello, and two anonymous reviewers </w:t>
+        <w:t xml:space="preserve">, Rachel </w:t>
+      </w:r>
+      <w:proofErr w:type="spellStart"/>
+      <w:r>
+        <w:rPr>
+          <w:szCs w:val="22"/>
+        </w:rPr>
+        <w:t>Sabatello</w:t>
+      </w:r>
+      <w:proofErr w:type="spellEnd"/>
+      <w:r>
+        <w:rPr>
+          <w:szCs w:val="22"/>
+        </w:rPr>
+        <w:t xml:space="preserve">, and two anonymous reviewers </w:t>
       </w:r>
       <w:r>
         <w:rPr>
@@ -25266,21 +24867,7 @@
         <w:rPr>
           <w:szCs w:val="22"/>
         </w:rPr>
-        <w:t xml:space="preserve">, PS 19(4). Retrieved from </w:t>
-      </w:r>
-      <w:proofErr w:type="gramStart"/>
-      <w:r>
-        <w:rPr>
-          <w:szCs w:val="22"/>
-        </w:rPr>
-        <w:t>osf.io.pj</w:t>
-      </w:r>
-      <w:proofErr w:type="gramEnd"/>
-      <w:r>
-        <w:rPr>
-          <w:szCs w:val="22"/>
-        </w:rPr>
-        <w:t xml:space="preserve">5hb. </w:t>
+        <w:t xml:space="preserve">, PS 19(4). Retrieved from osf.io.pj5hb. </w:t>
       </w:r>
     </w:p>
     <w:p>
@@ -25327,11 +24914,19 @@
         </w:rPr>
       </w:pPr>
       <w:hyperlink w:history="1"/>
-      <w:r>
-        <w:rPr>
-          <w:szCs w:val="22"/>
-        </w:rPr>
-        <w:t xml:space="preserve">Bejjanki, </w:t>
+      <w:proofErr w:type="spellStart"/>
+      <w:r>
+        <w:rPr>
+          <w:szCs w:val="22"/>
+        </w:rPr>
+        <w:t>Bejjanki</w:t>
+      </w:r>
+      <w:proofErr w:type="spellEnd"/>
+      <w:r>
+        <w:rPr>
+          <w:szCs w:val="22"/>
+        </w:rPr>
+        <w:t xml:space="preserve">, </w:t>
       </w:r>
       <w:r>
         <w:rPr>
@@ -25361,7 +24956,21 @@
         <w:rPr>
           <w:szCs w:val="22"/>
         </w:rPr>
-        <w:t>, Clayards M</w:t>
+        <w:t xml:space="preserve">, </w:t>
+      </w:r>
+      <w:proofErr w:type="spellStart"/>
+      <w:r>
+        <w:rPr>
+          <w:szCs w:val="22"/>
+        </w:rPr>
+        <w:t>Clayards</w:t>
+      </w:r>
+      <w:proofErr w:type="spellEnd"/>
+      <w:r>
+        <w:rPr>
+          <w:szCs w:val="22"/>
+        </w:rPr>
+        <w:t xml:space="preserve"> M</w:t>
       </w:r>
       <w:r>
         <w:rPr>
@@ -25723,21 +25332,7 @@
         <w:rPr>
           <w:szCs w:val="22"/>
         </w:rPr>
-        <w:t xml:space="preserve">Fowler, C. A. (2004). Speech as a </w:t>
-      </w:r>
-      <w:proofErr w:type="spellStart"/>
-      <w:r>
-        <w:rPr>
-          <w:szCs w:val="22"/>
-        </w:rPr>
-        <w:t>Supramodal</w:t>
-      </w:r>
-      <w:proofErr w:type="spellEnd"/>
-      <w:r>
-        <w:rPr>
-          <w:szCs w:val="22"/>
-        </w:rPr>
-        <w:t xml:space="preserve"> or </w:t>
+        <w:t xml:space="preserve">Fowler, C. A. (2004). Speech as a Supramodal or </w:t>
       </w:r>
       <w:proofErr w:type="spellStart"/>
       <w:r>
@@ -26285,21 +25880,7 @@
           <w:szCs w:val="22"/>
         </w:rPr>
         <w:lastRenderedPageBreak/>
-        <w:t xml:space="preserve">Kraljic, T., &amp; Samuel, A. G. (2011). Perceptual learning evidence for </w:t>
-      </w:r>
-      <w:proofErr w:type="gramStart"/>
-      <w:r>
-        <w:rPr>
-          <w:szCs w:val="22"/>
-        </w:rPr>
-        <w:t>contextually-specific</w:t>
-      </w:r>
-      <w:proofErr w:type="gramEnd"/>
-      <w:r>
-        <w:rPr>
-          <w:szCs w:val="22"/>
-        </w:rPr>
-        <w:t xml:space="preserve"> representations. </w:t>
+        <w:t xml:space="preserve">Kraljic, T., &amp; Samuel, A. G. (2011). Perceptual learning evidence for contextually-specific representations. </w:t>
       </w:r>
       <w:r>
         <w:rPr>
@@ -27593,7 +27174,7 @@
 </file>
 
 <file path=word/endnotes.xml><?xml version="1.0" encoding="utf-8"?>
-<w:endnotes xmlns:wpc="http://schemas.microsoft.com/office/word/2010/wordprocessingCanvas" xmlns:cx="http://schemas.microsoft.com/office/drawing/2014/chartex" xmlns:cx1="http://schemas.microsoft.com/office/drawing/2015/9/8/chartex" xmlns:cx2="http://schemas.microsoft.com/office/drawing/2015/10/21/chartex" xmlns:cx3="http://schemas.microsoft.com/office/drawing/2016/5/9/chartex" xmlns:cx4="http://schemas.microsoft.com/office/drawing/2016/5/10/chartex" xmlns:cx5="http://schemas.microsoft.com/office/drawing/2016/5/11/chartex" xmlns:cx6="http://schemas.microsoft.com/office/drawing/2016/5/12/chartex" xmlns:cx7="http://schemas.microsoft.com/office/drawing/2016/5/13/chartex" xmlns:cx8="http://schemas.microsoft.com/office/drawing/2016/5/14/chartex" xmlns:mc="http://schemas.openxmlformats.org/markup-compatibility/2006" xmlns:aink="http://schemas.microsoft.com/office/drawing/2016/ink" xmlns:am3d="http://schemas.microsoft.com/office/drawing/2017/model3d" xmlns:o="urn:schemas-microsoft-com:office:office" xmlns:oel="http://schemas.microsoft.com/office/2019/extlst" xmlns:r="http://schemas.openxmlformats.org/officeDocument/2006/relationships" xmlns:m="http://schemas.openxmlformats.org/officeDocument/2006/math" xmlns:v="urn:schemas-microsoft-com:vml" xmlns:wp14="http://schemas.microsoft.com/office/word/2010/wordprocessingDrawing" xmlns:wp="http://schemas.openxmlformats.org/drawingml/2006/wordprocessingDrawing" xmlns:w10="urn:schemas-microsoft-com:office:word" xmlns:w="http://schemas.openxmlformats.org/wordprocessingml/2006/main" xmlns:w14="http://schemas.microsoft.com/office/word/2010/wordml" xmlns:w15="http://schemas.microsoft.com/office/word/2012/wordml" xmlns:w16cex="http://schemas.microsoft.com/office/word/2018/wordml/cex" xmlns:w16cid="http://schemas.microsoft.com/office/word/2016/wordml/cid" xmlns:w16="http://schemas.microsoft.com/office/word/2018/wordml" xmlns:w16du="http://schemas.microsoft.com/office/word/2023/wordml/word16du" xmlns:w16sdtdh="http://schemas.microsoft.com/office/word/2020/wordml/sdtdatahash" xmlns:w16sdtfl="http://schemas.microsoft.com/office/word/2024/wordml/sdtformatlock" xmlns:w16se="http://schemas.microsoft.com/office/word/2015/wordml/symex" xmlns:wpg="http://schemas.microsoft.com/office/word/2010/wordprocessingGroup" xmlns:wpi="http://schemas.microsoft.com/office/word/2010/wordprocessingInk" xmlns:wne="http://schemas.microsoft.com/office/word/2006/wordml" xmlns:wps="http://schemas.microsoft.com/office/word/2010/wordprocessingShape" mc:Ignorable="w14 w15 w16se w16cid w16 w16cex w16sdtdh w16sdtfl w16du wp14">
+<w:endnotes xmlns:wpc="http://schemas.microsoft.com/office/word/2010/wordprocessingCanvas" xmlns:cx="http://schemas.microsoft.com/office/drawing/2014/chartex" xmlns:cx1="http://schemas.microsoft.com/office/drawing/2015/9/8/chartex" xmlns:cx2="http://schemas.microsoft.com/office/drawing/2015/10/21/chartex" xmlns:cx3="http://schemas.microsoft.com/office/drawing/2016/5/9/chartex" xmlns:cx4="http://schemas.microsoft.com/office/drawing/2016/5/10/chartex" xmlns:cx5="http://schemas.microsoft.com/office/drawing/2016/5/11/chartex" xmlns:cx6="http://schemas.microsoft.com/office/drawing/2016/5/12/chartex" xmlns:cx7="http://schemas.microsoft.com/office/drawing/2016/5/13/chartex" xmlns:cx8="http://schemas.microsoft.com/office/drawing/2016/5/14/chartex" xmlns:mc="http://schemas.openxmlformats.org/markup-compatibility/2006" xmlns:aink="http://schemas.microsoft.com/office/drawing/2016/ink" xmlns:am3d="http://schemas.microsoft.com/office/drawing/2017/model3d" xmlns:o="urn:schemas-microsoft-com:office:office" xmlns:oel="http://schemas.microsoft.com/office/2019/extlst" xmlns:r="http://schemas.openxmlformats.org/officeDocument/2006/relationships" xmlns:m="http://schemas.openxmlformats.org/officeDocument/2006/math" xmlns:v="urn:schemas-microsoft-com:vml" xmlns:wp14="http://schemas.microsoft.com/office/word/2010/wordprocessingDrawing" xmlns:wp="http://schemas.openxmlformats.org/drawingml/2006/wordprocessingDrawing" xmlns:w10="urn:schemas-microsoft-com:office:word" xmlns:w="http://schemas.openxmlformats.org/wordprocessingml/2006/main" xmlns:w14="http://schemas.microsoft.com/office/word/2010/wordml" xmlns:w15="http://schemas.microsoft.com/office/word/2012/wordml" xmlns:w16cex="http://schemas.microsoft.com/office/word/2018/wordml/cex" xmlns:w16cid="http://schemas.microsoft.com/office/word/2016/wordml/cid" xmlns:w16="http://schemas.microsoft.com/office/word/2018/wordml" xmlns:w16du="http://schemas.microsoft.com/office/word/2023/wordml/word16du" xmlns:w16sdtdh="http://schemas.microsoft.com/office/word/2020/wordml/sdtdatahash" xmlns:w16se="http://schemas.microsoft.com/office/word/2015/wordml/symex" xmlns:wpg="http://schemas.microsoft.com/office/word/2010/wordprocessingGroup" xmlns:wpi="http://schemas.microsoft.com/office/word/2010/wordprocessingInk" xmlns:wne="http://schemas.microsoft.com/office/word/2006/wordml" xmlns:wps="http://schemas.microsoft.com/office/word/2010/wordprocessingShape" mc:Ignorable="w14 w15 w16se w16cid w16 w16cex w16sdtdh w16du wp14">
   <w:endnote w:type="separator" w:id="-1">
     <w:p>
       <w:r>
@@ -27615,7 +27196,7 @@
 </file>
 
 <file path=word/footer1.xml><?xml version="1.0" encoding="utf-8"?>
-<w:ftr xmlns:wpc="http://schemas.microsoft.com/office/word/2010/wordprocessingCanvas" xmlns:cx="http://schemas.microsoft.com/office/drawing/2014/chartex" xmlns:cx1="http://schemas.microsoft.com/office/drawing/2015/9/8/chartex" xmlns:cx2="http://schemas.microsoft.com/office/drawing/2015/10/21/chartex" xmlns:cx3="http://schemas.microsoft.com/office/drawing/2016/5/9/chartex" xmlns:cx4="http://schemas.microsoft.com/office/drawing/2016/5/10/chartex" xmlns:cx5="http://schemas.microsoft.com/office/drawing/2016/5/11/chartex" xmlns:cx6="http://schemas.microsoft.com/office/drawing/2016/5/12/chartex" xmlns:cx7="http://schemas.microsoft.com/office/drawing/2016/5/13/chartex" xmlns:cx8="http://schemas.microsoft.com/office/drawing/2016/5/14/chartex" xmlns:mc="http://schemas.openxmlformats.org/markup-compatibility/2006" xmlns:aink="http://schemas.microsoft.com/office/drawing/2016/ink" xmlns:am3d="http://schemas.microsoft.com/office/drawing/2017/model3d" xmlns:o="urn:schemas-microsoft-com:office:office" xmlns:oel="http://schemas.microsoft.com/office/2019/extlst" xmlns:r="http://schemas.openxmlformats.org/officeDocument/2006/relationships" xmlns:m="http://schemas.openxmlformats.org/officeDocument/2006/math" xmlns:v="urn:schemas-microsoft-com:vml" xmlns:wp14="http://schemas.microsoft.com/office/word/2010/wordprocessingDrawing" xmlns:wp="http://schemas.openxmlformats.org/drawingml/2006/wordprocessingDrawing" xmlns:w10="urn:schemas-microsoft-com:office:word" xmlns:w="http://schemas.openxmlformats.org/wordprocessingml/2006/main" xmlns:w14="http://schemas.microsoft.com/office/word/2010/wordml" xmlns:w15="http://schemas.microsoft.com/office/word/2012/wordml" xmlns:w16cex="http://schemas.microsoft.com/office/word/2018/wordml/cex" xmlns:w16cid="http://schemas.microsoft.com/office/word/2016/wordml/cid" xmlns:w16="http://schemas.microsoft.com/office/word/2018/wordml" xmlns:w16du="http://schemas.microsoft.com/office/word/2023/wordml/word16du" xmlns:w16sdtdh="http://schemas.microsoft.com/office/word/2020/wordml/sdtdatahash" xmlns:w16sdtfl="http://schemas.microsoft.com/office/word/2024/wordml/sdtformatlock" xmlns:w16se="http://schemas.microsoft.com/office/word/2015/wordml/symex" xmlns:wpg="http://schemas.microsoft.com/office/word/2010/wordprocessingGroup" xmlns:wpi="http://schemas.microsoft.com/office/word/2010/wordprocessingInk" xmlns:wne="http://schemas.microsoft.com/office/word/2006/wordml" xmlns:wps="http://schemas.microsoft.com/office/word/2010/wordprocessingShape" mc:Ignorable="w14 w15 w16se w16cid w16 w16cex w16sdtdh w16sdtfl w16du wp14">
+<w:ftr xmlns:wpc="http://schemas.microsoft.com/office/word/2010/wordprocessingCanvas" xmlns:cx="http://schemas.microsoft.com/office/drawing/2014/chartex" xmlns:cx1="http://schemas.microsoft.com/office/drawing/2015/9/8/chartex" xmlns:cx2="http://schemas.microsoft.com/office/drawing/2015/10/21/chartex" xmlns:cx3="http://schemas.microsoft.com/office/drawing/2016/5/9/chartex" xmlns:cx4="http://schemas.microsoft.com/office/drawing/2016/5/10/chartex" xmlns:cx5="http://schemas.microsoft.com/office/drawing/2016/5/11/chartex" xmlns:cx6="http://schemas.microsoft.com/office/drawing/2016/5/12/chartex" xmlns:cx7="http://schemas.microsoft.com/office/drawing/2016/5/13/chartex" xmlns:cx8="http://schemas.microsoft.com/office/drawing/2016/5/14/chartex" xmlns:mc="http://schemas.openxmlformats.org/markup-compatibility/2006" xmlns:aink="http://schemas.microsoft.com/office/drawing/2016/ink" xmlns:am3d="http://schemas.microsoft.com/office/drawing/2017/model3d" xmlns:o="urn:schemas-microsoft-com:office:office" xmlns:oel="http://schemas.microsoft.com/office/2019/extlst" xmlns:r="http://schemas.openxmlformats.org/officeDocument/2006/relationships" xmlns:m="http://schemas.openxmlformats.org/officeDocument/2006/math" xmlns:v="urn:schemas-microsoft-com:vml" xmlns:wp14="http://schemas.microsoft.com/office/word/2010/wordprocessingDrawing" xmlns:wp="http://schemas.openxmlformats.org/drawingml/2006/wordprocessingDrawing" xmlns:w10="urn:schemas-microsoft-com:office:word" xmlns:w="http://schemas.openxmlformats.org/wordprocessingml/2006/main" xmlns:w14="http://schemas.microsoft.com/office/word/2010/wordml" xmlns:w15="http://schemas.microsoft.com/office/word/2012/wordml" xmlns:w16cex="http://schemas.microsoft.com/office/word/2018/wordml/cex" xmlns:w16cid="http://schemas.microsoft.com/office/word/2016/wordml/cid" xmlns:w16="http://schemas.microsoft.com/office/word/2018/wordml" xmlns:w16du="http://schemas.microsoft.com/office/word/2023/wordml/word16du" xmlns:w16sdtdh="http://schemas.microsoft.com/office/word/2020/wordml/sdtdatahash" xmlns:w16se="http://schemas.microsoft.com/office/word/2015/wordml/symex" xmlns:wpg="http://schemas.microsoft.com/office/word/2010/wordprocessingGroup" xmlns:wpi="http://schemas.microsoft.com/office/word/2010/wordprocessingInk" xmlns:wne="http://schemas.microsoft.com/office/word/2006/wordml" xmlns:wps="http://schemas.microsoft.com/office/word/2010/wordprocessingShape" mc:Ignorable="w14 w15 w16se w16cid w16 w16cex w16sdtdh w16du wp14">
   <w:sdt>
     <w:sdtPr>
       <w:rPr>
@@ -27665,7 +27246,7 @@
 </file>
 
 <file path=word/footer2.xml><?xml version="1.0" encoding="utf-8"?>
-<w:ftr xmlns:wpc="http://schemas.microsoft.com/office/word/2010/wordprocessingCanvas" xmlns:cx="http://schemas.microsoft.com/office/drawing/2014/chartex" xmlns:cx1="http://schemas.microsoft.com/office/drawing/2015/9/8/chartex" xmlns:cx2="http://schemas.microsoft.com/office/drawing/2015/10/21/chartex" xmlns:cx3="http://schemas.microsoft.com/office/drawing/2016/5/9/chartex" xmlns:cx4="http://schemas.microsoft.com/office/drawing/2016/5/10/chartex" xmlns:cx5="http://schemas.microsoft.com/office/drawing/2016/5/11/chartex" xmlns:cx6="http://schemas.microsoft.com/office/drawing/2016/5/12/chartex" xmlns:cx7="http://schemas.microsoft.com/office/drawing/2016/5/13/chartex" xmlns:cx8="http://schemas.microsoft.com/office/drawing/2016/5/14/chartex" xmlns:mc="http://schemas.openxmlformats.org/markup-compatibility/2006" xmlns:aink="http://schemas.microsoft.com/office/drawing/2016/ink" xmlns:am3d="http://schemas.microsoft.com/office/drawing/2017/model3d" xmlns:o="urn:schemas-microsoft-com:office:office" xmlns:oel="http://schemas.microsoft.com/office/2019/extlst" xmlns:r="http://schemas.openxmlformats.org/officeDocument/2006/relationships" xmlns:m="http://schemas.openxmlformats.org/officeDocument/2006/math" xmlns:v="urn:schemas-microsoft-com:vml" xmlns:wp14="http://schemas.microsoft.com/office/word/2010/wordprocessingDrawing" xmlns:wp="http://schemas.openxmlformats.org/drawingml/2006/wordprocessingDrawing" xmlns:w10="urn:schemas-microsoft-com:office:word" xmlns:w="http://schemas.openxmlformats.org/wordprocessingml/2006/main" xmlns:w14="http://schemas.microsoft.com/office/word/2010/wordml" xmlns:w15="http://schemas.microsoft.com/office/word/2012/wordml" xmlns:w16cex="http://schemas.microsoft.com/office/word/2018/wordml/cex" xmlns:w16cid="http://schemas.microsoft.com/office/word/2016/wordml/cid" xmlns:w16="http://schemas.microsoft.com/office/word/2018/wordml" xmlns:w16du="http://schemas.microsoft.com/office/word/2023/wordml/word16du" xmlns:w16sdtdh="http://schemas.microsoft.com/office/word/2020/wordml/sdtdatahash" xmlns:w16sdtfl="http://schemas.microsoft.com/office/word/2024/wordml/sdtformatlock" xmlns:w16se="http://schemas.microsoft.com/office/word/2015/wordml/symex" xmlns:wpg="http://schemas.microsoft.com/office/word/2010/wordprocessingGroup" xmlns:wpi="http://schemas.microsoft.com/office/word/2010/wordprocessingInk" xmlns:wne="http://schemas.microsoft.com/office/word/2006/wordml" xmlns:wps="http://schemas.microsoft.com/office/word/2010/wordprocessingShape" mc:Ignorable="w14 w15 w16se w16cid w16 w16cex w16sdtdh w16sdtfl w16du wp14">
+<w:ftr xmlns:wpc="http://schemas.microsoft.com/office/word/2010/wordprocessingCanvas" xmlns:cx="http://schemas.microsoft.com/office/drawing/2014/chartex" xmlns:cx1="http://schemas.microsoft.com/office/drawing/2015/9/8/chartex" xmlns:cx2="http://schemas.microsoft.com/office/drawing/2015/10/21/chartex" xmlns:cx3="http://schemas.microsoft.com/office/drawing/2016/5/9/chartex" xmlns:cx4="http://schemas.microsoft.com/office/drawing/2016/5/10/chartex" xmlns:cx5="http://schemas.microsoft.com/office/drawing/2016/5/11/chartex" xmlns:cx6="http://schemas.microsoft.com/office/drawing/2016/5/12/chartex" xmlns:cx7="http://schemas.microsoft.com/office/drawing/2016/5/13/chartex" xmlns:cx8="http://schemas.microsoft.com/office/drawing/2016/5/14/chartex" xmlns:mc="http://schemas.openxmlformats.org/markup-compatibility/2006" xmlns:aink="http://schemas.microsoft.com/office/drawing/2016/ink" xmlns:am3d="http://schemas.microsoft.com/office/drawing/2017/model3d" xmlns:o="urn:schemas-microsoft-com:office:office" xmlns:oel="http://schemas.microsoft.com/office/2019/extlst" xmlns:r="http://schemas.openxmlformats.org/officeDocument/2006/relationships" xmlns:m="http://schemas.openxmlformats.org/officeDocument/2006/math" xmlns:v="urn:schemas-microsoft-com:vml" xmlns:wp14="http://schemas.microsoft.com/office/word/2010/wordprocessingDrawing" xmlns:wp="http://schemas.openxmlformats.org/drawingml/2006/wordprocessingDrawing" xmlns:w10="urn:schemas-microsoft-com:office:word" xmlns:w="http://schemas.openxmlformats.org/wordprocessingml/2006/main" xmlns:w14="http://schemas.microsoft.com/office/word/2010/wordml" xmlns:w15="http://schemas.microsoft.com/office/word/2012/wordml" xmlns:w16cex="http://schemas.microsoft.com/office/word/2018/wordml/cex" xmlns:w16cid="http://schemas.microsoft.com/office/word/2016/wordml/cid" xmlns:w16="http://schemas.microsoft.com/office/word/2018/wordml" xmlns:w16du="http://schemas.microsoft.com/office/word/2023/wordml/word16du" xmlns:w16sdtdh="http://schemas.microsoft.com/office/word/2020/wordml/sdtdatahash" xmlns:w16se="http://schemas.microsoft.com/office/word/2015/wordml/symex" xmlns:wpg="http://schemas.microsoft.com/office/word/2010/wordprocessingGroup" xmlns:wpi="http://schemas.microsoft.com/office/word/2010/wordprocessingInk" xmlns:wne="http://schemas.microsoft.com/office/word/2006/wordml" xmlns:wps="http://schemas.microsoft.com/office/word/2010/wordprocessingShape" mc:Ignorable="w14 w15 w16se w16cid w16 w16cex w16sdtdh w16du wp14">
   <w:p>
     <w:pPr>
       <w:pStyle w:val="Footer"/>
@@ -27760,7 +27341,7 @@
 </file>
 
 <file path=word/footer3.xml><?xml version="1.0" encoding="utf-8"?>
-<w:ftr xmlns:wpc="http://schemas.microsoft.com/office/word/2010/wordprocessingCanvas" xmlns:cx="http://schemas.microsoft.com/office/drawing/2014/chartex" xmlns:cx1="http://schemas.microsoft.com/office/drawing/2015/9/8/chartex" xmlns:cx2="http://schemas.microsoft.com/office/drawing/2015/10/21/chartex" xmlns:cx3="http://schemas.microsoft.com/office/drawing/2016/5/9/chartex" xmlns:cx4="http://schemas.microsoft.com/office/drawing/2016/5/10/chartex" xmlns:cx5="http://schemas.microsoft.com/office/drawing/2016/5/11/chartex" xmlns:cx6="http://schemas.microsoft.com/office/drawing/2016/5/12/chartex" xmlns:cx7="http://schemas.microsoft.com/office/drawing/2016/5/13/chartex" xmlns:cx8="http://schemas.microsoft.com/office/drawing/2016/5/14/chartex" xmlns:mc="http://schemas.openxmlformats.org/markup-compatibility/2006" xmlns:aink="http://schemas.microsoft.com/office/drawing/2016/ink" xmlns:am3d="http://schemas.microsoft.com/office/drawing/2017/model3d" xmlns:o="urn:schemas-microsoft-com:office:office" xmlns:oel="http://schemas.microsoft.com/office/2019/extlst" xmlns:r="http://schemas.openxmlformats.org/officeDocument/2006/relationships" xmlns:m="http://schemas.openxmlformats.org/officeDocument/2006/math" xmlns:v="urn:schemas-microsoft-com:vml" xmlns:wp14="http://schemas.microsoft.com/office/word/2010/wordprocessingDrawing" xmlns:wp="http://schemas.openxmlformats.org/drawingml/2006/wordprocessingDrawing" xmlns:w10="urn:schemas-microsoft-com:office:word" xmlns:w="http://schemas.openxmlformats.org/wordprocessingml/2006/main" xmlns:w14="http://schemas.microsoft.com/office/word/2010/wordml" xmlns:w15="http://schemas.microsoft.com/office/word/2012/wordml" xmlns:w16cex="http://schemas.microsoft.com/office/word/2018/wordml/cex" xmlns:w16cid="http://schemas.microsoft.com/office/word/2016/wordml/cid" xmlns:w16="http://schemas.microsoft.com/office/word/2018/wordml" xmlns:w16du="http://schemas.microsoft.com/office/word/2023/wordml/word16du" xmlns:w16sdtdh="http://schemas.microsoft.com/office/word/2020/wordml/sdtdatahash" xmlns:w16sdtfl="http://schemas.microsoft.com/office/word/2024/wordml/sdtformatlock" xmlns:w16se="http://schemas.microsoft.com/office/word/2015/wordml/symex" xmlns:wpg="http://schemas.microsoft.com/office/word/2010/wordprocessingGroup" xmlns:wpi="http://schemas.microsoft.com/office/word/2010/wordprocessingInk" xmlns:wne="http://schemas.microsoft.com/office/word/2006/wordml" xmlns:wps="http://schemas.microsoft.com/office/word/2010/wordprocessingShape" mc:Ignorable="w14 w15 w16se w16cid w16 w16cex w16sdtdh w16sdtfl w16du wp14">
+<w:ftr xmlns:wpc="http://schemas.microsoft.com/office/word/2010/wordprocessingCanvas" xmlns:cx="http://schemas.microsoft.com/office/drawing/2014/chartex" xmlns:cx1="http://schemas.microsoft.com/office/drawing/2015/9/8/chartex" xmlns:cx2="http://schemas.microsoft.com/office/drawing/2015/10/21/chartex" xmlns:cx3="http://schemas.microsoft.com/office/drawing/2016/5/9/chartex" xmlns:cx4="http://schemas.microsoft.com/office/drawing/2016/5/10/chartex" xmlns:cx5="http://schemas.microsoft.com/office/drawing/2016/5/11/chartex" xmlns:cx6="http://schemas.microsoft.com/office/drawing/2016/5/12/chartex" xmlns:cx7="http://schemas.microsoft.com/office/drawing/2016/5/13/chartex" xmlns:cx8="http://schemas.microsoft.com/office/drawing/2016/5/14/chartex" xmlns:mc="http://schemas.openxmlformats.org/markup-compatibility/2006" xmlns:aink="http://schemas.microsoft.com/office/drawing/2016/ink" xmlns:am3d="http://schemas.microsoft.com/office/drawing/2017/model3d" xmlns:o="urn:schemas-microsoft-com:office:office" xmlns:oel="http://schemas.microsoft.com/office/2019/extlst" xmlns:r="http://schemas.openxmlformats.org/officeDocument/2006/relationships" xmlns:m="http://schemas.openxmlformats.org/officeDocument/2006/math" xmlns:v="urn:schemas-microsoft-com:vml" xmlns:wp14="http://schemas.microsoft.com/office/word/2010/wordprocessingDrawing" xmlns:wp="http://schemas.openxmlformats.org/drawingml/2006/wordprocessingDrawing" xmlns:w10="urn:schemas-microsoft-com:office:word" xmlns:w="http://schemas.openxmlformats.org/wordprocessingml/2006/main" xmlns:w14="http://schemas.microsoft.com/office/word/2010/wordml" xmlns:w15="http://schemas.microsoft.com/office/word/2012/wordml" xmlns:w16cex="http://schemas.microsoft.com/office/word/2018/wordml/cex" xmlns:w16cid="http://schemas.microsoft.com/office/word/2016/wordml/cid" xmlns:w16="http://schemas.microsoft.com/office/word/2018/wordml" xmlns:w16du="http://schemas.microsoft.com/office/word/2023/wordml/word16du" xmlns:w16sdtdh="http://schemas.microsoft.com/office/word/2020/wordml/sdtdatahash" xmlns:w16se="http://schemas.microsoft.com/office/word/2015/wordml/symex" xmlns:wpg="http://schemas.microsoft.com/office/word/2010/wordprocessingGroup" xmlns:wpi="http://schemas.microsoft.com/office/word/2010/wordprocessingInk" xmlns:wne="http://schemas.microsoft.com/office/word/2006/wordml" xmlns:wps="http://schemas.microsoft.com/office/word/2010/wordprocessingShape" mc:Ignorable="w14 w15 w16se w16cid w16 w16cex w16sdtdh w16du wp14">
   <w:p>
     <w:pPr>
       <w:pStyle w:val="Footer"/>
@@ -27855,7 +27436,7 @@
 </file>
 
 <file path=word/footnotes.xml><?xml version="1.0" encoding="utf-8"?>
-<w:footnotes xmlns:wpc="http://schemas.microsoft.com/office/word/2010/wordprocessingCanvas" xmlns:cx="http://schemas.microsoft.com/office/drawing/2014/chartex" xmlns:cx1="http://schemas.microsoft.com/office/drawing/2015/9/8/chartex" xmlns:cx2="http://schemas.microsoft.com/office/drawing/2015/10/21/chartex" xmlns:cx3="http://schemas.microsoft.com/office/drawing/2016/5/9/chartex" xmlns:cx4="http://schemas.microsoft.com/office/drawing/2016/5/10/chartex" xmlns:cx5="http://schemas.microsoft.com/office/drawing/2016/5/11/chartex" xmlns:cx6="http://schemas.microsoft.com/office/drawing/2016/5/12/chartex" xmlns:cx7="http://schemas.microsoft.com/office/drawing/2016/5/13/chartex" xmlns:cx8="http://schemas.microsoft.com/office/drawing/2016/5/14/chartex" xmlns:mc="http://schemas.openxmlformats.org/markup-compatibility/2006" xmlns:aink="http://schemas.microsoft.com/office/drawing/2016/ink" xmlns:am3d="http://schemas.microsoft.com/office/drawing/2017/model3d" xmlns:o="urn:schemas-microsoft-com:office:office" xmlns:oel="http://schemas.microsoft.com/office/2019/extlst" xmlns:r="http://schemas.openxmlformats.org/officeDocument/2006/relationships" xmlns:m="http://schemas.openxmlformats.org/officeDocument/2006/math" xmlns:v="urn:schemas-microsoft-com:vml" xmlns:wp14="http://schemas.microsoft.com/office/word/2010/wordprocessingDrawing" xmlns:wp="http://schemas.openxmlformats.org/drawingml/2006/wordprocessingDrawing" xmlns:w10="urn:schemas-microsoft-com:office:word" xmlns:w="http://schemas.openxmlformats.org/wordprocessingml/2006/main" xmlns:w14="http://schemas.microsoft.com/office/word/2010/wordml" xmlns:w15="http://schemas.microsoft.com/office/word/2012/wordml" xmlns:w16cex="http://schemas.microsoft.com/office/word/2018/wordml/cex" xmlns:w16cid="http://schemas.microsoft.com/office/word/2016/wordml/cid" xmlns:w16="http://schemas.microsoft.com/office/word/2018/wordml" xmlns:w16du="http://schemas.microsoft.com/office/word/2023/wordml/word16du" xmlns:w16sdtdh="http://schemas.microsoft.com/office/word/2020/wordml/sdtdatahash" xmlns:w16sdtfl="http://schemas.microsoft.com/office/word/2024/wordml/sdtformatlock" xmlns:w16se="http://schemas.microsoft.com/office/word/2015/wordml/symex" xmlns:wpg="http://schemas.microsoft.com/office/word/2010/wordprocessingGroup" xmlns:wpi="http://schemas.microsoft.com/office/word/2010/wordprocessingInk" xmlns:wne="http://schemas.microsoft.com/office/word/2006/wordml" xmlns:wps="http://schemas.microsoft.com/office/word/2010/wordprocessingShape" mc:Ignorable="w14 w15 w16se w16cid w16 w16cex w16sdtdh w16sdtfl w16du wp14">
+<w:footnotes xmlns:wpc="http://schemas.microsoft.com/office/word/2010/wordprocessingCanvas" xmlns:cx="http://schemas.microsoft.com/office/drawing/2014/chartex" xmlns:cx1="http://schemas.microsoft.com/office/drawing/2015/9/8/chartex" xmlns:cx2="http://schemas.microsoft.com/office/drawing/2015/10/21/chartex" xmlns:cx3="http://schemas.microsoft.com/office/drawing/2016/5/9/chartex" xmlns:cx4="http://schemas.microsoft.com/office/drawing/2016/5/10/chartex" xmlns:cx5="http://schemas.microsoft.com/office/drawing/2016/5/11/chartex" xmlns:cx6="http://schemas.microsoft.com/office/drawing/2016/5/12/chartex" xmlns:cx7="http://schemas.microsoft.com/office/drawing/2016/5/13/chartex" xmlns:cx8="http://schemas.microsoft.com/office/drawing/2016/5/14/chartex" xmlns:mc="http://schemas.openxmlformats.org/markup-compatibility/2006" xmlns:aink="http://schemas.microsoft.com/office/drawing/2016/ink" xmlns:am3d="http://schemas.microsoft.com/office/drawing/2017/model3d" xmlns:o="urn:schemas-microsoft-com:office:office" xmlns:oel="http://schemas.microsoft.com/office/2019/extlst" xmlns:r="http://schemas.openxmlformats.org/officeDocument/2006/relationships" xmlns:m="http://schemas.openxmlformats.org/officeDocument/2006/math" xmlns:v="urn:schemas-microsoft-com:vml" xmlns:wp14="http://schemas.microsoft.com/office/word/2010/wordprocessingDrawing" xmlns:wp="http://schemas.openxmlformats.org/drawingml/2006/wordprocessingDrawing" xmlns:w10="urn:schemas-microsoft-com:office:word" xmlns:w="http://schemas.openxmlformats.org/wordprocessingml/2006/main" xmlns:w14="http://schemas.microsoft.com/office/word/2010/wordml" xmlns:w15="http://schemas.microsoft.com/office/word/2012/wordml" xmlns:w16cex="http://schemas.microsoft.com/office/word/2018/wordml/cex" xmlns:w16cid="http://schemas.microsoft.com/office/word/2016/wordml/cid" xmlns:w16="http://schemas.microsoft.com/office/word/2018/wordml" xmlns:w16du="http://schemas.microsoft.com/office/word/2023/wordml/word16du" xmlns:w16sdtdh="http://schemas.microsoft.com/office/word/2020/wordml/sdtdatahash" xmlns:w16se="http://schemas.microsoft.com/office/word/2015/wordml/symex" xmlns:wpg="http://schemas.microsoft.com/office/word/2010/wordprocessingGroup" xmlns:wpi="http://schemas.microsoft.com/office/word/2010/wordprocessingInk" xmlns:wne="http://schemas.microsoft.com/office/word/2006/wordml" xmlns:wps="http://schemas.microsoft.com/office/word/2010/wordprocessingShape" mc:Ignorable="w14 w15 w16se w16cid w16 w16cex w16sdtdh w16du wp14">
   <w:footnote w:type="separator" w:id="-1">
     <w:p>
       <w:r>
@@ -28157,239 +27738,86 @@
       <w:r>
         <w:t xml:space="preserve">, </w:t>
       </w:r>
-      <w:del w:id="8" w:author="Jaeger, Florian" w:date="2025-08-14T11:43:00Z" w16du:dateUtc="2025-08-14T09:43:00Z">
-        <w:r>
-          <w:delText xml:space="preserve">which </w:delText>
-        </w:r>
-      </w:del>
-      <w:ins w:id="9" w:author="Jaeger, Florian" w:date="2025-08-14T11:43:00Z" w16du:dateUtc="2025-08-14T09:43:00Z">
-        <w:r>
-          <w:t>who</w:t>
-        </w:r>
-        <w:r>
-          <w:t xml:space="preserve"> </w:t>
-        </w:r>
-      </w:ins>
-      <w:ins w:id="10" w:author="Jaeger, Florian" w:date="2025-08-14T11:46:00Z" w16du:dateUtc="2025-08-14T09:46:00Z">
-        <w:r>
-          <w:t>in</w:t>
-        </w:r>
-      </w:ins>
-      <w:del w:id="11" w:author="Jaeger, Florian" w:date="2025-08-14T11:46:00Z" w16du:dateUtc="2025-08-14T09:46:00Z">
-        <w:r>
-          <w:delText>ex</w:delText>
-        </w:r>
-      </w:del>
+      <w:r>
+        <w:t>who</w:t>
+      </w:r>
+      <w:r>
+        <w:t xml:space="preserve"> </w:t>
+      </w:r>
+      <w:r>
+        <w:t>in</w:t>
+      </w:r>
       <w:r>
         <w:t xml:space="preserve">cluded </w:t>
       </w:r>
-      <w:ins w:id="12" w:author="Jaeger, Florian" w:date="2025-08-14T11:46:00Z" w16du:dateUtc="2025-08-14T09:46:00Z">
-        <w:r>
-          <w:t>only</w:t>
-        </w:r>
-      </w:ins>
-      <w:ins w:id="13" w:author="Jaeger, Florian" w:date="2025-08-14T11:42:00Z" w16du:dateUtc="2025-08-14T09:42:00Z">
-        <w:r>
-          <w:t xml:space="preserve"> </w:t>
-        </w:r>
-      </w:ins>
-      <w:del w:id="14" w:author="Jaeger, Florian" w:date="2025-08-14T11:41:00Z" w16du:dateUtc="2025-08-14T09:41:00Z">
-        <w:r>
-          <w:delText xml:space="preserve">both </w:delText>
-        </w:r>
-      </w:del>
+      <w:r>
+        <w:t xml:space="preserve">only </w:t>
+      </w:r>
       <w:r>
         <w:t xml:space="preserve">participants </w:t>
       </w:r>
-      <w:ins w:id="15" w:author="Jaeger, Florian" w:date="2025-08-14T11:43:00Z" w16du:dateUtc="2025-08-14T09:43:00Z">
-        <w:r>
-          <w:t>whose</w:t>
-        </w:r>
-      </w:ins>
-      <w:ins w:id="16" w:author="Jaeger, Florian" w:date="2025-08-14T11:42:00Z" w16du:dateUtc="2025-08-14T09:42:00Z">
-        <w:r>
-          <w:t xml:space="preserve"> categorization </w:t>
-        </w:r>
-      </w:ins>
-      <w:ins w:id="17" w:author="Jaeger, Florian" w:date="2025-08-14T11:44:00Z" w16du:dateUtc="2025-08-14T09:44:00Z">
-        <w:r>
-          <w:t>functions</w:t>
-        </w:r>
-      </w:ins>
-      <w:ins w:id="18" w:author="Jaeger, Florian" w:date="2025-08-14T11:42:00Z" w16du:dateUtc="2025-08-14T09:42:00Z">
-        <w:r>
-          <w:t xml:space="preserve"> </w:t>
-        </w:r>
-      </w:ins>
-      <w:ins w:id="19" w:author="Jaeger, Florian" w:date="2025-08-14T11:46:00Z" w16du:dateUtc="2025-08-14T09:46:00Z">
-        <w:r>
-          <w:t>had</w:t>
-        </w:r>
-      </w:ins>
-      <w:ins w:id="20" w:author="Jaeger, Florian" w:date="2025-08-14T11:43:00Z" w16du:dateUtc="2025-08-14T09:43:00Z">
-        <w:r>
-          <w:t xml:space="preserve"> </w:t>
-        </w:r>
-      </w:ins>
-      <w:del w:id="21" w:author="Jaeger, Florian" w:date="2025-08-14T11:42:00Z" w16du:dateUtc="2025-08-14T09:42:00Z">
-        <w:r>
-          <w:delText xml:space="preserve">with </w:delText>
-        </w:r>
-      </w:del>
+      <w:r>
+        <w:t xml:space="preserve">whose categorization functions had </w:t>
+      </w:r>
       <w:r>
         <w:t>significant</w:t>
       </w:r>
-      <w:del w:id="22" w:author="Jaeger, Florian" w:date="2025-08-14T11:42:00Z" w16du:dateUtc="2025-08-14T09:42:00Z">
-        <w:r>
-          <w:delText xml:space="preserve"> </w:delText>
-        </w:r>
-      </w:del>
-      <w:ins w:id="23" w:author="Jaeger, Florian" w:date="2025-08-14T11:42:00Z" w16du:dateUtc="2025-08-14T09:42:00Z">
-        <w:r>
-          <w:t xml:space="preserve"> </w:t>
-        </w:r>
-      </w:ins>
-      <w:ins w:id="24" w:author="Jaeger, Florian" w:date="2025-08-14T11:47:00Z" w16du:dateUtc="2025-08-14T09:47:00Z">
-        <w:r>
-          <w:t xml:space="preserve">effects of the </w:t>
-        </w:r>
-      </w:ins>
+      <w:r>
+        <w:t xml:space="preserve"> effects of the </w:t>
+      </w:r>
       <w:proofErr w:type="spellStart"/>
-      <w:ins w:id="25" w:author="Jaeger, Florian" w:date="2025-08-14T11:48:00Z" w16du:dateUtc="2025-08-14T09:48:00Z">
-        <w:r>
-          <w:rPr>
-            <w:i/>
-            <w:iCs/>
-          </w:rPr>
-          <w:t>asi-ashi</w:t>
-        </w:r>
-        <w:proofErr w:type="spellEnd"/>
-        <w:r>
-          <w:rPr>
-            <w:i/>
-            <w:iCs/>
-          </w:rPr>
-          <w:t xml:space="preserve"> </w:t>
-        </w:r>
-        <w:r>
-          <w:t>continuum</w:t>
-        </w:r>
-      </w:ins>
-      <w:ins w:id="26" w:author="Jaeger, Florian" w:date="2025-08-14T11:46:00Z" w16du:dateUtc="2025-08-14T09:46:00Z">
-        <w:r>
-          <w:t xml:space="preserve"> </w:t>
-        </w:r>
-      </w:ins>
-      <w:ins w:id="27" w:author="Jaeger, Florian" w:date="2025-08-14T11:42:00Z" w16du:dateUtc="2025-08-14T09:42:00Z">
-        <w:r>
-          <w:t>in the expected direction</w:t>
-        </w:r>
-      </w:ins>
-      <w:del w:id="28" w:author="Jaeger, Florian" w:date="2025-08-14T11:42:00Z" w16du:dateUtc="2025-08-14T09:42:00Z">
-        <w:r>
-          <w:delText>reversal of the</w:delText>
-        </w:r>
-        <w:r>
-          <w:delText xml:space="preserve"> expected</w:delText>
-        </w:r>
-        <w:r>
-          <w:delText xml:space="preserve"> </w:delText>
-        </w:r>
-      </w:del>
-      <w:del w:id="29" w:author="Jaeger, Florian" w:date="2025-08-14T11:41:00Z" w16du:dateUtc="2025-08-14T09:41:00Z">
-        <w:r>
-          <w:delText>slop</w:delText>
-        </w:r>
-        <w:r>
-          <w:delText xml:space="preserve">e </w:delText>
-        </w:r>
-      </w:del>
-      <w:del w:id="30" w:author="Jaeger, Florian" w:date="2025-08-14T11:42:00Z" w16du:dateUtc="2025-08-14T09:42:00Z">
-        <w:r>
-          <w:delText xml:space="preserve">and </w:delText>
-        </w:r>
-        <w:r>
-          <w:delText>participants with ‘flat’ slopes (significant in neither direction)</w:delText>
-        </w:r>
-      </w:del>
+      <w:r>
+        <w:rPr>
+          <w:i/>
+          <w:iCs/>
+        </w:rPr>
+        <w:t>asi-ashi</w:t>
+      </w:r>
+      <w:proofErr w:type="spellEnd"/>
+      <w:r>
+        <w:rPr>
+          <w:i/>
+          <w:iCs/>
+        </w:rPr>
+        <w:t xml:space="preserve"> </w:t>
+      </w:r>
+      <w:r>
+        <w:t>continuum in the expected direction</w:t>
+      </w:r>
       <w:r>
         <w:t>.</w:t>
       </w:r>
       <w:r>
         <w:t xml:space="preserve"> We instead </w:t>
       </w:r>
-      <w:ins w:id="31" w:author="Jaeger, Florian" w:date="2025-08-14T11:48:00Z" w16du:dateUtc="2025-08-14T09:48:00Z">
-        <w:r>
-          <w:t>also included</w:t>
-        </w:r>
-      </w:ins>
-      <w:del w:id="32" w:author="Jaeger, Florian" w:date="2025-08-14T11:42:00Z" w16du:dateUtc="2025-08-14T09:42:00Z">
-        <w:r>
-          <w:delText>in</w:delText>
-        </w:r>
-      </w:del>
-      <w:del w:id="33" w:author="Jaeger, Florian" w:date="2025-08-14T11:48:00Z" w16du:dateUtc="2025-08-14T09:48:00Z">
-        <w:r>
-          <w:delText>clude</w:delText>
-        </w:r>
-      </w:del>
+      <w:r>
+        <w:t>also included</w:t>
+      </w:r>
       <w:r>
         <w:t xml:space="preserve"> participants </w:t>
       </w:r>
-      <w:ins w:id="34" w:author="Jaeger, Florian" w:date="2025-08-14T11:44:00Z" w16du:dateUtc="2025-08-14T09:44:00Z">
-        <w:r>
-          <w:t xml:space="preserve">whose categorization functions </w:t>
-        </w:r>
-      </w:ins>
-      <w:ins w:id="35" w:author="Jaeger, Florian" w:date="2025-08-14T11:48:00Z" w16du:dateUtc="2025-08-14T09:48:00Z">
-        <w:r>
-          <w:t xml:space="preserve">were </w:t>
-        </w:r>
-      </w:ins>
-      <w:ins w:id="36" w:author="Jaeger, Florian" w:date="2025-08-14T11:49:00Z" w16du:dateUtc="2025-08-14T09:49:00Z">
-        <w:r>
-          <w:t xml:space="preserve">‘flat’ over the test continuum  (no significant effect), excluding only participants with </w:t>
-        </w:r>
-      </w:ins>
-      <w:ins w:id="37" w:author="Jaeger, Florian" w:date="2025-08-14T11:44:00Z" w16du:dateUtc="2025-08-14T09:44:00Z">
-        <w:r>
-          <w:t xml:space="preserve">significant </w:t>
-        </w:r>
-      </w:ins>
-      <w:ins w:id="38" w:author="Jaeger, Florian" w:date="2025-08-14T11:49:00Z" w16du:dateUtc="2025-08-14T09:49:00Z">
-        <w:r>
-          <w:t xml:space="preserve">effects of the </w:t>
-        </w:r>
-        <w:proofErr w:type="spellStart"/>
-        <w:r>
-          <w:rPr>
-            <w:i/>
-            <w:iCs/>
-          </w:rPr>
-          <w:t>asi-ashi</w:t>
-        </w:r>
-        <w:proofErr w:type="spellEnd"/>
-        <w:r>
-          <w:rPr>
-            <w:i/>
-            <w:iCs/>
-          </w:rPr>
-          <w:t xml:space="preserve"> </w:t>
-        </w:r>
-        <w:r>
-          <w:t>continuum</w:t>
-        </w:r>
-      </w:ins>
-      <w:ins w:id="39" w:author="Jaeger, Florian" w:date="2025-08-14T11:44:00Z" w16du:dateUtc="2025-08-14T09:44:00Z">
-        <w:r>
-          <w:t xml:space="preserve"> in the opposite of the expected direction</w:t>
-        </w:r>
-      </w:ins>
-      <w:del w:id="40" w:author="Jaeger, Florian" w:date="2025-08-14T11:42:00Z" w16du:dateUtc="2025-08-14T09:42:00Z">
-        <w:r>
-          <w:delText>with ‘flat’ slopes, and only exclude participants with significant reversals</w:delText>
-        </w:r>
-      </w:del>
+      <w:r>
+        <w:t xml:space="preserve">whose categorization functions were ‘flat’ over the test continuum  (no significant effect), excluding only participants with significant effects of the </w:t>
+      </w:r>
+      <w:proofErr w:type="spellStart"/>
+      <w:r>
+        <w:rPr>
+          <w:i/>
+          <w:iCs/>
+        </w:rPr>
+        <w:t>asi-ashi</w:t>
+      </w:r>
+      <w:proofErr w:type="spellEnd"/>
+      <w:r>
+        <w:rPr>
+          <w:i/>
+          <w:iCs/>
+        </w:rPr>
+        <w:t xml:space="preserve"> </w:t>
+      </w:r>
+      <w:r>
+        <w:t>continuum in the opposite of the expected direction</w:t>
+      </w:r>
       <w:r>
         <w:t>.</w:t>
       </w:r>
@@ -28399,183 +27827,84 @@
       <w:r>
         <w:t xml:space="preserve">We </w:t>
       </w:r>
-      <w:ins w:id="41" w:author="Jaeger, Florian" w:date="2025-08-14T11:52:00Z" w16du:dateUtc="2025-08-14T09:52:00Z">
-        <w:r>
-          <w:t>decided on this change prior to analysis</w:t>
-        </w:r>
-        <w:r>
-          <w:t xml:space="preserve">, and </w:t>
-        </w:r>
-      </w:ins>
+      <w:r>
+        <w:t>decided on this change prior to analysis</w:t>
+      </w:r>
+      <w:r>
+        <w:t xml:space="preserve">, and </w:t>
+      </w:r>
       <w:r>
         <w:t xml:space="preserve">consider </w:t>
       </w:r>
-      <w:del w:id="42" w:author="Jaeger, Florian" w:date="2025-08-14T11:52:00Z" w16du:dateUtc="2025-08-14T09:52:00Z">
-        <w:r>
-          <w:delText>this revised</w:delText>
-        </w:r>
-        <w:r>
-          <w:delText xml:space="preserve"> </w:delText>
-        </w:r>
-        <w:r>
-          <w:delText>approach</w:delText>
-        </w:r>
-      </w:del>
-      <w:ins w:id="43" w:author="Jaeger, Florian" w:date="2025-08-14T11:52:00Z" w16du:dateUtc="2025-08-14T09:52:00Z">
-        <w:r>
-          <w:t>it</w:t>
-        </w:r>
-      </w:ins>
+      <w:r>
+        <w:t>it</w:t>
+      </w:r>
       <w:r>
         <w:t xml:space="preserve"> more </w:t>
       </w:r>
-      <w:del w:id="44" w:author="Jaeger, Florian" w:date="2025-08-14T11:50:00Z" w16du:dateUtc="2025-08-14T09:50:00Z">
-        <w:r>
-          <w:delText>conservative</w:delText>
-        </w:r>
-      </w:del>
-      <w:ins w:id="45" w:author="Jaeger, Florian" w:date="2025-08-14T11:50:00Z" w16du:dateUtc="2025-08-14T09:50:00Z">
-        <w:r>
-          <w:t xml:space="preserve">adequate </w:t>
-        </w:r>
-        <w:r>
-          <w:t xml:space="preserve">since participants </w:t>
-        </w:r>
-        <w:r>
-          <w:t>with ‘flat’ categorization functions</w:t>
-        </w:r>
-      </w:ins>
-      <w:ins w:id="46" w:author="Jaeger, Florian" w:date="2025-08-14T11:51:00Z" w16du:dateUtc="2025-08-14T09:51:00Z">
-        <w:r>
-          <w:t xml:space="preserve"> </w:t>
-        </w:r>
-      </w:ins>
-      <w:ins w:id="47" w:author="Jaeger, Florian" w:date="2025-08-14T11:54:00Z" w16du:dateUtc="2025-08-14T09:54:00Z">
-        <w:r>
-          <w:t xml:space="preserve">over our continuum </w:t>
-        </w:r>
-      </w:ins>
-      <w:ins w:id="48" w:author="Jaeger, Florian" w:date="2025-08-14T11:50:00Z" w16du:dateUtc="2025-08-14T09:50:00Z">
-        <w:r>
-          <w:t xml:space="preserve">are not </w:t>
-        </w:r>
-        <w:r>
-          <w:rPr>
-            <w:i/>
-            <w:iCs/>
-            <w:rPrChange w:id="49" w:author="Jaeger, Florian" w:date="2025-08-14T11:50:00Z" w16du:dateUtc="2025-08-14T09:50:00Z">
-              <w:rPr/>
-            </w:rPrChange>
-          </w:rPr>
-          <w:t>necessarily</w:t>
-        </w:r>
-        <w:r>
-          <w:t xml:space="preserve"> uncooperative or misunderstanding the task</w:t>
-        </w:r>
-      </w:ins>
-      <w:ins w:id="50" w:author="Jaeger, Florian" w:date="2025-08-14T11:52:00Z" w16du:dateUtc="2025-08-14T09:52:00Z">
-        <w:r>
-          <w:t xml:space="preserve"> (recall that </w:t>
-        </w:r>
-      </w:ins>
-      <w:ins w:id="51" w:author="Jaeger, Florian" w:date="2025-08-14T11:54:00Z" w16du:dateUtc="2025-08-14T09:54:00Z">
-        <w:r>
-          <w:t>the</w:t>
-        </w:r>
-      </w:ins>
-      <w:ins w:id="52" w:author="Jaeger, Florian" w:date="2025-08-14T11:52:00Z" w16du:dateUtc="2025-08-14T09:52:00Z">
-        <w:r>
-          <w:t xml:space="preserve"> </w:t>
-        </w:r>
-        <w:proofErr w:type="spellStart"/>
-        <w:r>
-          <w:rPr>
-            <w:i/>
-            <w:iCs/>
-          </w:rPr>
-          <w:t>asi-ashi</w:t>
-        </w:r>
-        <w:proofErr w:type="spellEnd"/>
-        <w:r>
-          <w:rPr>
-            <w:i/>
-            <w:iCs/>
-          </w:rPr>
-          <w:t xml:space="preserve"> </w:t>
-        </w:r>
-        <w:r>
-          <w:t>continuum</w:t>
-        </w:r>
-        <w:r>
-          <w:t xml:space="preserve"> </w:t>
-        </w:r>
-      </w:ins>
-      <w:ins w:id="53" w:author="Jaeger, Florian" w:date="2025-08-14T11:55:00Z" w16du:dateUtc="2025-08-14T09:55:00Z">
-        <w:r>
-          <w:t xml:space="preserve">we used </w:t>
-        </w:r>
-      </w:ins>
-      <w:ins w:id="54" w:author="Jaeger, Florian" w:date="2025-08-14T11:52:00Z" w16du:dateUtc="2025-08-14T09:52:00Z">
-        <w:r>
-          <w:t>d</w:t>
-        </w:r>
-      </w:ins>
-      <w:ins w:id="55" w:author="Jaeger, Florian" w:date="2025-08-14T11:55:00Z" w16du:dateUtc="2025-08-14T09:55:00Z">
-        <w:r>
-          <w:t>id</w:t>
-        </w:r>
-      </w:ins>
-      <w:ins w:id="56" w:author="Jaeger, Florian" w:date="2025-08-14T11:52:00Z" w16du:dateUtc="2025-08-14T09:52:00Z">
-        <w:r>
-          <w:t xml:space="preserve"> not include steps that </w:t>
-        </w:r>
-      </w:ins>
-      <w:ins w:id="57" w:author="Jaeger, Florian" w:date="2025-08-14T11:53:00Z" w16du:dateUtc="2025-08-14T09:53:00Z">
-        <w:r>
-          <w:t>would be expected to be perceive</w:t>
-        </w:r>
-      </w:ins>
-      <w:ins w:id="58" w:author="Jaeger, Florian" w:date="2025-08-14T11:54:00Z" w16du:dateUtc="2025-08-14T09:54:00Z">
-        <w:r>
-          <w:t xml:space="preserve">d as either 100% </w:t>
-        </w:r>
-        <w:proofErr w:type="spellStart"/>
-        <w:r>
-          <w:rPr>
-            <w:i/>
-            <w:iCs/>
-          </w:rPr>
-          <w:t>asi</w:t>
-        </w:r>
-        <w:proofErr w:type="spellEnd"/>
-        <w:r>
-          <w:rPr>
-            <w:i/>
-            <w:iCs/>
-          </w:rPr>
-          <w:t xml:space="preserve"> </w:t>
-        </w:r>
-        <w:r>
-          <w:t xml:space="preserve">or 100% </w:t>
-        </w:r>
-        <w:proofErr w:type="spellStart"/>
-        <w:r>
-          <w:rPr>
-            <w:i/>
-            <w:iCs/>
-          </w:rPr>
-          <w:t>ashi</w:t>
-        </w:r>
-        <w:proofErr w:type="spellEnd"/>
-        <w:r>
-          <w:t>)</w:t>
-        </w:r>
-      </w:ins>
-      <w:del w:id="59" w:author="Jaeger, Florian" w:date="2025-08-14T11:52:00Z" w16du:dateUtc="2025-08-14T09:52:00Z">
-        <w:r>
-          <w:delText>, and decided on this change prior to analysis</w:delText>
-        </w:r>
-      </w:del>
+      <w:r>
+        <w:t xml:space="preserve">adequate since participants with ‘flat’ categorization functions over our continuum are not </w:t>
+      </w:r>
+      <w:r>
+        <w:rPr>
+          <w:i/>
+          <w:iCs/>
+        </w:rPr>
+        <w:t>necessarily</w:t>
+      </w:r>
+      <w:r>
+        <w:t xml:space="preserve"> uncooperative or misunderstanding the task (recall that the </w:t>
+      </w:r>
+      <w:proofErr w:type="spellStart"/>
+      <w:r>
+        <w:rPr>
+          <w:i/>
+          <w:iCs/>
+        </w:rPr>
+        <w:t>asi-ashi</w:t>
+      </w:r>
+      <w:proofErr w:type="spellEnd"/>
+      <w:r>
+        <w:rPr>
+          <w:i/>
+          <w:iCs/>
+        </w:rPr>
+        <w:t xml:space="preserve"> </w:t>
+      </w:r>
+      <w:r>
+        <w:t xml:space="preserve">continuum we used did not include steps that would be expected to be perceived as either 100% </w:t>
+      </w:r>
+      <w:proofErr w:type="spellStart"/>
+      <w:r>
+        <w:rPr>
+          <w:i/>
+          <w:iCs/>
+        </w:rPr>
+        <w:t>asi</w:t>
+      </w:r>
+      <w:proofErr w:type="spellEnd"/>
+      <w:r>
+        <w:rPr>
+          <w:i/>
+          <w:iCs/>
+        </w:rPr>
+        <w:t xml:space="preserve"> </w:t>
+      </w:r>
+      <w:r>
+        <w:t xml:space="preserve">or 100% </w:t>
+      </w:r>
+      <w:proofErr w:type="spellStart"/>
+      <w:r>
+        <w:rPr>
+          <w:i/>
+          <w:iCs/>
+        </w:rPr>
+        <w:t>ashi</w:t>
+      </w:r>
+      <w:proofErr w:type="spellEnd"/>
+      <w:r>
+        <w:t>)</w:t>
+      </w:r>
       <w:r>
         <w:t xml:space="preserve">. </w:t>
       </w:r>
@@ -28647,7 +27976,7 @@
 </file>
 
 <file path=word/header1.xml><?xml version="1.0" encoding="utf-8"?>
-<w:hdr xmlns:wpc="http://schemas.microsoft.com/office/word/2010/wordprocessingCanvas" xmlns:cx="http://schemas.microsoft.com/office/drawing/2014/chartex" xmlns:cx1="http://schemas.microsoft.com/office/drawing/2015/9/8/chartex" xmlns:cx2="http://schemas.microsoft.com/office/drawing/2015/10/21/chartex" xmlns:cx3="http://schemas.microsoft.com/office/drawing/2016/5/9/chartex" xmlns:cx4="http://schemas.microsoft.com/office/drawing/2016/5/10/chartex" xmlns:cx5="http://schemas.microsoft.com/office/drawing/2016/5/11/chartex" xmlns:cx6="http://schemas.microsoft.com/office/drawing/2016/5/12/chartex" xmlns:cx7="http://schemas.microsoft.com/office/drawing/2016/5/13/chartex" xmlns:cx8="http://schemas.microsoft.com/office/drawing/2016/5/14/chartex" xmlns:mc="http://schemas.openxmlformats.org/markup-compatibility/2006" xmlns:aink="http://schemas.microsoft.com/office/drawing/2016/ink" xmlns:am3d="http://schemas.microsoft.com/office/drawing/2017/model3d" xmlns:o="urn:schemas-microsoft-com:office:office" xmlns:oel="http://schemas.microsoft.com/office/2019/extlst" xmlns:r="http://schemas.openxmlformats.org/officeDocument/2006/relationships" xmlns:m="http://schemas.openxmlformats.org/officeDocument/2006/math" xmlns:v="urn:schemas-microsoft-com:vml" xmlns:wp14="http://schemas.microsoft.com/office/word/2010/wordprocessingDrawing" xmlns:wp="http://schemas.openxmlformats.org/drawingml/2006/wordprocessingDrawing" xmlns:w10="urn:schemas-microsoft-com:office:word" xmlns:w="http://schemas.openxmlformats.org/wordprocessingml/2006/main" xmlns:w14="http://schemas.microsoft.com/office/word/2010/wordml" xmlns:w15="http://schemas.microsoft.com/office/word/2012/wordml" xmlns:w16cex="http://schemas.microsoft.com/office/word/2018/wordml/cex" xmlns:w16cid="http://schemas.microsoft.com/office/word/2016/wordml/cid" xmlns:w16="http://schemas.microsoft.com/office/word/2018/wordml" xmlns:w16du="http://schemas.microsoft.com/office/word/2023/wordml/word16du" xmlns:w16sdtdh="http://schemas.microsoft.com/office/word/2020/wordml/sdtdatahash" xmlns:w16sdtfl="http://schemas.microsoft.com/office/word/2024/wordml/sdtformatlock" xmlns:w16se="http://schemas.microsoft.com/office/word/2015/wordml/symex" xmlns:wpg="http://schemas.microsoft.com/office/word/2010/wordprocessingGroup" xmlns:wpi="http://schemas.microsoft.com/office/word/2010/wordprocessingInk" xmlns:wne="http://schemas.microsoft.com/office/word/2006/wordml" xmlns:wps="http://schemas.microsoft.com/office/word/2010/wordprocessingShape" mc:Ignorable="w14 w15 w16se w16cid w16 w16cex w16sdtdh w16sdtfl w16du wp14">
+<w:hdr xmlns:wpc="http://schemas.microsoft.com/office/word/2010/wordprocessingCanvas" xmlns:cx="http://schemas.microsoft.com/office/drawing/2014/chartex" xmlns:cx1="http://schemas.microsoft.com/office/drawing/2015/9/8/chartex" xmlns:cx2="http://schemas.microsoft.com/office/drawing/2015/10/21/chartex" xmlns:cx3="http://schemas.microsoft.com/office/drawing/2016/5/9/chartex" xmlns:cx4="http://schemas.microsoft.com/office/drawing/2016/5/10/chartex" xmlns:cx5="http://schemas.microsoft.com/office/drawing/2016/5/11/chartex" xmlns:cx6="http://schemas.microsoft.com/office/drawing/2016/5/12/chartex" xmlns:cx7="http://schemas.microsoft.com/office/drawing/2016/5/13/chartex" xmlns:cx8="http://schemas.microsoft.com/office/drawing/2016/5/14/chartex" xmlns:mc="http://schemas.openxmlformats.org/markup-compatibility/2006" xmlns:aink="http://schemas.microsoft.com/office/drawing/2016/ink" xmlns:am3d="http://schemas.microsoft.com/office/drawing/2017/model3d" xmlns:o="urn:schemas-microsoft-com:office:office" xmlns:oel="http://schemas.microsoft.com/office/2019/extlst" xmlns:r="http://schemas.openxmlformats.org/officeDocument/2006/relationships" xmlns:m="http://schemas.openxmlformats.org/officeDocument/2006/math" xmlns:v="urn:schemas-microsoft-com:vml" xmlns:wp14="http://schemas.microsoft.com/office/word/2010/wordprocessingDrawing" xmlns:wp="http://schemas.openxmlformats.org/drawingml/2006/wordprocessingDrawing" xmlns:w10="urn:schemas-microsoft-com:office:word" xmlns:w="http://schemas.openxmlformats.org/wordprocessingml/2006/main" xmlns:w14="http://schemas.microsoft.com/office/word/2010/wordml" xmlns:w15="http://schemas.microsoft.com/office/word/2012/wordml" xmlns:w16cex="http://schemas.microsoft.com/office/word/2018/wordml/cex" xmlns:w16cid="http://schemas.microsoft.com/office/word/2016/wordml/cid" xmlns:w16="http://schemas.microsoft.com/office/word/2018/wordml" xmlns:w16du="http://schemas.microsoft.com/office/word/2023/wordml/word16du" xmlns:w16sdtdh="http://schemas.microsoft.com/office/word/2020/wordml/sdtdatahash" xmlns:w16se="http://schemas.microsoft.com/office/word/2015/wordml/symex" xmlns:wpg="http://schemas.microsoft.com/office/word/2010/wordprocessingGroup" xmlns:wpi="http://schemas.microsoft.com/office/word/2010/wordprocessingInk" xmlns:wne="http://schemas.microsoft.com/office/word/2006/wordml" xmlns:wps="http://schemas.microsoft.com/office/word/2010/wordprocessingShape" mc:Ignorable="w14 w15 w16se w16cid w16 w16cex w16sdtdh w16du wp14">
   <w:p>
     <w:pPr>
       <w:pStyle w:val="Header"/>
@@ -28672,7 +28001,7 @@
 </file>
 
 <file path=word/numbering.xml><?xml version="1.0" encoding="utf-8"?>
-<w:numbering xmlns:wpc="http://schemas.microsoft.com/office/word/2010/wordprocessingCanvas" xmlns:cx="http://schemas.microsoft.com/office/drawing/2014/chartex" xmlns:cx1="http://schemas.microsoft.com/office/drawing/2015/9/8/chartex" xmlns:cx2="http://schemas.microsoft.com/office/drawing/2015/10/21/chartex" xmlns:cx3="http://schemas.microsoft.com/office/drawing/2016/5/9/chartex" xmlns:cx4="http://schemas.microsoft.com/office/drawing/2016/5/10/chartex" xmlns:cx5="http://schemas.microsoft.com/office/drawing/2016/5/11/chartex" xmlns:cx6="http://schemas.microsoft.com/office/drawing/2016/5/12/chartex" xmlns:cx7="http://schemas.microsoft.com/office/drawing/2016/5/13/chartex" xmlns:cx8="http://schemas.microsoft.com/office/drawing/2016/5/14/chartex" xmlns:mc="http://schemas.openxmlformats.org/markup-compatibility/2006" xmlns:aink="http://schemas.microsoft.com/office/drawing/2016/ink" xmlns:am3d="http://schemas.microsoft.com/office/drawing/2017/model3d" xmlns:o="urn:schemas-microsoft-com:office:office" xmlns:oel="http://schemas.microsoft.com/office/2019/extlst" xmlns:r="http://schemas.openxmlformats.org/officeDocument/2006/relationships" xmlns:m="http://schemas.openxmlformats.org/officeDocument/2006/math" xmlns:v="urn:schemas-microsoft-com:vml" xmlns:wp14="http://schemas.microsoft.com/office/word/2010/wordprocessingDrawing" xmlns:wp="http://schemas.openxmlformats.org/drawingml/2006/wordprocessingDrawing" xmlns:w10="urn:schemas-microsoft-com:office:word" xmlns:w="http://schemas.openxmlformats.org/wordprocessingml/2006/main" xmlns:w14="http://schemas.microsoft.com/office/word/2010/wordml" xmlns:w15="http://schemas.microsoft.com/office/word/2012/wordml" xmlns:w16cex="http://schemas.microsoft.com/office/word/2018/wordml/cex" xmlns:w16cid="http://schemas.microsoft.com/office/word/2016/wordml/cid" xmlns:w16="http://schemas.microsoft.com/office/word/2018/wordml" xmlns:w16du="http://schemas.microsoft.com/office/word/2023/wordml/word16du" xmlns:w16sdtdh="http://schemas.microsoft.com/office/word/2020/wordml/sdtdatahash" xmlns:w16sdtfl="http://schemas.microsoft.com/office/word/2024/wordml/sdtformatlock" xmlns:w16se="http://schemas.microsoft.com/office/word/2015/wordml/symex" xmlns:wpg="http://schemas.microsoft.com/office/word/2010/wordprocessingGroup" xmlns:wpi="http://schemas.microsoft.com/office/word/2010/wordprocessingInk" xmlns:wne="http://schemas.microsoft.com/office/word/2006/wordml" xmlns:wps="http://schemas.microsoft.com/office/word/2010/wordprocessingShape" mc:Ignorable="w14 w15 w16se w16cid w16 w16cex w16sdtdh w16sdtfl w16du wp14">
+<w:numbering xmlns:wpc="http://schemas.microsoft.com/office/word/2010/wordprocessingCanvas" xmlns:cx="http://schemas.microsoft.com/office/drawing/2014/chartex" xmlns:cx1="http://schemas.microsoft.com/office/drawing/2015/9/8/chartex" xmlns:cx2="http://schemas.microsoft.com/office/drawing/2015/10/21/chartex" xmlns:cx3="http://schemas.microsoft.com/office/drawing/2016/5/9/chartex" xmlns:cx4="http://schemas.microsoft.com/office/drawing/2016/5/10/chartex" xmlns:cx5="http://schemas.microsoft.com/office/drawing/2016/5/11/chartex" xmlns:cx6="http://schemas.microsoft.com/office/drawing/2016/5/12/chartex" xmlns:cx7="http://schemas.microsoft.com/office/drawing/2016/5/13/chartex" xmlns:cx8="http://schemas.microsoft.com/office/drawing/2016/5/14/chartex" xmlns:mc="http://schemas.openxmlformats.org/markup-compatibility/2006" xmlns:aink="http://schemas.microsoft.com/office/drawing/2016/ink" xmlns:am3d="http://schemas.microsoft.com/office/drawing/2017/model3d" xmlns:o="urn:schemas-microsoft-com:office:office" xmlns:oel="http://schemas.microsoft.com/office/2019/extlst" xmlns:r="http://schemas.openxmlformats.org/officeDocument/2006/relationships" xmlns:m="http://schemas.openxmlformats.org/officeDocument/2006/math" xmlns:v="urn:schemas-microsoft-com:vml" xmlns:wp14="http://schemas.microsoft.com/office/word/2010/wordprocessingDrawing" xmlns:wp="http://schemas.openxmlformats.org/drawingml/2006/wordprocessingDrawing" xmlns:w10="urn:schemas-microsoft-com:office:word" xmlns:w="http://schemas.openxmlformats.org/wordprocessingml/2006/main" xmlns:w14="http://schemas.microsoft.com/office/word/2010/wordml" xmlns:w15="http://schemas.microsoft.com/office/word/2012/wordml" xmlns:w16cex="http://schemas.microsoft.com/office/word/2018/wordml/cex" xmlns:w16cid="http://schemas.microsoft.com/office/word/2016/wordml/cid" xmlns:w16="http://schemas.microsoft.com/office/word/2018/wordml" xmlns:w16du="http://schemas.microsoft.com/office/word/2023/wordml/word16du" xmlns:w16sdtdh="http://schemas.microsoft.com/office/word/2020/wordml/sdtdatahash" xmlns:w16se="http://schemas.microsoft.com/office/word/2015/wordml/symex" xmlns:wpg="http://schemas.microsoft.com/office/word/2010/wordprocessingGroup" xmlns:wpi="http://schemas.microsoft.com/office/word/2010/wordprocessingInk" xmlns:wne="http://schemas.microsoft.com/office/word/2006/wordml" xmlns:wps="http://schemas.microsoft.com/office/word/2010/wordprocessingShape" mc:Ignorable="w14 w15 w16se w16cid w16 w16cex w16sdtdh w16du wp14">
   <w:abstractNum w:abstractNumId="0" w15:restartNumberingAfterBreak="0">
     <w:nsid w:val="05EC708F"/>
     <w:multiLevelType w:val="hybridMultilevel"/>
@@ -33107,16 +32436,8 @@
 </w:numbering>
 </file>
 
-<file path=word/people.xml><?xml version="1.0" encoding="utf-8"?>
-<w15:people xmlns:wpc="http://schemas.microsoft.com/office/word/2010/wordprocessingCanvas" xmlns:cx="http://schemas.microsoft.com/office/drawing/2014/chartex" xmlns:cx1="http://schemas.microsoft.com/office/drawing/2015/9/8/chartex" xmlns:cx2="http://schemas.microsoft.com/office/drawing/2015/10/21/chartex" xmlns:cx3="http://schemas.microsoft.com/office/drawing/2016/5/9/chartex" xmlns:cx4="http://schemas.microsoft.com/office/drawing/2016/5/10/chartex" xmlns:cx5="http://schemas.microsoft.com/office/drawing/2016/5/11/chartex" xmlns:cx6="http://schemas.microsoft.com/office/drawing/2016/5/12/chartex" xmlns:cx7="http://schemas.microsoft.com/office/drawing/2016/5/13/chartex" xmlns:cx8="http://schemas.microsoft.com/office/drawing/2016/5/14/chartex" xmlns:mc="http://schemas.openxmlformats.org/markup-compatibility/2006" xmlns:aink="http://schemas.microsoft.com/office/drawing/2016/ink" xmlns:am3d="http://schemas.microsoft.com/office/drawing/2017/model3d" xmlns:o="urn:schemas-microsoft-com:office:office" xmlns:oel="http://schemas.microsoft.com/office/2019/extlst" xmlns:r="http://schemas.openxmlformats.org/officeDocument/2006/relationships" xmlns:m="http://schemas.openxmlformats.org/officeDocument/2006/math" xmlns:v="urn:schemas-microsoft-com:vml" xmlns:wp14="http://schemas.microsoft.com/office/word/2010/wordprocessingDrawing" xmlns:wp="http://schemas.openxmlformats.org/drawingml/2006/wordprocessingDrawing" xmlns:w10="urn:schemas-microsoft-com:office:word" xmlns:w="http://schemas.openxmlformats.org/wordprocessingml/2006/main" xmlns:w14="http://schemas.microsoft.com/office/word/2010/wordml" xmlns:w15="http://schemas.microsoft.com/office/word/2012/wordml" xmlns:w16cex="http://schemas.microsoft.com/office/word/2018/wordml/cex" xmlns:w16cid="http://schemas.microsoft.com/office/word/2016/wordml/cid" xmlns:w16="http://schemas.microsoft.com/office/word/2018/wordml" xmlns:w16du="http://schemas.microsoft.com/office/word/2023/wordml/word16du" xmlns:w16sdtdh="http://schemas.microsoft.com/office/word/2020/wordml/sdtdatahash" xmlns:w16sdtfl="http://schemas.microsoft.com/office/word/2024/wordml/sdtformatlock" xmlns:w16se="http://schemas.microsoft.com/office/word/2015/wordml/symex" xmlns:wpg="http://schemas.microsoft.com/office/word/2010/wordprocessingGroup" xmlns:wpi="http://schemas.microsoft.com/office/word/2010/wordprocessingInk" xmlns:wne="http://schemas.microsoft.com/office/word/2006/wordml" xmlns:wps="http://schemas.microsoft.com/office/word/2010/wordprocessingShape" mc:Ignorable="w14 w15 w16se w16cid w16 w16cex w16sdtdh w16sdtfl w16du wp14">
-  <w15:person w15:author="Jaeger, Florian">
-    <w15:presenceInfo w15:providerId="AD" w15:userId="S::fjaeger@ur.rochester.edu::0d0acd91-09a2-4ddb-a934-22efc544688e"/>
-  </w15:person>
-</w15:people>
-</file>
-
 <file path=word/styles.xml><?xml version="1.0" encoding="utf-8"?>
-<w:styles xmlns:mc="http://schemas.openxmlformats.org/markup-compatibility/2006" xmlns:r="http://schemas.openxmlformats.org/officeDocument/2006/relationships" xmlns:w="http://schemas.openxmlformats.org/wordprocessingml/2006/main" xmlns:w14="http://schemas.microsoft.com/office/word/2010/wordml" xmlns:w15="http://schemas.microsoft.com/office/word/2012/wordml" xmlns:w16cex="http://schemas.microsoft.com/office/word/2018/wordml/cex" xmlns:w16cid="http://schemas.microsoft.com/office/word/2016/wordml/cid" xmlns:w16="http://schemas.microsoft.com/office/word/2018/wordml" xmlns:w16du="http://schemas.microsoft.com/office/word/2023/wordml/word16du" xmlns:w16sdtdh="http://schemas.microsoft.com/office/word/2020/wordml/sdtdatahash" xmlns:w16sdtfl="http://schemas.microsoft.com/office/word/2024/wordml/sdtformatlock" xmlns:w16se="http://schemas.microsoft.com/office/word/2015/wordml/symex" mc:Ignorable="w14 w15 w16se w16cid w16 w16cex w16sdtdh w16sdtfl w16du">
+<w:styles xmlns:mc="http://schemas.openxmlformats.org/markup-compatibility/2006" xmlns:r="http://schemas.openxmlformats.org/officeDocument/2006/relationships" xmlns:w="http://schemas.openxmlformats.org/wordprocessingml/2006/main" xmlns:w14="http://schemas.microsoft.com/office/word/2010/wordml" xmlns:w15="http://schemas.microsoft.com/office/word/2012/wordml" xmlns:w16cex="http://schemas.microsoft.com/office/word/2018/wordml/cex" xmlns:w16cid="http://schemas.microsoft.com/office/word/2016/wordml/cid" xmlns:w16="http://schemas.microsoft.com/office/word/2018/wordml" xmlns:w16du="http://schemas.microsoft.com/office/word/2023/wordml/word16du" xmlns:w16sdtdh="http://schemas.microsoft.com/office/word/2020/wordml/sdtdatahash" xmlns:w16se="http://schemas.microsoft.com/office/word/2015/wordml/symex" mc:Ignorable="w14 w15 w16se w16cid w16 w16cex w16sdtdh w16du">
   <w:docDefaults>
     <w:rPrDefault>
       <w:rPr>

--- a/output/papers/Round 3/manuscript-brief-clean.docx
+++ b/output/papers/Round 3/manuscript-brief-clean.docx
@@ -25254,6 +25254,49 @@
         <w:rPr>
           <w:szCs w:val="22"/>
         </w:rPr>
+        <w:t xml:space="preserve">Cummings, S., </w:t>
+      </w:r>
+      <w:proofErr w:type="spellStart"/>
+      <w:r>
+        <w:rPr>
+          <w:szCs w:val="22"/>
+        </w:rPr>
+        <w:t>Karboga</w:t>
+      </w:r>
+      <w:proofErr w:type="spellEnd"/>
+      <w:r>
+        <w:rPr>
+          <w:szCs w:val="22"/>
+        </w:rPr>
+        <w:t xml:space="preserve">, G. E., Yang, M., &amp; Jaeger, T. F. (2025, January 21). Cummings, </w:t>
+      </w:r>
+      <w:proofErr w:type="spellStart"/>
+      <w:r>
+        <w:rPr>
+          <w:szCs w:val="22"/>
+        </w:rPr>
+        <w:t>Karboga</w:t>
+      </w:r>
+      <w:proofErr w:type="spellEnd"/>
+      <w:r>
+        <w:rPr>
+          <w:szCs w:val="22"/>
+        </w:rPr>
+        <w:t>, Yang, &amp; Jaeger. Compensation in audiovisual speech perception: discounting the pen in the mouth. Retrieved from osf.io/2asgw</w:t>
+      </w:r>
+    </w:p>
+    <w:p>
+      <w:pPr>
+        <w:spacing w:line="240" w:lineRule="auto"/>
+        <w:ind w:left="360" w:hanging="360"/>
+        <w:rPr>
+          <w:szCs w:val="22"/>
+        </w:rPr>
+      </w:pPr>
+      <w:r>
+        <w:rPr>
+          <w:szCs w:val="22"/>
+        </w:rPr>
         <w:t>Cummings, S. N., &amp; Theodore, R. M. (2023). Hearing is believing: Lexically guided perceptual learning is graded to reflect the quantity of evidence in speech input. </w:t>
       </w:r>
       <w:r>
@@ -25807,7 +25850,14 @@
         <w:rPr>
           <w:szCs w:val="22"/>
         </w:rPr>
-        <w:t xml:space="preserve">S., Johnson, K., &amp; Finley, G. (2016). Effects of native language on compensation for Coarticulation. </w:t>
+        <w:t xml:space="preserve">S., Johnson, K., &amp; Finley, G. (2016). Effects of native language on compensation for </w:t>
+      </w:r>
+      <w:r>
+        <w:rPr>
+          <w:szCs w:val="22"/>
+        </w:rPr>
+        <w:lastRenderedPageBreak/>
+        <w:t xml:space="preserve">Coarticulation. </w:t>
       </w:r>
       <w:r>
         <w:rPr>
@@ -25879,7 +25929,6 @@
         <w:rPr>
           <w:szCs w:val="22"/>
         </w:rPr>
-        <w:lastRenderedPageBreak/>
         <w:t xml:space="preserve">Kraljic, T., &amp; Samuel, A. G. (2011). Perceptual learning evidence for contextually-specific representations. </w:t>
       </w:r>
       <w:r>
@@ -26841,6 +26890,7 @@
         <w:rPr>
           <w:szCs w:val="22"/>
         </w:rPr>
+        <w:lastRenderedPageBreak/>
         <w:t xml:space="preserve">Soli, </w:t>
       </w:r>
       <w:r>
@@ -26882,14 +26932,7 @@
         <w:rPr>
           <w:szCs w:val="22"/>
         </w:rPr>
-        <w:t xml:space="preserve">A. K., &amp; Gopal, H. S. (1986). A perceptual model of vowel recognition based on the </w:t>
-      </w:r>
-      <w:r>
-        <w:rPr>
-          <w:szCs w:val="22"/>
-        </w:rPr>
-        <w:lastRenderedPageBreak/>
-        <w:t xml:space="preserve">auditory representation of American English vowels. </w:t>
+        <w:t xml:space="preserve">A. K., &amp; Gopal, H. S. (1986). A perceptual model of vowel recognition based on the auditory representation of American English vowels. </w:t>
       </w:r>
       <w:r>
         <w:rPr>
@@ -32884,7 +32927,6 @@
   <w:style w:type="character" w:default="1" w:styleId="DefaultParagraphFont">
     <w:name w:val="Default Paragraph Font"/>
     <w:uiPriority w:val="1"/>
-    <w:semiHidden/>
     <w:unhideWhenUsed/>
   </w:style>
   <w:style w:type="table" w:default="1" w:styleId="TableNormal">
@@ -33779,7 +33821,7 @@
 </file>
 
 <file path=customXml/itemProps1.xml><?xml version="1.0" encoding="utf-8"?>
-<ds:datastoreItem xmlns:ds="http://schemas.openxmlformats.org/officeDocument/2006/customXml" ds:itemID="{CEAF82DD-8E2B-F442-854C-D22AA8B4402F}">
+<ds:datastoreItem xmlns:ds="http://schemas.openxmlformats.org/officeDocument/2006/customXml" ds:itemID="{B20ED14E-20BD-0342-A447-925FFA2C3804}">
   <ds:schemaRefs>
     <ds:schemaRef ds:uri="http://schemas.openxmlformats.org/officeDocument/2006/bibliography"/>
   </ds:schemaRefs>
@@ -33787,7 +33829,7 @@
 </file>
 
 <file path=customXml/itemProps2.xml><?xml version="1.0" encoding="utf-8"?>
-<ds:datastoreItem xmlns:ds="http://schemas.openxmlformats.org/officeDocument/2006/customXml" ds:itemID="{B20ED14E-20BD-0342-A447-925FFA2C3804}">
+<ds:datastoreItem xmlns:ds="http://schemas.openxmlformats.org/officeDocument/2006/customXml" ds:itemID="{CEAF82DD-8E2B-F442-854C-D22AA8B4402F}">
   <ds:schemaRefs>
     <ds:schemaRef ds:uri="http://schemas.openxmlformats.org/officeDocument/2006/bibliography"/>
   </ds:schemaRefs>

--- a/output/papers/Round 3/manuscript-brief-clean.docx
+++ b/output/papers/Round 3/manuscript-brief-clean.docx
@@ -3915,33 +3915,79 @@
         <w:rPr>
           <w:szCs w:val="22"/>
         </w:rPr>
-        <w:t xml:space="preserve"> identification (categorization) </w:t>
-      </w:r>
-      <w:r>
-        <w:rPr>
-          <w:noProof/>
+        <w:t xml:space="preserve"> identification (categorization) task</w:t>
+      </w:r>
+      <w:r>
+        <w:rPr>
+          <w:szCs w:val="22"/>
+        </w:rPr>
+        <w:t xml:space="preserve">, answering whether they </w:t>
+      </w:r>
+      <w:r>
+        <w:rPr>
+          <w:szCs w:val="22"/>
+        </w:rPr>
+        <w:t xml:space="preserve">thought the talker in the video </w:t>
+      </w:r>
+      <w:r>
+        <w:rPr>
+          <w:szCs w:val="22"/>
+        </w:rPr>
+        <w:t>said</w:t>
+      </w:r>
+      <w:r>
+        <w:rPr>
+          <w:szCs w:val="22"/>
+        </w:rPr>
+        <w:t xml:space="preserve"> </w:t>
+      </w:r>
+      <w:proofErr w:type="spellStart"/>
+      <w:r>
+        <w:rPr>
+          <w:i/>
+          <w:iCs/>
+          <w:szCs w:val="22"/>
+        </w:rPr>
+        <w:t>ashi</w:t>
+      </w:r>
+      <w:proofErr w:type="spellEnd"/>
+      <w:r>
+        <w:rPr>
+          <w:szCs w:val="22"/>
+        </w:rPr>
+        <w:t xml:space="preserve"> or </w:t>
+      </w:r>
+      <w:proofErr w:type="spellStart"/>
+      <w:r>
+        <w:rPr>
+          <w:i/>
+          <w:iCs/>
+          <w:szCs w:val="22"/>
+        </w:rPr>
+        <w:t>asi</w:t>
+      </w:r>
+      <w:proofErr w:type="spellEnd"/>
+      <w:r>
+        <w:rPr>
+          <w:szCs w:val="22"/>
+        </w:rPr>
+        <w:t>.</w:t>
+      </w:r>
+      <w:r>
+        <w:rPr>
+          <w:szCs w:val="22"/>
+        </w:rPr>
+        <w:t xml:space="preserve"> </w:t>
+      </w:r>
+      <w:r>
+        <w:rPr>
+          <w:szCs w:val="22"/>
         </w:rPr>
         <w:drawing>
-          <wp:anchor distT="0" distB="0" distL="114300" distR="114300" simplePos="0" relativeHeight="251671552" behindDoc="0" locked="0" layoutInCell="1" allowOverlap="1" wp14:anchorId="5DBEF848" wp14:editId="0BA00716">
-            <wp:simplePos x="0" y="0"/>
-            <wp:positionH relativeFrom="margin">
-              <wp:posOffset>0</wp:posOffset>
-            </wp:positionH>
-            <wp:positionV relativeFrom="paragraph">
-              <wp:posOffset>2506357</wp:posOffset>
-            </wp:positionV>
-            <wp:extent cx="5486400" cy="2413000"/>
+          <wp:inline distT="0" distB="0" distL="0" distR="0" wp14:anchorId="5CE73A42" wp14:editId="5FF6D854">
+            <wp:extent cx="5486400" cy="2240280"/>
             <wp:effectExtent l="0" t="0" r="0" b="0"/>
-            <wp:wrapTight wrapText="bothSides">
-              <wp:wrapPolygon edited="0">
-                <wp:start x="0" y="0"/>
-                <wp:lineTo x="0" y="21486"/>
-                <wp:lineTo x="21550" y="21486"/>
-                <wp:lineTo x="21550" y="0"/>
-                <wp:lineTo x="0" y="0"/>
-              </wp:wrapPolygon>
-            </wp:wrapTight>
-            <wp:docPr id="1" name="Picture 1"/>
+            <wp:docPr id="1304078395" name="Picture 1" descr="A collage of a person holding a pen&#10;&#10;Description automatically generated"/>
             <wp:cNvGraphicFramePr>
               <a:graphicFrameLocks xmlns:a="http://schemas.openxmlformats.org/drawingml/2006/main" noChangeAspect="1"/>
             </wp:cNvGraphicFramePr>
@@ -3949,7 +3995,7 @@
               <a:graphicData uri="http://schemas.openxmlformats.org/drawingml/2006/picture">
                 <pic:pic xmlns:pic="http://schemas.openxmlformats.org/drawingml/2006/picture">
                   <pic:nvPicPr>
-                    <pic:cNvPr id="1" name=""/>
+                    <pic:cNvPr id="1304078395" name="Picture 1" descr="A collage of a person holding a pen&#10;&#10;Description automatically generated"/>
                     <pic:cNvPicPr/>
                   </pic:nvPicPr>
                   <pic:blipFill>
@@ -3961,7 +4007,7 @@
                   <pic:spPr>
                     <a:xfrm>
                       <a:off x="0" y="0"/>
-                      <a:ext cx="5486400" cy="2413000"/>
+                      <a:ext cx="5486400" cy="2240280"/>
                     </a:xfrm>
                     <a:prstGeom prst="rect">
                       <a:avLst/>
@@ -3970,76 +4016,8 @@
                 </pic:pic>
               </a:graphicData>
             </a:graphic>
-          </wp:anchor>
+          </wp:inline>
         </w:drawing>
-      </w:r>
-      <w:r>
-        <w:rPr>
-          <w:szCs w:val="22"/>
-        </w:rPr>
-        <w:t>task</w:t>
-      </w:r>
-      <w:r>
-        <w:rPr>
-          <w:szCs w:val="22"/>
-        </w:rPr>
-        <w:t xml:space="preserve">, answering whether they </w:t>
-      </w:r>
-      <w:r>
-        <w:rPr>
-          <w:szCs w:val="22"/>
-        </w:rPr>
-        <w:t xml:space="preserve">thought the talker in the video </w:t>
-      </w:r>
-      <w:r>
-        <w:rPr>
-          <w:szCs w:val="22"/>
-        </w:rPr>
-        <w:t>said</w:t>
-      </w:r>
-      <w:r>
-        <w:rPr>
-          <w:szCs w:val="22"/>
-        </w:rPr>
-        <w:t xml:space="preserve"> </w:t>
-      </w:r>
-      <w:proofErr w:type="spellStart"/>
-      <w:r>
-        <w:rPr>
-          <w:i/>
-          <w:iCs/>
-          <w:szCs w:val="22"/>
-        </w:rPr>
-        <w:t>ashi</w:t>
-      </w:r>
-      <w:proofErr w:type="spellEnd"/>
-      <w:r>
-        <w:rPr>
-          <w:szCs w:val="22"/>
-        </w:rPr>
-        <w:t xml:space="preserve"> or </w:t>
-      </w:r>
-      <w:proofErr w:type="spellStart"/>
-      <w:r>
-        <w:rPr>
-          <w:i/>
-          <w:iCs/>
-          <w:szCs w:val="22"/>
-        </w:rPr>
-        <w:t>asi</w:t>
-      </w:r>
-      <w:proofErr w:type="spellEnd"/>
-      <w:r>
-        <w:rPr>
-          <w:szCs w:val="22"/>
-        </w:rPr>
-        <w:t>.</w:t>
-      </w:r>
-      <w:r>
-        <w:rPr>
-          <w:szCs w:val="22"/>
-        </w:rPr>
-        <w:t xml:space="preserve"> </w:t>
       </w:r>
     </w:p>
     <w:p>
@@ -4094,7 +4072,20 @@
           <w:szCs w:val="22"/>
         </w:rPr>
         <w:tab/>
-        <w:t>S</w:t>
+      </w:r>
+      <w:r>
+        <w:rPr>
+          <w:b/>
+          <w:bCs/>
+          <w:szCs w:val="22"/>
+        </w:rPr>
+        <w:t>Recreation</w:t>
+      </w:r>
+      <w:r>
+        <w:rPr>
+          <w:szCs w:val="22"/>
+        </w:rPr>
+        <w:t xml:space="preserve"> of s</w:t>
       </w:r>
       <w:r>
         <w:rPr>
@@ -4142,7 +4133,31 @@
         <w:rPr>
           <w:szCs w:val="22"/>
         </w:rPr>
-        <w:t xml:space="preserve"> items in Experiments 1a-c, illustrating the critical manipulation. Participants saw and heard </w:t>
+        <w:t xml:space="preserve"> items in Experiments 1a-c, illustrating the critical manipulation.</w:t>
+      </w:r>
+      <w:r>
+        <w:rPr>
+          <w:szCs w:val="22"/>
+        </w:rPr>
+        <w:t xml:space="preserve"> The actual stimuli can be found at </w:t>
+      </w:r>
+      <w:r>
+        <w:rPr>
+          <w:szCs w:val="22"/>
+        </w:rPr>
+        <w:t>https://osf.io/pj5hb/</w:t>
+      </w:r>
+      <w:r>
+        <w:rPr>
+          <w:szCs w:val="22"/>
+        </w:rPr>
+        <w:t xml:space="preserve">. </w:t>
+      </w:r>
+      <w:r>
+        <w:rPr>
+          <w:szCs w:val="22"/>
+        </w:rPr>
+        <w:t xml:space="preserve">Participants saw and heard </w:t>
       </w:r>
       <w:r>
         <w:rPr>
@@ -17402,27 +17417,27 @@
     </w:p>
     <w:p>
       <w:pPr>
-        <w:rPr>
-          <w:szCs w:val="22"/>
-        </w:rPr>
-      </w:pPr>
-      <w:r>
-        <w:rPr>
-          <w:noProof/>
-          <w:szCs w:val="22"/>
-        </w:rPr>
+        <w:ind w:firstLine="0"/>
+        <w:rPr>
+          <w:szCs w:val="22"/>
+        </w:rPr>
+      </w:pPr>
+      <w:r>
+        <w:rPr>
+          <w:szCs w:val="22"/>
+        </w:rPr>
+        <w:lastRenderedPageBreak/>
         <w:t xml:space="preserve"> </w:t>
       </w:r>
       <w:r>
         <w:rPr>
-          <w:noProof/>
           <w:szCs w:val="22"/>
         </w:rPr>
         <w:drawing>
-          <wp:inline distT="0" distB="0" distL="0" distR="0" wp14:anchorId="25BC23A5" wp14:editId="3DB029D0">
-            <wp:extent cx="4135179" cy="3121964"/>
+          <wp:inline distT="0" distB="0" distL="0" distR="0" wp14:anchorId="2076BBFA" wp14:editId="01487587">
+            <wp:extent cx="4838700" cy="3835400"/>
             <wp:effectExtent l="0" t="0" r="0" b="0"/>
-            <wp:docPr id="986168427" name="Picture 3" descr="A picture containing screenshot, person, design&#10;&#10;Description automatically generated"/>
+            <wp:docPr id="2009143413" name="Picture 1" descr="A collage of images of a person smoking&#10;&#10;Description automatically generated"/>
             <wp:cNvGraphicFramePr>
               <a:graphicFrameLocks xmlns:a="http://schemas.openxmlformats.org/drawingml/2006/main" noChangeAspect="1"/>
             </wp:cNvGraphicFramePr>
@@ -17430,7 +17445,7 @@
               <a:graphicData uri="http://schemas.openxmlformats.org/drawingml/2006/picture">
                 <pic:pic xmlns:pic="http://schemas.openxmlformats.org/drawingml/2006/picture">
                   <pic:nvPicPr>
-                    <pic:cNvPr id="1944759604" name="Picture 3" descr="A picture containing screenshot, person, design&#10;&#10;Description automatically generated"/>
+                    <pic:cNvPr id="2009143413" name="Picture 1" descr="A collage of images of a person smoking&#10;&#10;Description automatically generated"/>
                     <pic:cNvPicPr/>
                   </pic:nvPicPr>
                   <pic:blipFill>
@@ -17442,7 +17457,7 @@
                   <pic:spPr>
                     <a:xfrm>
                       <a:off x="0" y="0"/>
-                      <a:ext cx="4190508" cy="3163736"/>
+                      <a:ext cx="4838700" cy="3835400"/>
                     </a:xfrm>
                     <a:prstGeom prst="rect">
                       <a:avLst/>
@@ -17454,12 +17469,6 @@
           </wp:inline>
         </w:drawing>
       </w:r>
-      <w:r>
-        <w:rPr>
-          <w:szCs w:val="22"/>
-        </w:rPr>
-        <w:t xml:space="preserve"> </w:t>
-      </w:r>
     </w:p>
     <w:p>
       <w:pPr>
@@ -17531,7 +17540,7 @@
         <w:rPr>
           <w:szCs w:val="22"/>
         </w:rPr>
-        <w:t>an</w:t>
+        <w:t>a</w:t>
       </w:r>
       <w:r>
         <w:rPr>
@@ -17541,6 +17550,36 @@
       </w:r>
       <w:r>
         <w:rPr>
+          <w:b/>
+          <w:bCs/>
+          <w:szCs w:val="22"/>
+        </w:rPr>
+        <w:t>recreation</w:t>
+      </w:r>
+      <w:r>
+        <w:rPr>
+          <w:b/>
+          <w:bCs/>
+          <w:i w:val="0"/>
+          <w:iCs w:val="0"/>
+          <w:szCs w:val="22"/>
+        </w:rPr>
+        <w:t xml:space="preserve"> </w:t>
+      </w:r>
+      <w:r>
+        <w:rPr>
+          <w:szCs w:val="22"/>
+        </w:rPr>
+        <w:t>of an</w:t>
+      </w:r>
+      <w:r>
+        <w:rPr>
+          <w:szCs w:val="22"/>
+        </w:rPr>
+        <w:t xml:space="preserve"> </w:t>
+      </w:r>
+      <w:r>
+        <w:rPr>
           <w:szCs w:val="22"/>
         </w:rPr>
         <w:t>audiovisual</w:t>
@@ -17603,14 +17642,7 @@
         <w:rPr>
           <w:szCs w:val="22"/>
         </w:rPr>
-        <w:t xml:space="preserve"> </w:t>
-      </w:r>
-      <w:r>
-        <w:rPr>
-          <w:szCs w:val="22"/>
-        </w:rPr>
-        <w:lastRenderedPageBreak/>
-        <w:t>(right)</w:t>
+        <w:t xml:space="preserve"> (right)</w:t>
       </w:r>
       <w:r>
         <w:rPr>
@@ -17641,6 +17673,24 @@
           <w:szCs w:val="22"/>
         </w:rPr>
         <w:t xml:space="preserve"> Unlike in Experiments 1a-c, a black box occluded the talker’s mouth during the production of the fricative. </w:t>
+      </w:r>
+      <w:r>
+        <w:rPr>
+          <w:szCs w:val="22"/>
+        </w:rPr>
+        <w:t xml:space="preserve">The actual items can be viewed at </w:t>
+      </w:r>
+      <w:r>
+        <w:rPr>
+          <w:szCs w:val="22"/>
+        </w:rPr>
+        <w:t>osf.io/2asgw</w:t>
+      </w:r>
+      <w:r>
+        <w:rPr>
+          <w:szCs w:val="22"/>
+        </w:rPr>
+        <w:t>.</w:t>
       </w:r>
     </w:p>
     <w:p>
@@ -17734,6 +17784,7 @@
         <w:rPr>
           <w:szCs w:val="22"/>
         </w:rPr>
+        <w:lastRenderedPageBreak/>
         <w:t xml:space="preserve">Evidence from visually presented </w:t>
       </w:r>
       <w:r>
@@ -17877,14 +17928,7 @@
         <w:rPr>
           <w:szCs w:val="22"/>
         </w:rPr>
-        <w:t xml:space="preserve"> Experiment 2 aimed to distinguish three hypotheses, two of which are elaborations of the compensation hypothesis: (1a) that listeners compensate for the visually evident </w:t>
-      </w:r>
-      <w:r>
-        <w:rPr>
-          <w:szCs w:val="22"/>
-        </w:rPr>
-        <w:lastRenderedPageBreak/>
-        <w:t xml:space="preserve">presence of a cause that is known to affect the production of the fricative (pen in the mouth), (1b) that listeners compensate based on the visually evident state of the articulators </w:t>
+        <w:t xml:space="preserve"> Experiment 2 aimed to distinguish three hypotheses, two of which are elaborations of the compensation hypothesis: (1a) that listeners compensate for the visually evident presence of a cause that is known to affect the production of the fricative (pen in the mouth), (1b) that listeners compensate based on the visually evident state of the articulators </w:t>
       </w:r>
       <w:r>
         <w:rPr>
@@ -18088,7 +18132,14 @@
         <w:rPr>
           <w:szCs w:val="22"/>
         </w:rPr>
-        <w:t xml:space="preserve">positioned such that vertically, the area from the bottom of the talker's nose to the bottom of her chin were blocked from view. Horizontally, the entire width of the face was occluded. This was intended to </w:t>
+        <w:t xml:space="preserve">positioned </w:t>
+      </w:r>
+      <w:r>
+        <w:rPr>
+          <w:szCs w:val="22"/>
+        </w:rPr>
+        <w:lastRenderedPageBreak/>
+        <w:t xml:space="preserve">such that vertically, the area from the bottom of the talker's nose to the bottom of her chin were blocked from view. Horizontally, the entire width of the face was occluded. This was intended to </w:t>
       </w:r>
       <w:r>
         <w:rPr>
@@ -18489,14 +18540,7 @@
         <w:rPr>
           <w:szCs w:val="22"/>
         </w:rPr>
-        <w:t xml:space="preserve">%) were missing </w:t>
-      </w:r>
-      <w:r>
-        <w:rPr>
-          <w:szCs w:val="22"/>
-        </w:rPr>
-        <w:lastRenderedPageBreak/>
-        <w:t>observations due to (incorrect) catch trial responses</w:t>
+        <w:t>%) were missing observations due to (incorrect) catch trial responses</w:t>
       </w:r>
       <w:r>
         <w:rPr>
@@ -18882,7 +18926,14 @@
         <w:rPr>
           <w:szCs w:val="22"/>
         </w:rPr>
-        <w:t xml:space="preserve"> and numerically greater</w:t>
+        <w:t xml:space="preserve"> and numerically </w:t>
+      </w:r>
+      <w:r>
+        <w:rPr>
+          <w:szCs w:val="22"/>
+        </w:rPr>
+        <w:lastRenderedPageBreak/>
+        <w:t>greater</w:t>
       </w:r>
       <w:r>
         <w:rPr>
@@ -33821,7 +33872,7 @@
 </file>
 
 <file path=customXml/itemProps1.xml><?xml version="1.0" encoding="utf-8"?>
-<ds:datastoreItem xmlns:ds="http://schemas.openxmlformats.org/officeDocument/2006/customXml" ds:itemID="{B20ED14E-20BD-0342-A447-925FFA2C3804}">
+<ds:datastoreItem xmlns:ds="http://schemas.openxmlformats.org/officeDocument/2006/customXml" ds:itemID="{CEAF82DD-8E2B-F442-854C-D22AA8B4402F}">
   <ds:schemaRefs>
     <ds:schemaRef ds:uri="http://schemas.openxmlformats.org/officeDocument/2006/bibliography"/>
   </ds:schemaRefs>
@@ -33829,7 +33880,7 @@
 </file>
 
 <file path=customXml/itemProps2.xml><?xml version="1.0" encoding="utf-8"?>
-<ds:datastoreItem xmlns:ds="http://schemas.openxmlformats.org/officeDocument/2006/customXml" ds:itemID="{CEAF82DD-8E2B-F442-854C-D22AA8B4402F}">
+<ds:datastoreItem xmlns:ds="http://schemas.openxmlformats.org/officeDocument/2006/customXml" ds:itemID="{B20ED14E-20BD-0342-A447-925FFA2C3804}">
   <ds:schemaRefs>
     <ds:schemaRef ds:uri="http://schemas.openxmlformats.org/officeDocument/2006/bibliography"/>
   </ds:schemaRefs>

--- a/output/papers/Round 3/manuscript-brief-clean.docx
+++ b/output/papers/Round 3/manuscript-brief-clean.docx
@@ -3981,6 +3981,7 @@
       </w:r>
       <w:r>
         <w:rPr>
+          <w:noProof/>
           <w:szCs w:val="22"/>
         </w:rPr>
         <w:drawing>
@@ -4075,169 +4076,121 @@
       </w:r>
       <w:r>
         <w:rPr>
+          <w:szCs w:val="22"/>
+        </w:rPr>
+        <w:t xml:space="preserve">Illustrating the critical manipulation in Experiments 1a-c. Participants saw and heard </w:t>
+      </w:r>
+      <w:proofErr w:type="spellStart"/>
+      <w:r>
+        <w:rPr>
+          <w:szCs w:val="22"/>
+        </w:rPr>
+        <w:t>audiovisually</w:t>
+      </w:r>
+      <w:proofErr w:type="spellEnd"/>
+      <w:r>
+        <w:rPr>
+          <w:szCs w:val="22"/>
+        </w:rPr>
+        <w:t xml:space="preserve"> presented speech stimuli drawn from an acoustic </w:t>
+      </w:r>
+      <w:proofErr w:type="spellStart"/>
+      <w:r>
+        <w:rPr>
+          <w:szCs w:val="22"/>
+        </w:rPr>
+        <w:t>asi</w:t>
+      </w:r>
+      <w:proofErr w:type="spellEnd"/>
+      <w:r>
+        <w:rPr>
+          <w:szCs w:val="22"/>
+        </w:rPr>
+        <w:t xml:space="preserve"> to </w:t>
+      </w:r>
+      <w:proofErr w:type="spellStart"/>
+      <w:r>
+        <w:rPr>
+          <w:szCs w:val="22"/>
+        </w:rPr>
+        <w:t>ashi</w:t>
+      </w:r>
+      <w:proofErr w:type="spellEnd"/>
+      <w:r>
+        <w:rPr>
+          <w:szCs w:val="22"/>
+        </w:rPr>
+        <w:t xml:space="preserve"> continuum. During the production of the fricative, the talker either had the pen in the mouth (left) or in the hand (right). </w:t>
+      </w:r>
+      <w:r>
+        <w:rPr>
           <w:b/>
           <w:bCs/>
           <w:szCs w:val="22"/>
         </w:rPr>
-        <w:t>Recreation</w:t>
-      </w:r>
-      <w:r>
-        <w:rPr>
-          <w:szCs w:val="22"/>
-        </w:rPr>
-        <w:t xml:space="preserve"> of s</w:t>
-      </w:r>
-      <w:r>
-        <w:rPr>
-          <w:szCs w:val="22"/>
-        </w:rPr>
-        <w:t>tills</w:t>
-      </w:r>
-      <w:r>
-        <w:rPr>
-          <w:szCs w:val="22"/>
-        </w:rPr>
-        <w:t xml:space="preserve"> of</w:t>
-      </w:r>
-      <w:r>
-        <w:rPr>
-          <w:szCs w:val="22"/>
-        </w:rPr>
-        <w:t xml:space="preserve"> video components of</w:t>
-      </w:r>
-      <w:r>
-        <w:rPr>
-          <w:szCs w:val="22"/>
-        </w:rPr>
-        <w:t xml:space="preserve"> t</w:t>
-      </w:r>
-      <w:r>
-        <w:rPr>
-          <w:szCs w:val="22"/>
-        </w:rPr>
-        <w:t>wo</w:t>
-      </w:r>
-      <w:r>
-        <w:rPr>
-          <w:szCs w:val="22"/>
-        </w:rPr>
-        <w:t xml:space="preserve"> </w:t>
-      </w:r>
-      <w:r>
-        <w:rPr>
-          <w:szCs w:val="22"/>
-        </w:rPr>
-        <w:t>audiovisual</w:t>
-      </w:r>
-      <w:r>
-        <w:rPr>
-          <w:szCs w:val="22"/>
-        </w:rPr>
-        <w:t xml:space="preserve"> items in Experiments 1a-c, illustrating the critical manipulation.</w:t>
-      </w:r>
-      <w:r>
-        <w:rPr>
-          <w:szCs w:val="22"/>
-        </w:rPr>
-        <w:t xml:space="preserve"> The actual stimuli can be found at </w:t>
-      </w:r>
-      <w:r>
-        <w:rPr>
-          <w:szCs w:val="22"/>
-        </w:rPr>
-        <w:t>https://osf.io/pj5hb/</w:t>
-      </w:r>
-      <w:r>
-        <w:rPr>
-          <w:szCs w:val="22"/>
-        </w:rPr>
-        <w:t xml:space="preserve">. </w:t>
-      </w:r>
-      <w:r>
-        <w:rPr>
-          <w:szCs w:val="22"/>
-        </w:rPr>
-        <w:t xml:space="preserve">Participants saw and heard </w:t>
-      </w:r>
-      <w:r>
-        <w:rPr>
-          <w:szCs w:val="22"/>
-        </w:rPr>
-        <w:t>audiovisual</w:t>
-      </w:r>
-      <w:r>
-        <w:rPr>
-          <w:szCs w:val="22"/>
-        </w:rPr>
-        <w:t xml:space="preserve">ly presented speech stimuli </w:t>
-      </w:r>
-      <w:r>
-        <w:rPr>
-          <w:szCs w:val="22"/>
-        </w:rPr>
-        <w:t>drawn from</w:t>
-      </w:r>
-      <w:r>
-        <w:rPr>
-          <w:szCs w:val="22"/>
-        </w:rPr>
-        <w:t xml:space="preserve"> an acoustic </w:t>
-      </w:r>
-      <w:proofErr w:type="spellStart"/>
-      <w:r>
-        <w:rPr>
-          <w:i w:val="0"/>
-          <w:iCs w:val="0"/>
-          <w:szCs w:val="22"/>
-        </w:rPr>
-        <w:t>asi</w:t>
-      </w:r>
-      <w:proofErr w:type="spellEnd"/>
-      <w:r>
-        <w:rPr>
-          <w:szCs w:val="22"/>
-        </w:rPr>
-        <w:t xml:space="preserve"> to </w:t>
-      </w:r>
-      <w:proofErr w:type="spellStart"/>
-      <w:r>
-        <w:rPr>
-          <w:i w:val="0"/>
-          <w:iCs w:val="0"/>
-          <w:szCs w:val="22"/>
-        </w:rPr>
-        <w:t>ashi</w:t>
-      </w:r>
-      <w:proofErr w:type="spellEnd"/>
-      <w:r>
-        <w:rPr>
-          <w:szCs w:val="22"/>
-        </w:rPr>
-        <w:t xml:space="preserve"> continuum. </w:t>
-      </w:r>
-      <w:r>
-        <w:rPr>
-          <w:szCs w:val="22"/>
-        </w:rPr>
-        <w:t>During the production of the fricative, the talker either had the pen in the mouth</w:t>
-      </w:r>
-      <w:r>
-        <w:rPr>
-          <w:szCs w:val="22"/>
-        </w:rPr>
-        <w:t xml:space="preserve"> (left)</w:t>
-      </w:r>
-      <w:r>
-        <w:rPr>
-          <w:szCs w:val="22"/>
-        </w:rPr>
-        <w:t xml:space="preserve"> or in the hand</w:t>
-      </w:r>
-      <w:r>
-        <w:rPr>
-          <w:szCs w:val="22"/>
-        </w:rPr>
-        <w:t xml:space="preserve"> (right).</w:t>
+        <w:t xml:space="preserve">Note that actual stimuli in Experiment 1a-c (available at </w:t>
+      </w:r>
+      <w:r>
+        <w:rPr>
+          <w:b/>
+          <w:bCs/>
+          <w:szCs w:val="22"/>
+        </w:rPr>
+        <w:t>osf.io/2asgw</w:t>
+      </w:r>
+      <w:r>
+        <w:rPr>
+          <w:b/>
+          <w:bCs/>
+          <w:szCs w:val="22"/>
+        </w:rPr>
+        <w:t xml:space="preserve">) used </w:t>
+      </w:r>
+      <w:r>
+        <w:rPr>
+          <w:b/>
+          <w:bCs/>
+          <w:szCs w:val="22"/>
+        </w:rPr>
+        <w:t xml:space="preserve">a </w:t>
+      </w:r>
+      <w:r>
+        <w:rPr>
+          <w:b/>
+          <w:bCs/>
+          <w:szCs w:val="22"/>
+        </w:rPr>
+        <w:t>female talker. </w:t>
+      </w:r>
+      <w:r>
+        <w:rPr>
+          <w:szCs w:val="22"/>
+        </w:rPr>
+        <w:t>As</w:t>
+      </w:r>
+      <w:r>
+        <w:rPr>
+          <w:szCs w:val="22"/>
+        </w:rPr>
+        <w:t xml:space="preserve"> we d</w:t>
+      </w:r>
+      <w:r>
+        <w:rPr>
+          <w:szCs w:val="22"/>
+        </w:rPr>
+        <w:t>o</w:t>
+      </w:r>
+      <w:r>
+        <w:rPr>
+          <w:szCs w:val="22"/>
+        </w:rPr>
+        <w:t xml:space="preserve"> not have permission to publish images of the talker (only to use them in the experiment),</w:t>
+      </w:r>
+      <w:r>
+        <w:rPr>
+          <w:szCs w:val="22"/>
+        </w:rPr>
+        <w:t xml:space="preserve"> we present here a mock-up of the manipulation (consent for the use of the stimuli outside of publication was confirmed).</w:t>
       </w:r>
     </w:p>
     <w:p>
@@ -4250,20 +4203,20 @@
         <w:rPr>
           <w:szCs w:val="22"/>
         </w:rPr>
-        <w:t>The use of audiovisual stimuli comes with unique challenges. While our goal was to investigate how the presence of the pen affects the perception of the acoustic input, the use of audiovisual stimuli entails that participants also had access to visual cues to the /s/-/ʃ/ contrast</w:t>
-      </w:r>
-      <w:r>
-        <w:rPr>
-          <w:szCs w:val="22"/>
-        </w:rPr>
-        <w:t xml:space="preserve">, such </w:t>
+        <w:t xml:space="preserve">The use of audiovisual stimuli comes with unique challenges. While our goal was to investigate how the presence of the pen affects the perception of the acoustic input, the use of </w:t>
       </w:r>
       <w:r>
         <w:rPr>
           <w:szCs w:val="22"/>
         </w:rPr>
         <w:lastRenderedPageBreak/>
-        <w:t>as lip-rounding (</w:t>
+        <w:t>audiovisual stimuli entails that participants also had access to visual cues to the /s/-/ʃ/ contrast</w:t>
+      </w:r>
+      <w:r>
+        <w:rPr>
+          <w:szCs w:val="22"/>
+        </w:rPr>
+        <w:t>, such as lip-rounding (</w:t>
       </w:r>
       <w:r>
         <w:rPr>
@@ -5011,7 +4964,14 @@
         <w:rPr>
           <w:szCs w:val="22"/>
         </w:rPr>
-        <w:t>stimuli and minor procedural changes reported below</w:t>
+        <w:t xml:space="preserve">stimuli and minor procedural </w:t>
+      </w:r>
+      <w:r>
+        <w:rPr>
+          <w:szCs w:val="22"/>
+        </w:rPr>
+        <w:lastRenderedPageBreak/>
+        <w:t>changes reported below</w:t>
       </w:r>
       <w:r>
         <w:rPr>
@@ -5041,14 +5001,7 @@
         <w:rPr>
           <w:szCs w:val="22"/>
         </w:rPr>
-        <w:t xml:space="preserve"> the norming experiments in Liu &amp; </w:t>
-      </w:r>
-      <w:r>
-        <w:rPr>
-          <w:szCs w:val="22"/>
-        </w:rPr>
-        <w:lastRenderedPageBreak/>
-        <w:t>Jaeger (2018</w:t>
+        <w:t xml:space="preserve"> the norming experiments in Liu &amp; Jaeger (2018</w:t>
       </w:r>
       <w:r>
         <w:rPr>
@@ -5811,6 +5764,7 @@
         <w:rPr>
           <w:szCs w:val="22"/>
         </w:rPr>
+        <w:lastRenderedPageBreak/>
         <w:t xml:space="preserve">Following </w:t>
       </w:r>
       <w:r>
@@ -5847,7 +5801,6 @@
         <w:rPr>
           <w:szCs w:val="22"/>
         </w:rPr>
-        <w:lastRenderedPageBreak/>
         <w:t>that, across all other manipulations, yield</w:t>
       </w:r>
       <w:r>
@@ -6643,14 +6596,14 @@
         <w:rPr>
           <w:szCs w:val="22"/>
         </w:rPr>
-        <w:t xml:space="preserve">to create the exposure videos, we added a fade-in and fade-out (each of 300 msecs) to the beginning and end of the new video segments. This </w:t>
+        <w:t>to create the exposure videos, we added a fade-</w:t>
       </w:r>
       <w:r>
         <w:rPr>
           <w:szCs w:val="22"/>
         </w:rPr>
         <w:lastRenderedPageBreak/>
-        <w:t>resulted in videos of, on average, 1361 msecs duration (SD = 54 msecs).</w:t>
+        <w:t>in and fade-out (each of 300 msecs) to the beginning and end of the new video segments. This resulted in videos of, on average, 1361 msecs duration (SD = 54 msecs).</w:t>
       </w:r>
     </w:p>
     <w:p>
@@ -7076,7 +7029,14 @@
         <w:rPr>
           <w:szCs w:val="22"/>
         </w:rPr>
-        <w:t xml:space="preserve">, but in order to start the experiment, participants had to accept the </w:t>
+        <w:t xml:space="preserve">, but in order to start the experiment, participants had to </w:t>
+      </w:r>
+      <w:r>
+        <w:rPr>
+          <w:szCs w:val="22"/>
+        </w:rPr>
+        <w:lastRenderedPageBreak/>
+        <w:t xml:space="preserve">accept the </w:t>
       </w:r>
       <w:r>
         <w:rPr>
@@ -7103,7 +7063,6 @@
           <w:iCs/>
           <w:szCs w:val="22"/>
         </w:rPr>
-        <w:lastRenderedPageBreak/>
         <w:t>Test phase</w:t>
       </w:r>
       <w:r>
@@ -7443,14 +7402,14 @@
         <w:rPr>
           <w:szCs w:val="22"/>
         </w:rPr>
-        <w:t xml:space="preserve">The order of test stimuli was determined separately for each participant through constrained randomization that grouped stimuli into blocks and then randomized the order within and across blocks (Kraljic et al., 2008; Liu &amp; Jaeger, 2018). Specifically, the 72 audiovisual stimuli were grouped into six blocks of 12 stimuli so that each of the 12 video items occurred exactly once </w:t>
+        <w:t xml:space="preserve">The order of test stimuli was determined separately for each participant through constrained randomization that grouped stimuli into blocks and then randomized the order within and across blocks (Kraljic et al., 2008; Liu &amp; Jaeger, 2018). Specifically, the 72 audiovisual stimuli </w:t>
       </w:r>
       <w:r>
         <w:rPr>
           <w:szCs w:val="22"/>
         </w:rPr>
         <w:lastRenderedPageBreak/>
-        <w:t>within each block. Each block further fully crossed the two pen locations (pen in hand vs. mouth) with the two visual bias conditions (/s/ vs. /</w:t>
+        <w:t>were grouped into six blocks of 12 stimuli so that each of the 12 video items occurred exactly once within each block. Each block further fully crossed the two pen locations (pen in hand vs. mouth) with the two visual bias conditions (/s/ vs. /</w:t>
       </w:r>
       <w:r>
         <w:rPr>
@@ -17431,6 +17390,7 @@
       </w:r>
       <w:r>
         <w:rPr>
+          <w:noProof/>
           <w:szCs w:val="22"/>
         </w:rPr>
         <w:drawing>
@@ -17522,31 +17482,72 @@
           <w:szCs w:val="22"/>
         </w:rPr>
         <w:tab/>
-        <w:t>S</w:t>
-      </w:r>
-      <w:r>
-        <w:rPr>
-          <w:szCs w:val="22"/>
-        </w:rPr>
-        <w:t>chematic of</w:t>
-      </w:r>
-      <w:r>
-        <w:rPr>
-          <w:szCs w:val="22"/>
-        </w:rPr>
-        <w:t xml:space="preserve"> </w:t>
-      </w:r>
-      <w:r>
-        <w:rPr>
-          <w:szCs w:val="22"/>
-        </w:rPr>
-        <w:t>a</w:t>
-      </w:r>
-      <w:r>
-        <w:rPr>
-          <w:szCs w:val="22"/>
-        </w:rPr>
-        <w:t xml:space="preserve"> </w:t>
+      </w:r>
+      <w:r>
+        <w:rPr>
+          <w:szCs w:val="22"/>
+        </w:rPr>
+        <w:t xml:space="preserve">Illustrating the critical manipulation of Experiment 2. </w:t>
+      </w:r>
+      <w:r>
+        <w:rPr>
+          <w:szCs w:val="22"/>
+        </w:rPr>
+        <w:t>As in Experiments 1a-c</w:t>
+      </w:r>
+      <w:r>
+        <w:rPr>
+          <w:szCs w:val="22"/>
+        </w:rPr>
+        <w:t>, the talker either had the pen in the mouth</w:t>
+      </w:r>
+      <w:r>
+        <w:rPr>
+          <w:szCs w:val="22"/>
+        </w:rPr>
+        <w:t xml:space="preserve"> (left)</w:t>
+      </w:r>
+      <w:r>
+        <w:rPr>
+          <w:szCs w:val="22"/>
+        </w:rPr>
+        <w:t xml:space="preserve"> or in the hand</w:t>
+      </w:r>
+      <w:r>
+        <w:rPr>
+          <w:szCs w:val="22"/>
+        </w:rPr>
+        <w:t xml:space="preserve"> (right)</w:t>
+      </w:r>
+      <w:r>
+        <w:rPr>
+          <w:szCs w:val="22"/>
+        </w:rPr>
+        <w:t xml:space="preserve"> during </w:t>
+      </w:r>
+      <w:r>
+        <w:rPr>
+          <w:szCs w:val="22"/>
+        </w:rPr>
+        <w:t>the production of the fricativ</w:t>
+      </w:r>
+      <w:r>
+        <w:rPr>
+          <w:szCs w:val="22"/>
+        </w:rPr>
+        <w:t>e</w:t>
+      </w:r>
+      <w:r>
+        <w:rPr>
+          <w:szCs w:val="22"/>
+        </w:rPr>
+        <w:t>.</w:t>
+      </w:r>
+      <w:r>
+        <w:rPr>
+          <w:szCs w:val="22"/>
+        </w:rPr>
+        <w:t xml:space="preserve"> Unlike in Experiments 1a-c, a black box occluded the talker’s mouth during the production of the fricative. </w:t>
       </w:r>
       <w:r>
         <w:rPr>
@@ -17554,143 +17555,37 @@
           <w:bCs/>
           <w:szCs w:val="22"/>
         </w:rPr>
-        <w:t>recreation</w:t>
+        <w:t>Note that actual stimuli in Experiment 1a-c (available at</w:t>
+      </w:r>
+      <w:r>
+        <w:rPr>
+          <w:szCs w:val="22"/>
+        </w:rPr>
+        <w:t xml:space="preserve"> </w:t>
       </w:r>
       <w:r>
         <w:rPr>
           <w:b/>
           <w:bCs/>
-          <w:i w:val="0"/>
-          <w:iCs w:val="0"/>
-          <w:szCs w:val="22"/>
-        </w:rPr>
-        <w:t xml:space="preserve"> </w:t>
-      </w:r>
-      <w:r>
-        <w:rPr>
-          <w:szCs w:val="22"/>
-        </w:rPr>
-        <w:t>of an</w:t>
-      </w:r>
-      <w:r>
-        <w:rPr>
-          <w:szCs w:val="22"/>
-        </w:rPr>
-        <w:t xml:space="preserve"> </w:t>
-      </w:r>
-      <w:r>
-        <w:rPr>
-          <w:szCs w:val="22"/>
-        </w:rPr>
-        <w:t>audiovisual</w:t>
-      </w:r>
-      <w:r>
-        <w:rPr>
-          <w:szCs w:val="22"/>
-        </w:rPr>
-        <w:t xml:space="preserve"> item in Experiment </w:t>
-      </w:r>
-      <w:r>
-        <w:rPr>
-          <w:szCs w:val="22"/>
-        </w:rPr>
-        <w:t>2</w:t>
-      </w:r>
-      <w:r>
-        <w:rPr>
-          <w:szCs w:val="22"/>
-        </w:rPr>
-        <w:t xml:space="preserve">, </w:t>
-      </w:r>
-      <w:r>
-        <w:rPr>
-          <w:szCs w:val="22"/>
-        </w:rPr>
-        <w:t>during the production of the fricative</w:t>
-      </w:r>
-      <w:r>
-        <w:rPr>
-          <w:szCs w:val="22"/>
-        </w:rPr>
-        <w:t xml:space="preserve">. </w:t>
-      </w:r>
-      <w:r>
-        <w:rPr>
-          <w:szCs w:val="22"/>
-        </w:rPr>
-        <w:t>As in Experiments 1a-c</w:t>
-      </w:r>
-      <w:r>
-        <w:rPr>
-          <w:szCs w:val="22"/>
-        </w:rPr>
-        <w:t>, the talker either had the pen in the mouth</w:t>
-      </w:r>
-      <w:r>
-        <w:rPr>
-          <w:szCs w:val="22"/>
-        </w:rPr>
-        <w:t xml:space="preserve"> (left)</w:t>
-      </w:r>
-      <w:r>
-        <w:rPr>
-          <w:szCs w:val="22"/>
-        </w:rPr>
-        <w:t xml:space="preserve"> or in the hand</w:t>
-      </w:r>
-      <w:r>
-        <w:rPr>
-          <w:szCs w:val="22"/>
-        </w:rPr>
-        <w:t xml:space="preserve"> (right)</w:t>
-      </w:r>
-      <w:r>
-        <w:rPr>
-          <w:szCs w:val="22"/>
-        </w:rPr>
-        <w:t xml:space="preserve"> during </w:t>
-      </w:r>
-      <w:r>
-        <w:rPr>
-          <w:szCs w:val="22"/>
-        </w:rPr>
-        <w:t>the production of the fricativ</w:t>
-      </w:r>
-      <w:r>
-        <w:rPr>
-          <w:szCs w:val="22"/>
-        </w:rPr>
-        <w:t>e</w:t>
-      </w:r>
-      <w:r>
-        <w:rPr>
-          <w:szCs w:val="22"/>
-        </w:rPr>
-        <w:t>.</w:t>
-      </w:r>
-      <w:r>
-        <w:rPr>
-          <w:szCs w:val="22"/>
-        </w:rPr>
-        <w:t xml:space="preserve"> Unlike in Experiments 1a-c, a black box occluded the talker’s mouth during the production of the fricative. </w:t>
-      </w:r>
-      <w:r>
-        <w:rPr>
-          <w:szCs w:val="22"/>
-        </w:rPr>
-        <w:t xml:space="preserve">The actual items can be viewed at </w:t>
-      </w:r>
-      <w:r>
-        <w:rPr>
-          <w:szCs w:val="22"/>
-        </w:rPr>
-        <w:t>osf.io/2asgw</w:t>
-      </w:r>
-      <w:r>
-        <w:rPr>
-          <w:szCs w:val="22"/>
-        </w:rPr>
-        <w:t>.</w:t>
+          <w:szCs w:val="22"/>
+        </w:rPr>
+        <w:t xml:space="preserve">osf.io/2asgw) used </w:t>
+      </w:r>
+      <w:r>
+        <w:rPr>
+          <w:b/>
+          <w:bCs/>
+          <w:szCs w:val="22"/>
+        </w:rPr>
+        <w:t xml:space="preserve">a </w:t>
+      </w:r>
+      <w:r>
+        <w:rPr>
+          <w:b/>
+          <w:bCs/>
+          <w:szCs w:val="22"/>
+        </w:rPr>
+        <w:t>female talker.</w:t>
       </w:r>
     </w:p>
     <w:p>
@@ -27859,143 +27754,105 @@
       <w:r>
         <w:t xml:space="preserve"> effects of the </w:t>
       </w:r>
-      <w:proofErr w:type="spellStart"/>
       <w:r>
         <w:rPr>
           <w:i/>
           <w:iCs/>
         </w:rPr>
-        <w:t>asi-ashi</w:t>
-      </w:r>
-      <w:proofErr w:type="spellEnd"/>
+        <w:t xml:space="preserve">asi-ashi </w:t>
+      </w:r>
+      <w:r>
+        <w:t>continuum in the expected direction</w:t>
+      </w:r>
+      <w:r>
+        <w:t>.</w:t>
+      </w:r>
+      <w:r>
+        <w:t xml:space="preserve"> We instead </w:t>
+      </w:r>
+      <w:r>
+        <w:t>also included</w:t>
+      </w:r>
+      <w:r>
+        <w:t xml:space="preserve"> participants </w:t>
+      </w:r>
+      <w:r>
+        <w:t xml:space="preserve">whose categorization functions were ‘flat’ over the test continuum  (no significant effect), excluding only participants with significant effects of the </w:t>
+      </w:r>
       <w:r>
         <w:rPr>
           <w:i/>
           <w:iCs/>
         </w:rPr>
+        <w:t xml:space="preserve">asi-ashi </w:t>
+      </w:r>
+      <w:r>
+        <w:t>continuum in the opposite of the expected direction</w:t>
+      </w:r>
+      <w:r>
+        <w:t>.</w:t>
+      </w:r>
+      <w:r>
         <w:t xml:space="preserve"> </w:t>
       </w:r>
       <w:r>
-        <w:t>continuum in the expected direction</w:t>
-      </w:r>
-      <w:r>
-        <w:t>.</w:t>
-      </w:r>
-      <w:r>
-        <w:t xml:space="preserve"> We instead </w:t>
-      </w:r>
-      <w:r>
-        <w:t>also included</w:t>
-      </w:r>
-      <w:r>
-        <w:t xml:space="preserve"> participants </w:t>
-      </w:r>
-      <w:r>
-        <w:t xml:space="preserve">whose categorization functions were ‘flat’ over the test continuum  (no significant effect), excluding only participants with significant effects of the </w:t>
-      </w:r>
-      <w:proofErr w:type="spellStart"/>
+        <w:t xml:space="preserve">We </w:t>
+      </w:r>
+      <w:r>
+        <w:t>decided on this change prior to analysis</w:t>
+      </w:r>
+      <w:r>
+        <w:t xml:space="preserve">, and </w:t>
+      </w:r>
+      <w:r>
+        <w:t xml:space="preserve">consider </w:t>
+      </w:r>
+      <w:r>
+        <w:t>it</w:t>
+      </w:r>
+      <w:r>
+        <w:t xml:space="preserve"> more </w:t>
+      </w:r>
+      <w:r>
+        <w:t xml:space="preserve">adequate since participants with ‘flat’ categorization functions over our continuum are not </w:t>
+      </w:r>
       <w:r>
         <w:rPr>
           <w:i/>
           <w:iCs/>
         </w:rPr>
-        <w:t>asi-ashi</w:t>
-      </w:r>
-      <w:proofErr w:type="spellEnd"/>
+        <w:t>necessarily</w:t>
+      </w:r>
+      <w:r>
+        <w:t xml:space="preserve"> uncooperative or misunderstanding the task (recall that the </w:t>
+      </w:r>
       <w:r>
         <w:rPr>
           <w:i/>
           <w:iCs/>
         </w:rPr>
-        <w:t xml:space="preserve"> </w:t>
-      </w:r>
-      <w:r>
-        <w:t>continuum in the opposite of the expected direction</w:t>
-      </w:r>
-      <w:r>
-        <w:t>.</w:t>
-      </w:r>
-      <w:r>
-        <w:t xml:space="preserve"> </w:t>
-      </w:r>
-      <w:r>
-        <w:t xml:space="preserve">We </w:t>
-      </w:r>
-      <w:r>
-        <w:t>decided on this change prior to analysis</w:t>
-      </w:r>
-      <w:r>
-        <w:t xml:space="preserve">, and </w:t>
-      </w:r>
-      <w:r>
-        <w:t xml:space="preserve">consider </w:t>
-      </w:r>
-      <w:r>
-        <w:t>it</w:t>
-      </w:r>
-      <w:r>
-        <w:t xml:space="preserve"> more </w:t>
-      </w:r>
-      <w:r>
-        <w:t xml:space="preserve">adequate since participants with ‘flat’ categorization functions over our continuum are not </w:t>
+        <w:t xml:space="preserve">asi-ashi </w:t>
+      </w:r>
+      <w:r>
+        <w:t xml:space="preserve">continuum we used did not include steps that would be expected to be perceived as either 100% </w:t>
       </w:r>
       <w:r>
         <w:rPr>
           <w:i/>
           <w:iCs/>
         </w:rPr>
-        <w:t>necessarily</w:t>
-      </w:r>
-      <w:r>
-        <w:t xml:space="preserve"> uncooperative or misunderstanding the task (recall that the </w:t>
-      </w:r>
-      <w:proofErr w:type="spellStart"/>
+        <w:t xml:space="preserve">asi </w:t>
+      </w:r>
+      <w:r>
+        <w:t xml:space="preserve">or 100% </w:t>
+      </w:r>
       <w:r>
         <w:rPr>
           <w:i/>
           <w:iCs/>
         </w:rPr>
-        <w:t>asi-ashi</w:t>
-      </w:r>
-      <w:proofErr w:type="spellEnd"/>
-      <w:r>
-        <w:rPr>
-          <w:i/>
-          <w:iCs/>
-        </w:rPr>
-        <w:t xml:space="preserve"> </w:t>
-      </w:r>
-      <w:r>
-        <w:t xml:space="preserve">continuum we used did not include steps that would be expected to be perceived as either 100% </w:t>
-      </w:r>
-      <w:proofErr w:type="spellStart"/>
-      <w:r>
-        <w:rPr>
-          <w:i/>
-          <w:iCs/>
-        </w:rPr>
-        <w:t>asi</w:t>
-      </w:r>
-      <w:proofErr w:type="spellEnd"/>
-      <w:r>
-        <w:rPr>
-          <w:i/>
-          <w:iCs/>
-        </w:rPr>
-        <w:t xml:space="preserve"> </w:t>
-      </w:r>
-      <w:r>
-        <w:t xml:space="preserve">or 100% </w:t>
-      </w:r>
-      <w:proofErr w:type="spellStart"/>
-      <w:r>
-        <w:rPr>
-          <w:i/>
-          <w:iCs/>
-        </w:rPr>
         <w:t>ashi</w:t>
       </w:r>
-      <w:proofErr w:type="spellEnd"/>
       <w:r>
         <w:t>)</w:t>
       </w:r>
@@ -32978,6 +32835,7 @@
   <w:style w:type="character" w:default="1" w:styleId="DefaultParagraphFont">
     <w:name w:val="Default Paragraph Font"/>
     <w:uiPriority w:val="1"/>
+    <w:semiHidden/>
     <w:unhideWhenUsed/>
   </w:style>
   <w:style w:type="table" w:default="1" w:styleId="TableNormal">
